--- a/10-保护电路/02-过流保护/电流检测保护电路/电流检测保护电路.docx
+++ b/10-保护电路/02-过流保护/电流检测保护电路/电流检测保护电路.docx
@@ -2375,6 +2375,20 @@
     </w:p>
     <w:bookmarkEnd w:id="26"/>
     <w:bookmarkEnd w:id="27"/>
+    <w:p>
+      <w:pPr>
+        <w:spacing w:before="360"/>
+        <w:jc w:val="center"/>
+      </w:pPr>
+      <w:r>
+        <w:rPr>
+          <w:rFonts w:ascii="Times New Roman" w:hAnsi="Times New Roman"/>
+          <w:color w:val="555555"/>
+          <w:sz w:val="21"/>
+        </w:rPr>
+        <w:t>材料收集者：杜文杰</w:t>
+      </w:r>
+    </w:p>
     <w:sectPr>
       <w:headerReference r:id="rId9" w:type="default"/>
       <w:footerReference r:id="rId10" w:type="default"/>

--- a/10-保护电路/02-过流保护/电流检测保护电路/电流检测保护电路.docx
+++ b/10-保护电路/02-过流保护/电流检测保护电路/电流检测保护电路.docx
@@ -1,6 +1,6 @@
 
 <file path=word/document.xml><?xml version="1.0" encoding="utf-8"?>
-<w:document xmlns:w="http://schemas.openxmlformats.org/wordprocessingml/2006/main" xmlns:m="http://schemas.openxmlformats.org/officeDocument/2006/math" xmlns:r="http://schemas.openxmlformats.org/officeDocument/2006/relationships" xmlns:o="urn:schemas-microsoft-com:office:office" xmlns:v="urn:schemas-microsoft-com:vml" xmlns:w10="urn:schemas-microsoft-com:office:word" xmlns:a="http://schemas.openxmlformats.org/drawingml/2006/main" xmlns:pic="http://schemas.openxmlformats.org/drawingml/2006/picture" xmlns:wp="http://schemas.openxmlformats.org/drawingml/2006/wordprocessingDrawing">
+<w:document xmlns:m="http://schemas.openxmlformats.org/officeDocument/2006/math" xmlns:r="http://schemas.openxmlformats.org/officeDocument/2006/relationships" xmlns:w="http://schemas.openxmlformats.org/wordprocessingml/2006/main" xmlns:o="urn:schemas-microsoft-com:office:office" xmlns:v="urn:schemas-microsoft-com:vml" xmlns:w10="urn:schemas-microsoft-com:office:word" xmlns:a="http://schemas.openxmlformats.org/drawingml/2006/main" xmlns:pic="http://schemas.openxmlformats.org/drawingml/2006/picture" xmlns:wp="http://schemas.openxmlformats.org/drawingml/2006/wordprocessingDrawing">
   <w:body>
     <w:bookmarkStart w:id="27" w:name="电流检测保护电路"/>
     <w:p>
@@ -9,7 +9,7 @@
       </w:pPr>
       <w:r>
         <w:rPr>
-          <w:rFonts w:hint="eastAsia"/>
+          <w:rFonts w:hint="eastAsia" w:eastAsia="黑体"/>
         </w:rPr>
         <w:t xml:space="preserve">电流检测保护电路</w:t>
       </w:r>
@@ -21,7 +21,7 @@
       </w:pPr>
       <w:r>
         <w:rPr>
-          <w:rFonts w:hint="eastAsia"/>
+          <w:rFonts w:hint="eastAsia" w:eastAsia="黑体"/>
         </w:rPr>
         <w:t xml:space="preserve">拓扑描述</w:t>
       </w:r>
@@ -32,16 +32,19 @@
       </w:pPr>
       <w:r>
         <w:rPr>
-          <w:rFonts w:hint="eastAsia"/>
+          <w:rFonts w:hint="eastAsia" w:eastAsia="黑体"/>
         </w:rPr>
         <w:t xml:space="preserve">由</w:t>
       </w:r>
       <w:r>
+        <w:rPr>
+          <w:rFonts w:eastAsia="黑体"/>
+        </w:rPr>
         <w:t xml:space="preserve"> </w:t>
       </w:r>
       <w:r>
         <w:rPr>
-          <w:rFonts w:hint="eastAsia"/>
+          <w:rFonts w:hint="eastAsia" w:eastAsia="黑体"/>
           <w:b/>
           <w:bCs/>
         </w:rPr>
@@ -49,6 +52,7 @@
       </w:r>
       <w:r>
         <w:rPr>
+          <w:rFonts w:eastAsia="黑体"/>
           <w:b/>
           <w:bCs/>
         </w:rPr>
@@ -82,59 +86,71 @@
       </m:oMath>
       <w:r>
         <w:rPr>
-          <w:rFonts w:hint="eastAsia"/>
+          <w:rFonts w:hint="eastAsia" w:eastAsia="黑体"/>
         </w:rPr>
         <w:t xml:space="preserve">（或电流互感器/霍尔传感器）、</w:t>
       </w:r>
       <w:r>
         <w:rPr>
-          <w:rFonts w:hint="eastAsia"/>
+          <w:rFonts w:hint="eastAsia" w:eastAsia="黑体"/>
           <w:b/>
           <w:bCs/>
         </w:rPr>
         <w:t xml:space="preserve">一个差分/仪表放大器</w:t>
       </w:r>
       <w:r>
+        <w:rPr>
+          <w:rFonts w:eastAsia="黑体"/>
+        </w:rPr>
         <w:t xml:space="preserve"> </w:t>
       </w:r>
       <w:r>
         <w:rPr>
-          <w:rFonts w:hint="eastAsia"/>
+          <w:rFonts w:hint="eastAsia" w:eastAsia="黑体"/>
         </w:rPr>
         <w:t xml:space="preserve">与</w:t>
       </w:r>
       <w:r>
+        <w:rPr>
+          <w:rFonts w:eastAsia="黑体"/>
+        </w:rPr>
         <w:t xml:space="preserve"> </w:t>
       </w:r>
       <w:r>
         <w:rPr>
-          <w:rFonts w:hint="eastAsia"/>
+          <w:rFonts w:hint="eastAsia" w:eastAsia="黑体"/>
           <w:b/>
           <w:bCs/>
         </w:rPr>
         <w:t xml:space="preserve">一个比较器/控制器</w:t>
       </w:r>
       <w:r>
+        <w:rPr>
+          <w:rFonts w:eastAsia="黑体"/>
+        </w:rPr>
         <w:t xml:space="preserve"> </w:t>
       </w:r>
       <w:r>
         <w:rPr>
-          <w:rFonts w:hint="eastAsia"/>
+          <w:rFonts w:hint="eastAsia" w:eastAsia="黑体"/>
         </w:rPr>
         <w:t xml:space="preserve">组成。电路共有</w:t>
       </w:r>
       <w:r>
+        <w:rPr>
+          <w:rFonts w:eastAsia="黑体"/>
+        </w:rPr>
         <w:t xml:space="preserve"> 5 </w:t>
       </w:r>
       <w:r>
         <w:rPr>
-          <w:rFonts w:hint="eastAsia"/>
+          <w:rFonts w:hint="eastAsia" w:eastAsia="黑体"/>
         </w:rPr>
         <w:t xml:space="preserve">个关键节点：</w:t>
       </w:r>
       <w:r>
         <w:rPr>
-          <w:rFonts w:hint="eastAsia"/>
+          <w:rFonts w:hint="eastAsia" w:eastAsia="黑体"/>
           <w:b/>
           <w:bCs/>
         </w:rPr>
@@ -142,6 +158,7 @@
       </w:r>
       <w:r>
         <w:rPr>
+          <w:rFonts w:eastAsia="黑体"/>
           <w:b/>
           <w:bCs/>
         </w:rPr>
@@ -149,7 +166,7 @@
       </w:r>
       <w:r>
         <w:rPr>
-          <w:rFonts w:hint="eastAsia"/>
+          <w:rFonts w:hint="eastAsia" w:eastAsia="黑体"/>
           <w:b/>
           <w:bCs/>
         </w:rPr>
@@ -157,7 +174,7 @@
       </w:r>
       <w:r>
         <w:rPr>
-          <w:rFonts w:hint="eastAsia"/>
+          <w:rFonts w:hint="eastAsia" w:eastAsia="黑体"/>
         </w:rPr>
         <w:t xml:space="preserve">（</w:t>
       </w:r>
@@ -188,17 +205,20 @@
         </m:sSub>
       </m:oMath>
       <w:r>
+        <w:rPr>
+          <w:rFonts w:eastAsia="黑体"/>
+        </w:rPr>
         <w:t xml:space="preserve"> </w:t>
       </w:r>
       <w:r>
         <w:rPr>
-          <w:rFonts w:hint="eastAsia"/>
+          <w:rFonts w:hint="eastAsia" w:eastAsia="黑体"/>
         </w:rPr>
         <w:t xml:space="preserve">一端，接回路电流流入侧）；</w:t>
       </w:r>
       <w:r>
         <w:rPr>
-          <w:rFonts w:hint="eastAsia"/>
+          <w:rFonts w:hint="eastAsia" w:eastAsia="黑体"/>
           <w:b/>
           <w:bCs/>
         </w:rPr>
@@ -206,6 +226,7 @@
       </w:r>
       <w:r>
         <w:rPr>
+          <w:rFonts w:eastAsia="黑体"/>
           <w:b/>
           <w:bCs/>
         </w:rPr>
@@ -213,7 +234,7 @@
       </w:r>
       <w:r>
         <w:rPr>
-          <w:rFonts w:hint="eastAsia"/>
+          <w:rFonts w:hint="eastAsia" w:eastAsia="黑体"/>
           <w:b/>
           <w:bCs/>
         </w:rPr>
@@ -221,7 +242,7 @@
       </w:r>
       <w:r>
         <w:rPr>
-          <w:rFonts w:hint="eastAsia"/>
+          <w:rFonts w:hint="eastAsia" w:eastAsia="黑体"/>
         </w:rPr>
         <w:t xml:space="preserve">（</w:t>
       </w:r>
@@ -252,15 +273,21 @@
         </m:sSub>
       </m:oMath>
       <w:r>
+        <w:rPr>
+          <w:rFonts w:eastAsia="黑体"/>
+        </w:rPr>
         <w:t xml:space="preserve"> </w:t>
       </w:r>
       <w:r>
         <w:rPr>
-          <w:rFonts w:hint="eastAsia"/>
+          <w:rFonts w:hint="eastAsia" w:eastAsia="黑体"/>
         </w:rPr>
         <w:t xml:space="preserve">另一端，接负载/回路）——两端压降即采样电压</w:t>
       </w:r>
       <w:r>
+        <w:rPr>
+          <w:rFonts w:eastAsia="黑体"/>
+        </w:rPr>
         <w:t xml:space="preserve"> </w:t>
       </w:r>
       <m:oMath>
@@ -291,13 +318,13 @@
       </m:oMath>
       <w:r>
         <w:rPr>
-          <w:rFonts w:hint="eastAsia"/>
+          <w:rFonts w:hint="eastAsia" w:eastAsia="黑体"/>
         </w:rPr>
         <w:t xml:space="preserve">；</w:t>
       </w:r>
       <w:r>
         <w:rPr>
-          <w:rFonts w:hint="eastAsia"/>
+          <w:rFonts w:hint="eastAsia" w:eastAsia="黑体"/>
           <w:b/>
           <w:bCs/>
         </w:rPr>
@@ -305,6 +332,7 @@
       </w:r>
       <w:r>
         <w:rPr>
+          <w:rFonts w:eastAsia="黑体"/>
           <w:b/>
           <w:bCs/>
         </w:rPr>
@@ -312,7 +340,7 @@
       </w:r>
       <w:r>
         <w:rPr>
-          <w:rFonts w:hint="eastAsia"/>
+          <w:rFonts w:hint="eastAsia" w:eastAsia="黑体"/>
           <w:b/>
           <w:bCs/>
         </w:rPr>
@@ -320,22 +348,25 @@
       </w:r>
       <w:r>
         <w:rPr>
-          <w:rFonts w:hint="eastAsia"/>
+          <w:rFonts w:hint="eastAsia" w:eastAsia="黑体"/>
         </w:rPr>
         <w:t xml:space="preserve">（放大器输出，接比较器</w:t>
       </w:r>
       <w:r>
+        <w:rPr>
+          <w:rFonts w:eastAsia="黑体"/>
+        </w:rPr>
         <w:t xml:space="preserve"> </w:t>
       </w:r>
       <w:r>
         <w:rPr>
-          <w:rFonts w:hint="eastAsia"/>
+          <w:rFonts w:hint="eastAsia" w:eastAsia="黑体"/>
         </w:rPr>
         <w:t xml:space="preserve">IN+）；</w:t>
       </w:r>
       <w:r>
         <w:rPr>
-          <w:rFonts w:hint="eastAsia"/>
+          <w:rFonts w:hint="eastAsia" w:eastAsia="黑体"/>
           <w:b/>
           <w:bCs/>
         </w:rPr>
@@ -343,6 +374,7 @@
       </w:r>
       <w:r>
         <w:rPr>
+          <w:rFonts w:eastAsia="黑体"/>
           <w:b/>
           <w:bCs/>
         </w:rPr>
@@ -350,7 +382,7 @@
       </w:r>
       <w:r>
         <w:rPr>
-          <w:rFonts w:hint="eastAsia"/>
+          <w:rFonts w:hint="eastAsia" w:eastAsia="黑体"/>
           <w:b/>
           <w:bCs/>
         </w:rPr>
@@ -358,20 +390,26 @@
       </w:r>
       <w:r>
         <w:rPr>
-          <w:rFonts w:hint="eastAsia"/>
+          <w:rFonts w:hint="eastAsia" w:eastAsia="黑体"/>
         </w:rPr>
         <w:t xml:space="preserve">（比较器</w:t>
       </w:r>
       <w:r>
+        <w:rPr>
+          <w:rFonts w:eastAsia="黑体"/>
+        </w:rPr>
         <w:t xml:space="preserve"> IN− </w:t>
       </w:r>
       <w:r>
         <w:rPr>
-          <w:rFonts w:hint="eastAsia"/>
+          <w:rFonts w:hint="eastAsia" w:eastAsia="黑体"/>
         </w:rPr>
         <w:t xml:space="preserve">接阈值基准</w:t>
       </w:r>
       <w:r>
+        <w:rPr>
+          <w:rFonts w:eastAsia="黑体"/>
+        </w:rPr>
         <w:t xml:space="preserve"> </w:t>
       </w:r>
       <m:oMath>
@@ -396,13 +434,13 @@
       </m:oMath>
       <w:r>
         <w:rPr>
-          <w:rFonts w:hint="eastAsia"/>
+          <w:rFonts w:hint="eastAsia" w:eastAsia="黑体"/>
         </w:rPr>
         <w:t xml:space="preserve">）；</w:t>
       </w:r>
       <w:r>
         <w:rPr>
-          <w:rFonts w:hint="eastAsia"/>
+          <w:rFonts w:hint="eastAsia" w:eastAsia="黑体"/>
           <w:b/>
           <w:bCs/>
         </w:rPr>
@@ -410,6 +448,7 @@
       </w:r>
       <w:r>
         <w:rPr>
+          <w:rFonts w:eastAsia="黑体"/>
           <w:b/>
           <w:bCs/>
         </w:rPr>
@@ -417,7 +456,7 @@
       </w:r>
       <w:r>
         <w:rPr>
-          <w:rFonts w:hint="eastAsia"/>
+          <w:rFonts w:hint="eastAsia" w:eastAsia="黑体"/>
           <w:b/>
           <w:bCs/>
         </w:rPr>
@@ -425,6 +464,7 @@
       </w:r>
       <w:r>
         <w:rPr>
+          <w:rFonts w:eastAsia="黑体"/>
           <w:b/>
           <w:bCs/>
         </w:rPr>
@@ -432,7 +472,7 @@
       </w:r>
       <w:r>
         <w:rPr>
-          <w:rFonts w:hint="eastAsia"/>
+          <w:rFonts w:hint="eastAsia" w:eastAsia="黑体"/>
         </w:rPr>
         <w:t xml:space="preserve">（放大器/比较器地）。</w:t>
       </w:r>
@@ -441,7 +481,7 @@
       <w:pPr/>
       <w:r>
         <w:rPr>
-          <w:rFonts w:hint="eastAsia"/>
+          <w:rFonts w:hint="eastAsia" w:eastAsia="黑体"/>
         </w:rPr>
         <w:t xml:space="preserve">各元件管脚连接：</w:t>
       </w:r>
@@ -472,41 +512,53 @@
         </m:sSub>
       </m:oMath>
       <w:r>
+        <w:rPr>
+          <w:rFonts w:eastAsia="黑体"/>
+        </w:rPr>
         <w:t xml:space="preserve"> </w:t>
       </w:r>
       <w:r>
         <w:rPr>
-          <w:rFonts w:hint="eastAsia"/>
+          <w:rFonts w:hint="eastAsia" w:eastAsia="黑体"/>
         </w:rPr>
         <w:t xml:space="preserve">一端接节点①、另一端接节点②，串联在电流回路中；</w:t>
       </w:r>
       <w:r>
         <w:rPr>
-          <w:rFonts w:hint="eastAsia"/>
+          <w:rFonts w:hint="eastAsia" w:eastAsia="黑体"/>
           <w:b/>
           <w:bCs/>
         </w:rPr>
         <w:t xml:space="preserve">放大器</w:t>
       </w:r>
       <w:r>
+        <w:rPr>
+          <w:rFonts w:eastAsia="黑体"/>
+        </w:rPr>
         <w:t xml:space="preserve"> </w:t>
       </w:r>
       <w:r>
         <w:rPr>
-          <w:rFonts w:hint="eastAsia"/>
+          <w:rFonts w:hint="eastAsia" w:eastAsia="黑体"/>
         </w:rPr>
         <w:t xml:space="preserve">差分输入</w:t>
       </w:r>
       <w:r>
+        <w:rPr>
+          <w:rFonts w:eastAsia="黑体"/>
+        </w:rPr>
         <w:t xml:space="preserve"> IN+、IN− </w:t>
       </w:r>
       <w:r>
         <w:rPr>
-          <w:rFonts w:hint="eastAsia"/>
+          <w:rFonts w:hint="eastAsia" w:eastAsia="黑体"/>
         </w:rPr>
         <w:t xml:space="preserve">分别接</w:t>
       </w:r>
       <w:r>
+        <w:rPr>
+          <w:rFonts w:eastAsia="黑体"/>
+        </w:rPr>
         <w:t xml:space="preserve"> </w:t>
       </w:r>
       <m:oMath>
@@ -536,58 +588,76 @@
         </m:sSub>
       </m:oMath>
       <w:r>
+        <w:rPr>
+          <w:rFonts w:eastAsia="黑体"/>
+        </w:rPr>
         <w:t xml:space="preserve"> </w:t>
       </w:r>
       <w:r>
         <w:rPr>
-          <w:rFonts w:hint="eastAsia"/>
+          <w:rFonts w:hint="eastAsia" w:eastAsia="黑体"/>
         </w:rPr>
         <w:t xml:space="preserve">两端（节点①、节点②），OUT</w:t>
       </w:r>
       <w:r>
+        <w:rPr>
+          <w:rFonts w:eastAsia="黑体"/>
+        </w:rPr>
         <w:t xml:space="preserve"> </w:t>
       </w:r>
       <w:r>
         <w:rPr>
-          <w:rFonts w:hint="eastAsia"/>
+          <w:rFonts w:hint="eastAsia" w:eastAsia="黑体"/>
         </w:rPr>
         <w:t xml:space="preserve">接节点③，电源脚与地脚接供电与节点⑤；</w:t>
       </w:r>
       <w:r>
         <w:rPr>
-          <w:rFonts w:hint="eastAsia"/>
+          <w:rFonts w:hint="eastAsia" w:eastAsia="黑体"/>
           <w:b/>
           <w:bCs/>
         </w:rPr>
         <w:t xml:space="preserve">比较器</w:t>
       </w:r>
       <w:r>
+        <w:rPr>
+          <w:rFonts w:eastAsia="黑体"/>
+        </w:rPr>
         <w:t xml:space="preserve"> </w:t>
       </w:r>
       <w:r>
+        <w:rPr>
+          <w:rFonts w:eastAsia="黑体"/>
+        </w:rPr>
         <w:t xml:space="preserve">IN+ </w:t>
       </w:r>
       <w:r>
         <w:rPr>
-          <w:rFonts w:hint="eastAsia"/>
+          <w:rFonts w:hint="eastAsia" w:eastAsia="黑体"/>
         </w:rPr>
         <w:t xml:space="preserve">接节点③、IN−</w:t>
       </w:r>
       <w:r>
+        <w:rPr>
+          <w:rFonts w:eastAsia="黑体"/>
+        </w:rPr>
         <w:t xml:space="preserve"> </w:t>
       </w:r>
       <w:r>
         <w:rPr>
-          <w:rFonts w:hint="eastAsia"/>
+          <w:rFonts w:hint="eastAsia" w:eastAsia="黑体"/>
         </w:rPr>
         <w:t xml:space="preserve">接节点④、OUT</w:t>
       </w:r>
       <w:r>
+        <w:rPr>
+          <w:rFonts w:eastAsia="黑体"/>
+        </w:rPr>
         <w:t xml:space="preserve"> </w:t>
       </w:r>
       <w:r>
         <w:rPr>
-          <w:rFonts w:hint="eastAsia"/>
+          <w:rFonts w:hint="eastAsia" w:eastAsia="黑体"/>
         </w:rPr>
         <w:t xml:space="preserve">接后级开关/控制器（触发关断或限流）、地接节点⑤。</w:t>
       </w:r>
@@ -596,11 +666,14 @@
       <w:pPr/>
       <w:r>
         <w:rPr>
-          <w:rFonts w:hint="eastAsia"/>
+          <w:rFonts w:hint="eastAsia" w:eastAsia="黑体"/>
         </w:rPr>
         <w:t xml:space="preserve">由此构成”采样电阻把电流转为压降、放大后与阈值比较、比较器输出触发关断/限流”的电流检测过流保护组态，负载电流超过</w:t>
       </w:r>
       <w:r>
+        <w:rPr>
+          <w:rFonts w:eastAsia="黑体"/>
+        </w:rPr>
         <w:t xml:space="preserve"> </w:t>
       </w:r>
       <m:oMath>
@@ -690,11 +763,14 @@
         </m:f>
       </m:oMath>
       <w:r>
+        <w:rPr>
+          <w:rFonts w:eastAsia="黑体"/>
+        </w:rPr>
         <w:t xml:space="preserve"> </w:t>
       </w:r>
       <w:r>
         <w:rPr>
-          <w:rFonts w:hint="eastAsia"/>
+          <w:rFonts w:hint="eastAsia" w:eastAsia="黑体"/>
         </w:rPr>
         <w:t xml:space="preserve">时输出保护信号，实现过流、短路保护与电流监测。</w:t>
       </w:r>
@@ -707,7 +783,7 @@
       </w:pPr>
       <w:r>
         <w:rPr>
-          <w:rFonts w:hint="eastAsia"/>
+          <w:rFonts w:hint="eastAsia" w:eastAsia="黑体"/>
         </w:rPr>
         <w:t xml:space="preserve">工作原理</w:t>
       </w:r>
@@ -718,11 +794,14 @@
       </w:pPr>
       <w:r>
         <w:rPr>
-          <w:rFonts w:hint="eastAsia"/>
+          <w:rFonts w:hint="eastAsia" w:eastAsia="黑体"/>
         </w:rPr>
         <w:t xml:space="preserve">负载电流流过采样电阻</w:t>
       </w:r>
       <w:r>
+        <w:rPr>
+          <w:rFonts w:eastAsia="黑体"/>
+        </w:rPr>
         <w:t xml:space="preserve"> </w:t>
       </w:r>
       <m:oMath>
@@ -752,15 +831,21 @@
         </m:sSub>
       </m:oMath>
       <w:r>
+        <w:rPr>
+          <w:rFonts w:eastAsia="黑体"/>
+        </w:rPr>
         <w:t xml:space="preserve"> </w:t>
       </w:r>
       <w:r>
         <w:rPr>
-          <w:rFonts w:hint="eastAsia"/>
+          <w:rFonts w:hint="eastAsia" w:eastAsia="黑体"/>
         </w:rPr>
         <w:t xml:space="preserve">产生压降</w:t>
       </w:r>
       <w:r>
+        <w:rPr>
+          <w:rFonts w:eastAsia="黑体"/>
+        </w:rPr>
         <w:t xml:space="preserve"> </w:t>
       </w:r>
       <m:oMath>
@@ -839,11 +924,14 @@
       </m:oMath>
       <w:r>
         <w:rPr>
-          <w:rFonts w:hint="eastAsia"/>
+          <w:rFonts w:hint="eastAsia" w:eastAsia="黑体"/>
         </w:rPr>
         <w:t xml:space="preserve">，经放大器放大后送入比较器，与基准阈值比较；超过阈值即输出保护信号关断功率开关或触发限流。高端/低端检测分别把</w:t>
       </w:r>
       <w:r>
+        <w:rPr>
+          <w:rFonts w:eastAsia="黑体"/>
+        </w:rPr>
         <w:t xml:space="preserve"> </w:t>
       </w:r>
       <m:oMath>
@@ -873,11 +961,14 @@
         </m:sSub>
       </m:oMath>
       <w:r>
+        <w:rPr>
+          <w:rFonts w:eastAsia="黑体"/>
+        </w:rPr>
         <w:t xml:space="preserve"> </w:t>
       </w:r>
       <w:r>
         <w:rPr>
-          <w:rFonts w:hint="eastAsia"/>
+          <w:rFonts w:hint="eastAsia" w:eastAsia="黑体"/>
         </w:rPr>
         <w:t xml:space="preserve">放在电源侧或地侧。</w:t>
       </w:r>
@@ -890,7 +981,7 @@
       </w:pPr>
       <w:r>
         <w:rPr>
-          <w:rFonts w:hint="eastAsia"/>
+          <w:rFonts w:hint="eastAsia" w:eastAsia="黑体"/>
         </w:rPr>
         <w:t xml:space="preserve">关键计算公式</w:t>
       </w:r>
@@ -904,7 +995,7 @@
       </w:pPr>
       <w:r>
         <w:rPr>
-          <w:rFonts w:hint="eastAsia"/>
+          <w:rFonts w:hint="eastAsia" w:eastAsia="黑体"/>
         </w:rPr>
         <w:t xml:space="preserve">采样电压：</w:t>
       </w:r>
@@ -1003,7 +1094,7 @@
       </w:pPr>
       <w:r>
         <w:rPr>
-          <w:rFonts w:hint="eastAsia"/>
+          <w:rFonts w:hint="eastAsia" w:eastAsia="黑体"/>
         </w:rPr>
         <w:t xml:space="preserve">放大后检测电压：</w:t>
       </w:r>
@@ -1087,7 +1178,7 @@
       </w:pPr>
       <w:r>
         <w:rPr>
-          <w:rFonts w:hint="eastAsia"/>
+          <w:rFonts w:hint="eastAsia" w:eastAsia="黑体"/>
         </w:rPr>
         <w:t xml:space="preserve">过流阈值：</w:t>
       </w:r>
@@ -1201,7 +1292,7 @@
       </w:pPr>
       <w:r>
         <w:rPr>
-          <w:rFonts w:hint="eastAsia"/>
+          <w:rFonts w:hint="eastAsia" w:eastAsia="黑体"/>
         </w:rPr>
         <w:t xml:space="preserve">采样电阻功耗：</w:t>
       </w:r>
@@ -1305,7 +1396,7 @@
       </w:pPr>
       <w:r>
         <w:rPr>
-          <w:rFonts w:hint="eastAsia"/>
+          <w:rFonts w:hint="eastAsia" w:eastAsia="黑体"/>
         </w:rPr>
         <w:t xml:space="preserve">高端检测时的共模输入范围要求。</w:t>
       </w:r>
@@ -1341,7 +1432,7 @@
             </w:pPr>
             <w:r>
               <w:rPr>
-                <w:rFonts w:hint="eastAsia"/>
+                <w:rFonts w:hint="eastAsia" w:eastAsia="黑体"/>
               </w:rPr>
               <w:t xml:space="preserve">符号</w:t>
             </w:r>
@@ -1355,7 +1446,7 @@
             </w:pPr>
             <w:r>
               <w:rPr>
-                <w:rFonts w:hint="eastAsia"/>
+                <w:rFonts w:hint="eastAsia" w:eastAsia="黑体"/>
               </w:rPr>
               <w:t xml:space="preserve">含义</w:t>
             </w:r>
@@ -1369,7 +1460,7 @@
             </w:pPr>
             <w:r>
               <w:rPr>
-                <w:rFonts w:hint="eastAsia"/>
+                <w:rFonts w:hint="eastAsia" w:eastAsia="黑体"/>
               </w:rPr>
               <w:t xml:space="preserve">单位</w:t>
             </w:r>
@@ -1398,6 +1489,9 @@
               </m:sSub>
             </m:oMath>
             <w:r>
+              <w:rPr>
+                <w:rFonts w:eastAsia="黑体"/>
+              </w:rPr>
               <w:t xml:space="preserve">​</w:t>
             </w:r>
           </w:p>
@@ -1410,7 +1504,7 @@
             </w:pPr>
             <w:r>
               <w:rPr>
-                <w:rFonts w:hint="eastAsia"/>
+                <w:rFonts w:hint="eastAsia" w:eastAsia="黑体"/>
               </w:rPr>
               <w:t xml:space="preserve">负载电流</w:t>
             </w:r>
@@ -1423,6 +1517,9 @@
               <w:pStyle w:val="Compact"/>
             </w:pPr>
             <w:r>
+              <w:rPr>
+                <w:rFonts w:eastAsia="黑体"/>
+              </w:rPr>
               <w:t xml:space="preserve">A</w:t>
             </w:r>
           </w:p>
@@ -1462,6 +1559,9 @@
               </m:sSub>
             </m:oMath>
             <w:r>
+              <w:rPr>
+                <w:rFonts w:eastAsia="黑体"/>
+              </w:rPr>
               <w:t xml:space="preserve">​</w:t>
             </w:r>
           </w:p>
@@ -1474,7 +1574,7 @@
             </w:pPr>
             <w:r>
               <w:rPr>
-                <w:rFonts w:hint="eastAsia"/>
+                <w:rFonts w:hint="eastAsia" w:eastAsia="黑体"/>
               </w:rPr>
               <w:t xml:space="preserve">采样电阻</w:t>
             </w:r>
@@ -1487,6 +1587,9 @@
               <w:pStyle w:val="Compact"/>
             </w:pPr>
             <w:r>
+              <w:rPr>
+                <w:rFonts w:eastAsia="黑体"/>
+              </w:rPr>
               <w:t xml:space="preserve">Ω</w:t>
             </w:r>
           </w:p>
@@ -1526,6 +1629,9 @@
               </m:sSub>
             </m:oMath>
             <w:r>
+              <w:rPr>
+                <w:rFonts w:eastAsia="黑体"/>
+              </w:rPr>
               <w:t xml:space="preserve">​</w:t>
             </w:r>
           </w:p>
@@ -1538,7 +1644,7 @@
             </w:pPr>
             <w:r>
               <w:rPr>
-                <w:rFonts w:hint="eastAsia"/>
+                <w:rFonts w:hint="eastAsia" w:eastAsia="黑体"/>
               </w:rPr>
               <w:t xml:space="preserve">采样电压</w:t>
             </w:r>
@@ -1551,6 +1657,9 @@
               <w:pStyle w:val="Compact"/>
             </w:pPr>
             <w:r>
+              <w:rPr>
+                <w:rFonts w:eastAsia="黑体"/>
+              </w:rPr>
               <w:t xml:space="preserve">V</w:t>
             </w:r>
           </w:p>
@@ -1569,6 +1678,9 @@
               </m:r>
             </m:oMath>
             <w:r>
+              <w:rPr>
+                <w:rFonts w:eastAsia="黑体"/>
+              </w:rPr>
               <w:t xml:space="preserve">​</w:t>
             </w:r>
           </w:p>
@@ -1581,7 +1693,7 @@
             </w:pPr>
             <w:r>
               <w:rPr>
-                <w:rFonts w:hint="eastAsia"/>
+                <w:rFonts w:hint="eastAsia" w:eastAsia="黑体"/>
               </w:rPr>
               <w:t xml:space="preserve">放大器增益</w:t>
             </w:r>
@@ -1594,6 +1706,9 @@
               <w:pStyle w:val="Compact"/>
             </w:pPr>
             <w:r>
+              <w:rPr>
+                <w:rFonts w:eastAsia="黑体"/>
+              </w:rPr>
               <w:t xml:space="preserve">—</w:t>
             </w:r>
           </w:p>
@@ -1630,6 +1745,9 @@
               </m:sSub>
             </m:oMath>
             <w:r>
+              <w:rPr>
+                <w:rFonts w:eastAsia="黑体"/>
+              </w:rPr>
               <w:t xml:space="preserve">​</w:t>
             </w:r>
           </w:p>
@@ -1642,7 +1760,7 @@
             </w:pPr>
             <w:r>
               <w:rPr>
-                <w:rFonts w:hint="eastAsia"/>
+                <w:rFonts w:hint="eastAsia" w:eastAsia="黑体"/>
               </w:rPr>
               <w:t xml:space="preserve">过流阈值</w:t>
             </w:r>
@@ -1655,6 +1773,9 @@
               <w:pStyle w:val="Compact"/>
             </w:pPr>
             <w:r>
+              <w:rPr>
+                <w:rFonts w:eastAsia="黑体"/>
+              </w:rPr>
               <w:t xml:space="preserve">A</w:t>
             </w:r>
           </w:p>
@@ -1669,7 +1790,7 @@
       </w:pPr>
       <w:r>
         <w:rPr>
-          <w:rFonts w:hint="eastAsia"/>
+          <w:rFonts w:hint="eastAsia" w:eastAsia="黑体"/>
         </w:rPr>
         <w:t xml:space="preserve">元件调整影响</w:t>
       </w:r>
@@ -1684,20 +1805,27 @@
       </w:pPr>
       <w:r>
         <w:rPr>
+          <w:rFonts w:eastAsia="黑体"/>
           <w:b/>
           <w:bCs/>
         </w:rPr>
         <w:t xml:space="preserve">R_sense ↑</w:t>
       </w:r>
       <w:r>
+        <w:rPr>
+          <w:rFonts w:eastAsia="黑体"/>
+        </w:rPr>
         <w:t xml:space="preserve"> </w:t>
       </w:r>
       <w:r>
+        <w:rPr>
+          <w:rFonts w:eastAsia="黑体"/>
+        </w:rPr>
         <w:t xml:space="preserve">→ </w:t>
       </w:r>
       <w:r>
         <w:rPr>
-          <w:rFonts w:hint="eastAsia"/>
+          <w:rFonts w:hint="eastAsia" w:eastAsia="黑体"/>
         </w:rPr>
         <w:t xml:space="preserve">检测精度与信噪比提高，但压降、功耗增大、负载电压跌落。</w:t>
       </w:r>
@@ -1712,20 +1840,27 @@
       </w:pPr>
       <w:r>
         <w:rPr>
+          <w:rFonts w:eastAsia="黑体"/>
           <w:b/>
           <w:bCs/>
         </w:rPr>
         <w:t xml:space="preserve">R_sense ↓</w:t>
       </w:r>
       <w:r>
+        <w:rPr>
+          <w:rFonts w:eastAsia="黑体"/>
+        </w:rPr>
         <w:t xml:space="preserve"> </w:t>
       </w:r>
       <w:r>
+        <w:rPr>
+          <w:rFonts w:eastAsia="黑体"/>
+        </w:rPr>
         <w:t xml:space="preserve">→ </w:t>
       </w:r>
       <w:r>
         <w:rPr>
-          <w:rFonts w:hint="eastAsia"/>
+          <w:rFonts w:hint="eastAsia" w:eastAsia="黑体"/>
         </w:rPr>
         <w:t xml:space="preserve">损耗小，但信号微弱、噪声与失调影响增大。</w:t>
       </w:r>
@@ -1740,7 +1875,7 @@
       </w:pPr>
       <w:r>
         <w:rPr>
-          <w:rFonts w:hint="eastAsia"/>
+          <w:rFonts w:hint="eastAsia" w:eastAsia="黑体"/>
           <w:b/>
           <w:bCs/>
         </w:rPr>
@@ -1748,20 +1883,27 @@
       </w:r>
       <w:r>
         <w:rPr>
+          <w:rFonts w:eastAsia="黑体"/>
           <w:b/>
           <w:bCs/>
         </w:rPr>
         <w:t xml:space="preserve"> G ↑</w:t>
       </w:r>
       <w:r>
+        <w:rPr>
+          <w:rFonts w:eastAsia="黑体"/>
+        </w:rPr>
         <w:t xml:space="preserve"> </w:t>
       </w:r>
       <w:r>
+        <w:rPr>
+          <w:rFonts w:eastAsia="黑体"/>
+        </w:rPr>
         <w:t xml:space="preserve">→ </w:t>
       </w:r>
       <w:r>
         <w:rPr>
-          <w:rFonts w:hint="eastAsia"/>
+          <w:rFonts w:hint="eastAsia" w:eastAsia="黑体"/>
         </w:rPr>
         <w:t xml:space="preserve">检测更灵敏，但同时放大失调与噪声。</w:t>
       </w:r>
@@ -1776,7 +1918,7 @@
       </w:pPr>
       <w:r>
         <w:rPr>
-          <w:rFonts w:hint="eastAsia"/>
+          <w:rFonts w:hint="eastAsia" w:eastAsia="黑体"/>
           <w:b/>
           <w:bCs/>
         </w:rPr>
@@ -1784,20 +1926,27 @@
       </w:r>
       <w:r>
         <w:rPr>
+          <w:rFonts w:eastAsia="黑体"/>
           <w:b/>
           <w:bCs/>
         </w:rPr>
         <w:t xml:space="preserve"> V_ref ↑</w:t>
       </w:r>
       <w:r>
+        <w:rPr>
+          <w:rFonts w:eastAsia="黑体"/>
+        </w:rPr>
         <w:t xml:space="preserve"> </w:t>
       </w:r>
       <w:r>
+        <w:rPr>
+          <w:rFonts w:eastAsia="黑体"/>
+        </w:rPr>
         <w:t xml:space="preserve">→ </w:t>
       </w:r>
       <w:r>
         <w:rPr>
-          <w:rFonts w:hint="eastAsia"/>
+          <w:rFonts w:hint="eastAsia" w:eastAsia="黑体"/>
         </w:rPr>
         <w:t xml:space="preserve">保护点抬升、更不易误触发，但保护动作滞后。</w:t>
       </w:r>
@@ -1810,7 +1959,7 @@
       </w:pPr>
       <w:r>
         <w:rPr>
-          <w:rFonts w:hint="eastAsia"/>
+          <w:rFonts w:hint="eastAsia" w:eastAsia="黑体"/>
         </w:rPr>
         <w:t xml:space="preserve">典型参数示例</w:t>
       </w:r>
@@ -1825,11 +1974,14 @@
       </w:pPr>
       <w:r>
         <w:rPr>
-          <w:rFonts w:hint="eastAsia"/>
+          <w:rFonts w:hint="eastAsia" w:eastAsia="黑体"/>
         </w:rPr>
         <w:t xml:space="preserve">取</w:t>
       </w:r>
       <w:r>
+        <w:rPr>
+          <w:rFonts w:eastAsia="黑体"/>
+        </w:rPr>
         <w:t xml:space="preserve"> </w:t>
       </w:r>
       <m:oMath>
@@ -1878,6 +2030,9 @@
         </m:r>
       </m:oMath>
       <w:r>
+        <w:rPr>
+          <w:rFonts w:eastAsia="黑体"/>
+        </w:rPr>
         <w:t xml:space="preserve">、</w:t>
       </w:r>
       <m:oMath>
@@ -1904,11 +2059,14 @@
         </m:r>
       </m:oMath>
       <w:r>
+        <w:rPr>
+          <w:rFonts w:eastAsia="黑体"/>
+        </w:rPr>
         <w:t xml:space="preserve"> </w:t>
       </w:r>
       <w:r>
         <w:rPr>
-          <w:rFonts w:hint="eastAsia"/>
+          <w:rFonts w:hint="eastAsia" w:eastAsia="黑体"/>
         </w:rPr>
         <w:t xml:space="preserve">A：</w:t>
       </w:r>
@@ -1966,15 +2124,21 @@
         </m:r>
       </m:oMath>
       <w:r>
+        <w:rPr>
+          <w:rFonts w:eastAsia="黑体"/>
+        </w:rPr>
         <w:t xml:space="preserve"> </w:t>
       </w:r>
       <w:r>
         <w:rPr>
-          <w:rFonts w:hint="eastAsia"/>
+          <w:rFonts w:hint="eastAsia" w:eastAsia="黑体"/>
         </w:rPr>
         <w:t xml:space="preserve">mV；功耗</w:t>
       </w:r>
       <w:r>
+        <w:rPr>
+          <w:rFonts w:eastAsia="黑体"/>
+        </w:rPr>
         <w:t xml:space="preserve"> </w:t>
       </w:r>
       <m:oMath>
@@ -2010,9 +2174,15 @@
         </m:r>
       </m:oMath>
       <w:r>
+        <w:rPr>
+          <w:rFonts w:eastAsia="黑体"/>
+        </w:rPr>
         <w:t xml:space="preserve"> </w:t>
       </w:r>
       <w:r>
+        <w:rPr>
+          <w:rFonts w:eastAsia="黑体"/>
+        </w:rPr>
         <w:t xml:space="preserve">W。</w:t>
       </w:r>
     </w:p>
@@ -2026,11 +2196,14 @@
       </w:pPr>
       <w:r>
         <w:rPr>
-          <w:rFonts w:hint="eastAsia"/>
+          <w:rFonts w:hint="eastAsia" w:eastAsia="黑体"/>
         </w:rPr>
         <w:t xml:space="preserve">取</w:t>
       </w:r>
       <w:r>
+        <w:rPr>
+          <w:rFonts w:eastAsia="黑体"/>
+        </w:rPr>
         <w:t xml:space="preserve"> </w:t>
       </w:r>
       <m:oMath>
@@ -2048,6 +2221,9 @@
         </m:r>
       </m:oMath>
       <w:r>
+        <w:rPr>
+          <w:rFonts w:eastAsia="黑体"/>
+        </w:rPr>
         <w:t xml:space="preserve">、</w:t>
       </w:r>
       <m:oMath>
@@ -2080,11 +2256,14 @@
         </m:r>
       </m:oMath>
       <w:r>
+        <w:rPr>
+          <w:rFonts w:eastAsia="黑体"/>
+        </w:rPr>
         <w:t xml:space="preserve"> </w:t>
       </w:r>
       <w:r>
         <w:rPr>
-          <w:rFonts w:hint="eastAsia"/>
+          <w:rFonts w:hint="eastAsia" w:eastAsia="黑体"/>
         </w:rPr>
         <w:t xml:space="preserve">V：</w:t>
       </w:r>
@@ -2151,9 +2330,15 @@
         </m:r>
       </m:oMath>
       <w:r>
+        <w:rPr>
+          <w:rFonts w:eastAsia="黑体"/>
+        </w:rPr>
         <w:t xml:space="preserve"> </w:t>
       </w:r>
       <w:r>
+        <w:rPr>
+          <w:rFonts w:eastAsia="黑体"/>
+        </w:rPr>
         <w:t xml:space="preserve">A。</w:t>
       </w:r>
     </w:p>
@@ -2165,7 +2350,7 @@
       </w:pPr>
       <w:r>
         <w:rPr>
-          <w:rFonts w:hint="eastAsia"/>
+          <w:rFonts w:hint="eastAsia" w:eastAsia="黑体"/>
         </w:rPr>
         <w:t xml:space="preserve">常见器件型号</w:t>
       </w:r>
@@ -2180,7 +2365,7 @@
       </w:pPr>
       <w:r>
         <w:rPr>
-          <w:rFonts w:hint="eastAsia"/>
+          <w:rFonts w:hint="eastAsia" w:eastAsia="黑体"/>
         </w:rPr>
         <w:t xml:space="preserve">电流检测放大器：INA180、INA199、MAX4080、AD8210。</w:t>
       </w:r>
@@ -2195,7 +2380,7 @@
       </w:pPr>
       <w:r>
         <w:rPr>
-          <w:rFonts w:hint="eastAsia"/>
+          <w:rFonts w:hint="eastAsia" w:eastAsia="黑体"/>
         </w:rPr>
         <w:t xml:space="preserve">差分放大器：AD629（高共模）、TL084。</w:t>
       </w:r>
@@ -2210,25 +2395,31 @@
       </w:pPr>
       <w:r>
         <w:rPr>
-          <w:rFonts w:hint="eastAsia"/>
+          <w:rFonts w:hint="eastAsia" w:eastAsia="黑体"/>
         </w:rPr>
         <w:t xml:space="preserve">采样电阻：1%</w:t>
       </w:r>
       <w:r>
+        <w:rPr>
+          <w:rFonts w:eastAsia="黑体"/>
+        </w:rPr>
         <w:t xml:space="preserve"> </w:t>
       </w:r>
       <w:r>
         <w:rPr>
-          <w:rFonts w:hint="eastAsia"/>
+          <w:rFonts w:hint="eastAsia" w:eastAsia="黑体"/>
         </w:rPr>
         <w:t xml:space="preserve">低阻精密电阻（如</w:t>
       </w:r>
       <w:r>
+        <w:rPr>
+          <w:rFonts w:eastAsia="黑体"/>
+        </w:rPr>
         <w:t xml:space="preserve"> 2512 </w:t>
       </w:r>
       <w:r>
         <w:rPr>
-          <w:rFonts w:hint="eastAsia"/>
+          <w:rFonts w:hint="eastAsia" w:eastAsia="黑体"/>
         </w:rPr>
         <w:t xml:space="preserve">封装、康铜/锰铜丝）。</w:t>
       </w:r>
@@ -2241,7 +2432,7 @@
       </w:pPr>
       <w:r>
         <w:rPr>
-          <w:rFonts w:hint="eastAsia"/>
+          <w:rFonts w:hint="eastAsia" w:eastAsia="黑体"/>
         </w:rPr>
         <w:t xml:space="preserve">注意事项</w:t>
       </w:r>
@@ -2256,7 +2447,7 @@
       </w:pPr>
       <w:r>
         <w:rPr>
-          <w:rFonts w:hint="eastAsia"/>
+          <w:rFonts w:hint="eastAsia" w:eastAsia="黑体"/>
         </w:rPr>
         <w:t xml:space="preserve">低端检测简单但地线被抬高，可能影响参考地，高端检测需高共模放大器。</w:t>
       </w:r>
@@ -2271,16 +2462,19 @@
       </w:pPr>
       <w:r>
         <w:rPr>
-          <w:rFonts w:hint="eastAsia"/>
+          <w:rFonts w:hint="eastAsia" w:eastAsia="黑体"/>
         </w:rPr>
         <w:t xml:space="preserve">采样电阻须四端（开尔文）连接以消除</w:t>
       </w:r>
       <w:r>
+        <w:rPr>
+          <w:rFonts w:eastAsia="黑体"/>
+        </w:rPr>
         <w:t xml:space="preserve"> PCB </w:t>
       </w:r>
       <w:r>
         <w:rPr>
-          <w:rFonts w:hint="eastAsia"/>
+          <w:rFonts w:hint="eastAsia" w:eastAsia="黑体"/>
         </w:rPr>
         <w:t xml:space="preserve">走线电阻误差。</w:t>
       </w:r>
@@ -2295,7 +2489,7 @@
       </w:pPr>
       <w:r>
         <w:rPr>
-          <w:rFonts w:hint="eastAsia"/>
+          <w:rFonts w:hint="eastAsia" w:eastAsia="黑体"/>
         </w:rPr>
         <w:t xml:space="preserve">采样电阻热漂移与功耗需权衡，动态范围大时用电流互感器。</w:t>
       </w:r>
@@ -2310,7 +2504,7 @@
       </w:pPr>
       <w:r>
         <w:rPr>
-          <w:rFonts w:hint="eastAsia"/>
+          <w:rFonts w:hint="eastAsia" w:eastAsia="黑体"/>
         </w:rPr>
         <w:t xml:space="preserve">保护需有迟滞或锁存，避免在阈值附近振荡。</w:t>
       </w:r>
@@ -2323,7 +2517,7 @@
       </w:pPr>
       <w:r>
         <w:rPr>
-          <w:rFonts w:hint="eastAsia"/>
+          <w:rFonts w:hint="eastAsia" w:eastAsia="黑体"/>
         </w:rPr>
         <w:t xml:space="preserve">参考资料</w:t>
       </w:r>
@@ -2337,6 +2531,9 @@
         </w:numPr>
       </w:pPr>
       <w:r>
+        <w:rPr>
+          <w:rFonts w:eastAsia="黑体"/>
+        </w:rPr>
         <w:t xml:space="preserve">Wikipedia: Current sensing。</w:t>
       </w:r>
     </w:p>
@@ -2349,11 +2546,14 @@
         </w:numPr>
       </w:pPr>
       <w:r>
+        <w:rPr>
+          <w:rFonts w:eastAsia="黑体"/>
+        </w:rPr>
         <w:t xml:space="preserve">TI INA180/INA199 </w:t>
       </w:r>
       <w:r>
         <w:rPr>
-          <w:rFonts w:hint="eastAsia"/>
+          <w:rFonts w:hint="eastAsia" w:eastAsia="黑体"/>
         </w:rPr>
         <w:t xml:space="preserve">数据手册与电流检测应用笔记。</w:t>
       </w:r>
@@ -2368,7 +2568,7 @@
       </w:pPr>
       <w:r>
         <w:rPr>
-          <w:rFonts w:hint="eastAsia"/>
+          <w:rFonts w:hint="eastAsia" w:eastAsia="黑体"/>
         </w:rPr>
         <w:t xml:space="preserve">《电子电路保护与检测》。</w:t>
       </w:r>
@@ -2382,11 +2582,11 @@
       </w:pPr>
       <w:r>
         <w:rPr>
-          <w:rFonts w:ascii="Times New Roman" w:hAnsi="Times New Roman"/>
+          <w:rFonts w:ascii="Times New Roman" w:hAnsi="Times New Roman" w:eastAsia="黑体"/>
           <w:color w:val="555555"/>
           <w:sz w:val="21"/>
         </w:rPr>
-        <w:t>材料收集者：杜文杰</w:t>
+        <w:t>材料收集者：杜文杰，WX手机：19519196569，QQ:3478827729</w:t>
       </w:r>
     </w:p>
     <w:sectPr>
@@ -2406,7 +2606,7 @@
 </file>
 
 <file path=word/footer1.xml><?xml version="1.0" encoding="utf-8"?>
-<w:ftr xmlns:m="http://schemas.openxmlformats.org/officeDocument/2006/math" xmlns:mc="http://schemas.openxmlformats.org/markup-compatibility/2006" xmlns:mo="http://schemas.microsoft.com/office/mac/office/2008/main" xmlns:mv="urn:schemas-microsoft-com:mac:vml" xmlns:o="urn:schemas-microsoft-com:office:office" xmlns:r="http://schemas.openxmlformats.org/officeDocument/2006/relationships" xmlns:v="urn:schemas-microsoft-com:vml" xmlns:w10="urn:schemas-microsoft-com:office:word" xmlns:w14="http://schemas.microsoft.com/office/word/2010/wordml" xmlns:w="http://schemas.openxmlformats.org/wordprocessingml/2006/main" xmlns:wne="http://schemas.microsoft.com/office/word/2006/wordml" xmlns:wp14="http://schemas.microsoft.com/office/word/2010/wordprocessingDrawing" xmlns:wp="http://schemas.openxmlformats.org/drawingml/2006/wordprocessingDrawing" xmlns:wpc="http://schemas.microsoft.com/office/word/2010/wordprocessingCanvas" xmlns:wpg="http://schemas.microsoft.com/office/word/2010/wordprocessingGroup" xmlns:wpi="http://schemas.microsoft.com/office/word/2010/wordprocessingInk" xmlns:wps="http://schemas.microsoft.com/office/word/2010/wordprocessingShape" mc:Ignorable="w14 wp14">
+<w:ftr xmlns:mc="http://schemas.openxmlformats.org/markup-compatibility/2006" xmlns:w="http://schemas.openxmlformats.org/wordprocessingml/2006/main" xmlns:m="http://schemas.openxmlformats.org/officeDocument/2006/math" xmlns:mo="http://schemas.microsoft.com/office/mac/office/2008/main" xmlns:mv="urn:schemas-microsoft-com:mac:vml" xmlns:o="urn:schemas-microsoft-com:office:office" xmlns:r="http://schemas.openxmlformats.org/officeDocument/2006/relationships" xmlns:v="urn:schemas-microsoft-com:vml" xmlns:w10="urn:schemas-microsoft-com:office:word" xmlns:w14="http://schemas.microsoft.com/office/word/2010/wordml" xmlns:wne="http://schemas.microsoft.com/office/word/2006/wordml" xmlns:wp14="http://schemas.microsoft.com/office/word/2010/wordprocessingDrawing" xmlns:wp="http://schemas.openxmlformats.org/drawingml/2006/wordprocessingDrawing" xmlns:wpc="http://schemas.microsoft.com/office/word/2010/wordprocessingCanvas" xmlns:wpg="http://schemas.microsoft.com/office/word/2010/wordprocessingGroup" xmlns:wpi="http://schemas.microsoft.com/office/word/2010/wordprocessingInk" xmlns:wps="http://schemas.microsoft.com/office/word/2010/wordprocessingShape" mc:Ignorable="w14 wp14">
   <w:p>
     <w:pPr>
       <w:pStyle w:val="Footer"/>
@@ -2414,12 +2614,14 @@
     </w:pPr>
     <w:r>
       <w:rPr>
+        <w:rFonts w:eastAsia="黑体"/>
         <w:sz w:val="18"/>
       </w:rPr>
       <w:t xml:space="preserve">第 </w:t>
     </w:r>
     <w:r>
       <w:rPr>
+        <w:rFonts w:eastAsia="黑体"/>
         <w:sz w:val="18"/>
       </w:rPr>
       <w:fldChar w:fldCharType="begin"/>
@@ -2428,6 +2630,7 @@
     </w:r>
     <w:r>
       <w:rPr>
+        <w:rFonts w:eastAsia="黑体"/>
         <w:sz w:val="18"/>
       </w:rPr>
       <w:t xml:space="preserve"> 页</w:t>
@@ -2441,6 +2644,9 @@
   <w:footnote w:type="continuationSeparator" w:id="0">
     <w:p>
       <w:r>
+        <w:rPr>
+          <w:rFonts w:eastAsia="黑体"/>
+        </w:rPr>
         <w:continuationSeparator/>
       </w:r>
     </w:p>
@@ -2448,6 +2654,9 @@
   <w:footnote w:type="separator" w:id="-1">
     <w:p>
       <w:r>
+        <w:rPr>
+          <w:rFonts w:eastAsia="黑体"/>
+        </w:rPr>
         <w:separator/>
       </w:r>
     </w:p>
@@ -2456,7 +2665,7 @@
 </file>
 
 <file path=word/header1.xml><?xml version="1.0" encoding="utf-8"?>
-<w:hdr xmlns:m="http://schemas.openxmlformats.org/officeDocument/2006/math" xmlns:mc="http://schemas.openxmlformats.org/markup-compatibility/2006" xmlns:mo="http://schemas.microsoft.com/office/mac/office/2008/main" xmlns:mv="urn:schemas-microsoft-com:mac:vml" xmlns:o="urn:schemas-microsoft-com:office:office" xmlns:r="http://schemas.openxmlformats.org/officeDocument/2006/relationships" xmlns:v="urn:schemas-microsoft-com:vml" xmlns:w10="urn:schemas-microsoft-com:office:word" xmlns:w14="http://schemas.microsoft.com/office/word/2010/wordml" xmlns:w="http://schemas.openxmlformats.org/wordprocessingml/2006/main" xmlns:wne="http://schemas.microsoft.com/office/word/2006/wordml" xmlns:wp14="http://schemas.microsoft.com/office/word/2010/wordprocessingDrawing" xmlns:wp="http://schemas.openxmlformats.org/drawingml/2006/wordprocessingDrawing" xmlns:wpc="http://schemas.microsoft.com/office/word/2010/wordprocessingCanvas" xmlns:wpg="http://schemas.microsoft.com/office/word/2010/wordprocessingGroup" xmlns:wpi="http://schemas.microsoft.com/office/word/2010/wordprocessingInk" xmlns:wps="http://schemas.microsoft.com/office/word/2010/wordprocessingShape" mc:Ignorable="w14 wp14">
+<w:hdr xmlns:mc="http://schemas.openxmlformats.org/markup-compatibility/2006" xmlns:w="http://schemas.openxmlformats.org/wordprocessingml/2006/main" xmlns:m="http://schemas.openxmlformats.org/officeDocument/2006/math" xmlns:mo="http://schemas.microsoft.com/office/mac/office/2008/main" xmlns:mv="urn:schemas-microsoft-com:mac:vml" xmlns:o="urn:schemas-microsoft-com:office:office" xmlns:r="http://schemas.openxmlformats.org/officeDocument/2006/relationships" xmlns:v="urn:schemas-microsoft-com:vml" xmlns:w10="urn:schemas-microsoft-com:office:word" xmlns:w14="http://schemas.microsoft.com/office/word/2010/wordml" xmlns:wne="http://schemas.microsoft.com/office/word/2006/wordml" xmlns:wp14="http://schemas.microsoft.com/office/word/2010/wordprocessingDrawing" xmlns:wp="http://schemas.openxmlformats.org/drawingml/2006/wordprocessingDrawing" xmlns:wpc="http://schemas.microsoft.com/office/word/2010/wordprocessingCanvas" xmlns:wpg="http://schemas.microsoft.com/office/word/2010/wordprocessingGroup" xmlns:wpi="http://schemas.microsoft.com/office/word/2010/wordprocessingInk" xmlns:wps="http://schemas.microsoft.com/office/word/2010/wordprocessingShape" mc:Ignorable="w14 wp14">
   <w:p>
     <w:pPr>
       <w:pStyle w:val="Header"/>
@@ -2464,7 +2673,7 @@
     </w:pPr>
     <w:r>
       <w:rPr>
-        <w:rFonts w:ascii="Times New Roman" w:hAnsi="Times New Roman"/>
+        <w:rFonts w:ascii="Times New Roman" w:hAnsi="Times New Roman" w:eastAsia="黑体"/>
         <w:sz w:val="18"/>
         <w:rFonts w:eastAsia="黑体"/>
         <w:rFonts w:eastAsia="黑体"/>
@@ -2476,7 +2685,7 @@
 </file>
 
 <file path=word/numbering.xml><?xml version="1.0" encoding="utf-8"?>
-<w:numbering xmlns:m="http://schemas.openxmlformats.org/officeDocument/2006/math" xmlns:mc="http://schemas.openxmlformats.org/markup-compatibility/2006" xmlns:mo="http://schemas.microsoft.com/office/mac/office/2008/main" xmlns:mv="urn:schemas-microsoft-com:mac:vml" xmlns:o="urn:schemas-microsoft-com:office:office" xmlns:r="http://schemas.openxmlformats.org/officeDocument/2006/relationships" xmlns:v="urn:schemas-microsoft-com:vml" xmlns:w="http://schemas.openxmlformats.org/wordprocessingml/2006/main" xmlns:w10="urn:schemas-microsoft-com:office:word" xmlns:w14="http://schemas.microsoft.com/office/word/2010/wordml" xmlns:wne="http://schemas.microsoft.com/office/word/2006/wordml" xmlns:wp="http://schemas.openxmlformats.org/drawingml/2006/wordprocessingDrawing" xmlns:wp14="http://schemas.microsoft.com/office/word/2010/wordprocessingDrawing" xmlns:wpc="http://schemas.microsoft.com/office/word/2010/wordprocessingCanvas" xmlns:wpg="http://schemas.microsoft.com/office/word/2010/wordprocessingGroup" xmlns:wpi="http://schemas.microsoft.com/office/word/2010/wordprocessingInk" xmlns:wps="http://schemas.microsoft.com/office/word/2010/wordprocessingShape" mc:Ignorable="w14 wp14">
+<w:numbering xmlns:mc="http://schemas.openxmlformats.org/markup-compatibility/2006" xmlns:w="http://schemas.openxmlformats.org/wordprocessingml/2006/main" xmlns:m="http://schemas.openxmlformats.org/officeDocument/2006/math" xmlns:mo="http://schemas.microsoft.com/office/mac/office/2008/main" xmlns:mv="urn:schemas-microsoft-com:mac:vml" xmlns:o="urn:schemas-microsoft-com:office:office" xmlns:r="http://schemas.openxmlformats.org/officeDocument/2006/relationships" xmlns:v="urn:schemas-microsoft-com:vml" xmlns:w10="urn:schemas-microsoft-com:office:word" xmlns:w14="http://schemas.microsoft.com/office/word/2010/wordml" xmlns:wne="http://schemas.microsoft.com/office/word/2006/wordml" xmlns:wp="http://schemas.openxmlformats.org/drawingml/2006/wordprocessingDrawing" xmlns:wp14="http://schemas.microsoft.com/office/word/2010/wordprocessingDrawing" xmlns:wpc="http://schemas.microsoft.com/office/word/2010/wordprocessingCanvas" xmlns:wpg="http://schemas.microsoft.com/office/word/2010/wordprocessingGroup" xmlns:wpi="http://schemas.microsoft.com/office/word/2010/wordprocessingInk" xmlns:wps="http://schemas.microsoft.com/office/word/2010/wordprocessingShape" mc:Ignorable="w14 wp14">
   <w:abstractNum w:abstractNumId="0">
     <w:nsid w:val="FFFFFF7C"/>
     <w:multiLevelType w:val="singleLevel"/>
@@ -2563,7 +2772,7 @@
         <w:ind w:hanging="360" w:left="1440"/>
       </w:pPr>
       <w:rPr>
-        <w:rFonts w:ascii="Symbol" w:hAnsi="Symbol" w:hint="default"/>
+        <w:rFonts w:ascii="Symbol" w:hAnsi="Symbol" w:hint="default" w:eastAsia="黑体"/>
       </w:rPr>
     </w:lvl>
   </w:abstractNum>
@@ -2584,7 +2793,7 @@
         <w:ind w:hanging="360" w:left="1080"/>
       </w:pPr>
       <w:rPr>
-        <w:rFonts w:ascii="Symbol" w:hAnsi="Symbol" w:hint="default"/>
+        <w:rFonts w:ascii="Symbol" w:hAnsi="Symbol" w:hint="default" w:eastAsia="黑体"/>
       </w:rPr>
     </w:lvl>
   </w:abstractNum>
@@ -2605,7 +2814,7 @@
         <w:ind w:hanging="360" w:left="720"/>
       </w:pPr>
       <w:rPr>
-        <w:rFonts w:ascii="Symbol" w:hAnsi="Symbol" w:hint="default"/>
+        <w:rFonts w:ascii="Symbol" w:hAnsi="Symbol" w:hint="default" w:eastAsia="黑体"/>
       </w:rPr>
     </w:lvl>
   </w:abstractNum>
@@ -2644,7 +2853,7 @@
         <w:ind w:hanging="360" w:left="360"/>
       </w:pPr>
       <w:rPr>
-        <w:rFonts w:ascii="Symbol" w:hAnsi="Symbol" w:hint="default"/>
+        <w:rFonts w:ascii="Symbol" w:hAnsi="Symbol" w:hint="default" w:eastAsia="黑体"/>
       </w:rPr>
     </w:lvl>
   </w:abstractNum>
@@ -2735,7 +2944,7 @@
         <w:ind w:left="720" w:hanging="360"/>
       </w:pPr>
       <w:rPr>
-        <w:rFonts w:ascii="Symbol" w:hAnsi="Symbol" w:cs="Symbol" w:hint="default"/>
+        <w:rFonts w:ascii="Symbol" w:hAnsi="Symbol" w:cs="Symbol" w:hint="default" w:eastAsia="黑体"/>
       </w:rPr>
     </w:lvl>
     <w:lvl w:ilvl="1">
@@ -2746,7 +2955,7 @@
         <w:ind w:left="1440" w:hanging="360"/>
       </w:pPr>
       <w:rPr>
-        <w:rFonts w:ascii="Courier New" w:hAnsi="Courier New" w:cs="Courier New" w:hint="default"/>
+        <w:rFonts w:ascii="Courier New" w:hAnsi="Courier New" w:cs="Courier New" w:hint="default" w:eastAsia="黑体"/>
       </w:rPr>
     </w:lvl>
     <w:lvl w:ilvl="2">
@@ -2757,7 +2966,7 @@
         <w:ind w:left="2160" w:hanging="360"/>
       </w:pPr>
       <w:rPr>
-        <w:rFonts w:ascii="Wingdings" w:hAnsi="Wingdings" w:cs="Wingdings" w:hint="default"/>
+        <w:rFonts w:ascii="Wingdings" w:hAnsi="Wingdings" w:cs="Wingdings" w:hint="default" w:eastAsia="黑体"/>
       </w:rPr>
     </w:lvl>
     <w:lvl w:ilvl="3">
@@ -2768,7 +2977,7 @@
         <w:ind w:left="2880" w:hanging="360"/>
       </w:pPr>
       <w:rPr>
-        <w:rFonts w:ascii="Symbol" w:hAnsi="Symbol" w:cs="Symbol" w:hint="default"/>
+        <w:rFonts w:ascii="Symbol" w:hAnsi="Symbol" w:cs="Symbol" w:hint="default" w:eastAsia="黑体"/>
       </w:rPr>
     </w:lvl>
     <w:lvl w:ilvl="4">
@@ -2779,7 +2988,7 @@
         <w:ind w:left="3600" w:hanging="360"/>
       </w:pPr>
       <w:rPr>
-        <w:rFonts w:ascii="Courier New" w:hAnsi="Courier New" w:cs="Courier New" w:hint="default"/>
+        <w:rFonts w:ascii="Courier New" w:hAnsi="Courier New" w:cs="Courier New" w:hint="default" w:eastAsia="黑体"/>
       </w:rPr>
     </w:lvl>
     <w:lvl w:ilvl="5">
@@ -2790,7 +2999,7 @@
         <w:ind w:left="4320" w:hanging="360"/>
       </w:pPr>
       <w:rPr>
-        <w:rFonts w:ascii="Wingdings" w:hAnsi="Wingdings" w:cs="Wingdings" w:hint="default"/>
+        <w:rFonts w:ascii="Wingdings" w:hAnsi="Wingdings" w:cs="Wingdings" w:hint="default" w:eastAsia="黑体"/>
       </w:rPr>
     </w:lvl>
     <w:lvl w:ilvl="6">
@@ -2801,7 +3010,7 @@
         <w:ind w:left="5040" w:hanging="360"/>
       </w:pPr>
       <w:rPr>
-        <w:rFonts w:ascii="Symbol" w:hAnsi="Symbol" w:cs="Symbol" w:hint="default"/>
+        <w:rFonts w:ascii="Symbol" w:hAnsi="Symbol" w:cs="Symbol" w:hint="default" w:eastAsia="黑体"/>
       </w:rPr>
     </w:lvl>
     <w:lvl w:ilvl="7">
@@ -2812,7 +3021,7 @@
         <w:ind w:left="5760" w:hanging="360"/>
       </w:pPr>
       <w:rPr>
-        <w:rFonts w:ascii="Courier New" w:hAnsi="Courier New" w:cs="Courier New" w:hint="default"/>
+        <w:rFonts w:ascii="Courier New" w:hAnsi="Courier New" w:cs="Courier New" w:hint="default" w:eastAsia="黑体"/>
       </w:rPr>
     </w:lvl>
     <w:lvl w:ilvl="8">
@@ -2823,7 +3032,7 @@
         <w:ind w:left="6480" w:hanging="360"/>
       </w:pPr>
       <w:rPr>
-        <w:rFonts w:ascii="Wingdings" w:hAnsi="Wingdings" w:cs="Wingdings" w:hint="default"/>
+        <w:rFonts w:ascii="Wingdings" w:hAnsi="Wingdings" w:cs="Wingdings" w:hint="default" w:eastAsia="黑体"/>
       </w:rPr>
     </w:lvl>
   </w:abstractNum>
@@ -2879,11 +3088,11 @@
 </file>
 
 <file path=word/styles.xml><?xml version="1.0" encoding="utf-8"?>
-<w:styles xmlns:mc="http://schemas.openxmlformats.org/markup-compatibility/2006" xmlns:r="http://schemas.openxmlformats.org/officeDocument/2006/relationships" xmlns:w="http://schemas.openxmlformats.org/wordprocessingml/2006/main" xmlns:w14="http://schemas.microsoft.com/office/word/2010/wordml" mc:Ignorable="w14">
+<w:styles xmlns:mc="http://schemas.openxmlformats.org/markup-compatibility/2006" xmlns:w="http://schemas.openxmlformats.org/wordprocessingml/2006/main" xmlns:r="http://schemas.openxmlformats.org/officeDocument/2006/relationships" xmlns:w14="http://schemas.microsoft.com/office/word/2010/wordml" mc:Ignorable="w14">
   <w:docDefaults>
     <w:rPrDefault>
       <w:rPr>
-        <w:rFonts w:asciiTheme="minorHAnsi" w:cstheme="minorBidi" w:eastAsiaTheme="minorEastAsia" w:hAnsiTheme="minorHAnsi"/>
+        <w:rFonts w:asciiTheme="minorHAnsi" w:cstheme="minorBidi" w:hAnsiTheme="minorHAnsi" w:eastAsia="黑体"/>
         <w:sz w:val="22"/>
         <w:szCs w:val="22"/>
         <w:lang w:bidi="ar-SA" w:eastAsia="en-US" w:val="en-US"/>
@@ -3105,7 +3314,7 @@
       <w:outlineLvl w:val="0"/>
     </w:pPr>
     <w:rPr>
-      <w:rFonts w:ascii="Times New Roman" w:asciiTheme="majorHAnsi" w:cstheme="majorBidi" w:eastAsia="黑体" w:eastAsiaTheme="majorEastAsia" w:hAnsi="Times New Roman" w:hAnsiTheme="majorHAnsi"/>
+      <w:rFonts w:ascii="Times New Roman" w:asciiTheme="majorHAnsi" w:cstheme="majorBidi" w:eastAsia="黑体" w:hAnsi="Times New Roman" w:hAnsiTheme="majorHAnsi"/>
       <w:b/>
       <w:bCs/>
       <w:color w:val="1F3864"/>
@@ -3129,7 +3338,7 @@
       <w:outlineLvl w:val="1"/>
     </w:pPr>
     <w:rPr>
-      <w:rFonts w:ascii="Times New Roman" w:asciiTheme="majorHAnsi" w:cstheme="majorBidi" w:eastAsia="黑体" w:eastAsiaTheme="majorEastAsia" w:hAnsi="Times New Roman" w:hAnsiTheme="majorHAnsi"/>
+      <w:rFonts w:ascii="Times New Roman" w:asciiTheme="majorHAnsi" w:cstheme="majorBidi" w:eastAsia="黑体" w:hAnsi="Times New Roman" w:hAnsiTheme="majorHAnsi"/>
       <w:b/>
       <w:bCs/>
       <w:color w:val="2E4E7E"/>
@@ -3153,7 +3362,7 @@
       <w:outlineLvl w:val="2"/>
     </w:pPr>
     <w:rPr>
-      <w:rFonts w:ascii="Times New Roman" w:asciiTheme="majorHAnsi" w:cstheme="majorBidi" w:eastAsia="黑体" w:eastAsiaTheme="majorEastAsia" w:hAnsi="Times New Roman" w:hAnsiTheme="majorHAnsi"/>
+      <w:rFonts w:ascii="Times New Roman" w:asciiTheme="majorHAnsi" w:cstheme="majorBidi" w:eastAsia="黑体" w:hAnsi="Times New Roman" w:hAnsiTheme="majorHAnsi"/>
       <w:b/>
       <w:bCs/>
       <w:color w:val="2E4E7E"/>
@@ -3177,7 +3386,7 @@
       <w:outlineLvl w:val="3"/>
     </w:pPr>
     <w:rPr>
-      <w:rFonts w:ascii="Times New Roman" w:asciiTheme="majorHAnsi" w:cstheme="majorBidi" w:eastAsia="黑体" w:eastAsiaTheme="majorEastAsia" w:hAnsi="Times New Roman" w:hAnsiTheme="majorHAnsi"/>
+      <w:rFonts w:ascii="Times New Roman" w:asciiTheme="majorHAnsi" w:cstheme="majorBidi" w:eastAsia="黑体" w:hAnsi="Times New Roman" w:hAnsiTheme="majorHAnsi"/>
       <w:b/>
       <w:bCs/>
       <w:i/>
@@ -3203,7 +3412,7 @@
       <w:outlineLvl w:val="4"/>
     </w:pPr>
     <w:rPr>
-      <w:rFonts w:ascii="Times New Roman" w:asciiTheme="majorHAnsi" w:cstheme="majorBidi" w:eastAsia="黑体" w:eastAsiaTheme="majorEastAsia" w:hAnsi="Times New Roman" w:hAnsiTheme="majorHAnsi"/>
+      <w:rFonts w:ascii="Times New Roman" w:asciiTheme="majorHAnsi" w:cstheme="majorBidi" w:eastAsia="黑体" w:hAnsi="Times New Roman" w:hAnsiTheme="majorHAnsi"/>
       <w:b/>
       <w:color w:val="333333"/>
       <w:sz w:val="22"/>
@@ -3226,7 +3435,7 @@
       <w:outlineLvl w:val="5"/>
     </w:pPr>
     <w:rPr>
-      <w:rFonts w:asciiTheme="majorHAnsi" w:cstheme="majorBidi" w:eastAsiaTheme="majorEastAsia" w:hAnsiTheme="majorHAnsi"/>
+      <w:rFonts w:asciiTheme="majorHAnsi" w:cstheme="majorBidi" w:hAnsiTheme="majorHAnsi" w:eastAsia="黑体"/>
       <w:i/>
       <w:iCs/>
       <w:color w:themeColor="accent1" w:themeShade="7F" w:val="243F60"/>
@@ -3249,7 +3458,7 @@
       <w:outlineLvl w:val="6"/>
     </w:pPr>
     <w:rPr>
-      <w:rFonts w:asciiTheme="majorHAnsi" w:cstheme="majorBidi" w:eastAsiaTheme="majorEastAsia" w:hAnsiTheme="majorHAnsi"/>
+      <w:rFonts w:asciiTheme="majorHAnsi" w:cstheme="majorBidi" w:hAnsiTheme="majorHAnsi" w:eastAsia="黑体"/>
       <w:i/>
       <w:iCs/>
       <w:color w:themeColor="text1" w:themeTint="BF" w:val="404040"/>
@@ -3272,7 +3481,7 @@
       <w:outlineLvl w:val="7"/>
     </w:pPr>
     <w:rPr>
-      <w:rFonts w:asciiTheme="majorHAnsi" w:cstheme="majorBidi" w:eastAsiaTheme="majorEastAsia" w:hAnsiTheme="majorHAnsi"/>
+      <w:rFonts w:asciiTheme="majorHAnsi" w:cstheme="majorBidi" w:hAnsiTheme="majorHAnsi" w:eastAsia="黑体"/>
       <w:color w:themeColor="accent1" w:val="4F81BD"/>
       <w:sz w:val="20"/>
       <w:szCs w:val="20"/>
@@ -3295,7 +3504,7 @@
       <w:outlineLvl w:val="8"/>
     </w:pPr>
     <w:rPr>
-      <w:rFonts w:asciiTheme="majorHAnsi" w:cstheme="majorBidi" w:eastAsiaTheme="majorEastAsia" w:hAnsiTheme="majorHAnsi"/>
+      <w:rFonts w:asciiTheme="majorHAnsi" w:cstheme="majorBidi" w:hAnsiTheme="majorHAnsi" w:eastAsia="黑体"/>
       <w:i/>
       <w:iCs/>
       <w:color w:themeColor="text1" w:themeTint="BF" w:val="404040"/>
@@ -3346,7 +3555,7 @@
     <w:uiPriority w:val="9"/>
     <w:rsid w:val="00FC693F"/>
     <w:rPr>
-      <w:rFonts w:asciiTheme="majorHAnsi" w:cstheme="majorBidi" w:eastAsiaTheme="majorEastAsia" w:hAnsiTheme="majorHAnsi"/>
+      <w:rFonts w:asciiTheme="majorHAnsi" w:cstheme="majorBidi" w:hAnsiTheme="majorHAnsi" w:eastAsia="黑体"/>
       <w:b/>
       <w:bCs/>
       <w:color w:themeColor="accent1" w:themeShade="BF" w:val="365F91"/>
@@ -3361,7 +3570,7 @@
     <w:uiPriority w:val="9"/>
     <w:rsid w:val="00FC693F"/>
     <w:rPr>
-      <w:rFonts w:asciiTheme="majorHAnsi" w:cstheme="majorBidi" w:eastAsiaTheme="majorEastAsia" w:hAnsiTheme="majorHAnsi"/>
+      <w:rFonts w:asciiTheme="majorHAnsi" w:cstheme="majorBidi" w:hAnsiTheme="majorHAnsi" w:eastAsia="黑体"/>
       <w:b/>
       <w:bCs/>
       <w:color w:themeColor="accent1" w:val="4F81BD"/>
@@ -3376,7 +3585,7 @@
     <w:uiPriority w:val="9"/>
     <w:rsid w:val="00FC693F"/>
     <w:rPr>
-      <w:rFonts w:asciiTheme="majorHAnsi" w:cstheme="majorBidi" w:eastAsiaTheme="majorEastAsia" w:hAnsiTheme="majorHAnsi"/>
+      <w:rFonts w:asciiTheme="majorHAnsi" w:cstheme="majorBidi" w:hAnsiTheme="majorHAnsi" w:eastAsia="黑体"/>
       <w:b/>
       <w:bCs/>
       <w:color w:themeColor="accent1" w:val="4F81BD"/>
@@ -3399,7 +3608,7 @@
       <w:contextualSpacing/>
     </w:pPr>
     <w:rPr>
-      <w:rFonts w:ascii="Times New Roman" w:asciiTheme="majorHAnsi" w:cstheme="majorBidi" w:eastAsia="黑体" w:eastAsiaTheme="majorEastAsia" w:hAnsi="Times New Roman" w:hAnsiTheme="majorHAnsi"/>
+      <w:rFonts w:ascii="Times New Roman" w:asciiTheme="majorHAnsi" w:cstheme="majorBidi" w:eastAsia="黑体" w:hAnsi="Times New Roman" w:hAnsiTheme="majorHAnsi"/>
       <w:b/>
       <w:color w:val="1F3864"/>
       <w:spacing w:val="5"/>
@@ -3415,7 +3624,7 @@
     <w:uiPriority w:val="10"/>
     <w:rsid w:val="00FC693F"/>
     <w:rPr>
-      <w:rFonts w:asciiTheme="majorHAnsi" w:cstheme="majorBidi" w:eastAsiaTheme="majorEastAsia" w:hAnsiTheme="majorHAnsi"/>
+      <w:rFonts w:asciiTheme="majorHAnsi" w:cstheme="majorBidi" w:hAnsiTheme="majorHAnsi" w:eastAsia="黑体"/>
       <w:color w:themeColor="text2" w:themeShade="BF" w:val="17365D"/>
       <w:spacing w:val="5"/>
       <w:kern w:val="28"/>
@@ -3437,7 +3646,7 @@
       </w:numPr>
     </w:pPr>
     <w:rPr>
-      <w:rFonts w:asciiTheme="majorHAnsi" w:cstheme="majorBidi" w:eastAsiaTheme="majorEastAsia" w:hAnsiTheme="majorHAnsi"/>
+      <w:rFonts w:asciiTheme="majorHAnsi" w:cstheme="majorBidi" w:hAnsiTheme="majorHAnsi" w:eastAsia="黑体"/>
       <w:i/>
       <w:iCs/>
       <w:color w:themeColor="accent1" w:val="4F81BD"/>
@@ -3453,7 +3662,7 @@
     <w:uiPriority w:val="11"/>
     <w:rsid w:val="00FC693F"/>
     <w:rPr>
-      <w:rFonts w:asciiTheme="majorHAnsi" w:cstheme="majorBidi" w:eastAsiaTheme="majorEastAsia" w:hAnsiTheme="majorHAnsi"/>
+      <w:rFonts w:asciiTheme="majorHAnsi" w:cstheme="majorBidi" w:hAnsiTheme="majorHAnsi" w:eastAsia="黑体"/>
       <w:i/>
       <w:iCs/>
       <w:color w:themeColor="accent1" w:val="4F81BD"/>
@@ -3520,6 +3729,7 @@
       <w:spacing w:after="120"/>
     </w:pPr>
     <w:rPr>
+      <w:rFonts w:eastAsia="黑体"/>
       <w:sz w:val="16"/>
       <w:szCs w:val="16"/>
     </w:rPr>
@@ -3531,6 +3741,7 @@
     <w:uiPriority w:val="99"/>
     <w:rsid w:val="00AA1D8D"/>
     <w:rPr>
+      <w:rFonts w:eastAsia="黑体"/>
       <w:sz w:val="16"/>
       <w:szCs w:val="16"/>
     </w:rPr>
@@ -3700,7 +3911,7 @@
       </w:tabs>
     </w:pPr>
     <w:rPr>
-      <w:rFonts w:ascii="Courier" w:hAnsi="Courier"/>
+      <w:rFonts w:ascii="Courier" w:hAnsi="Courier" w:eastAsia="黑体"/>
       <w:sz w:val="20"/>
       <w:szCs w:val="20"/>
     </w:rPr>
@@ -3712,7 +3923,7 @@
     <w:uiPriority w:val="99"/>
     <w:rsid w:val="0029639D"/>
     <w:rPr>
-      <w:rFonts w:ascii="Courier" w:hAnsi="Courier"/>
+      <w:rFonts w:ascii="Courier" w:hAnsi="Courier" w:eastAsia="黑体"/>
       <w:sz w:val="20"/>
       <w:szCs w:val="20"/>
     </w:rPr>
@@ -3748,6 +3959,7 @@
     <w:uiPriority w:val="29"/>
     <w:rsid w:val="00FC693F"/>
     <w:rPr>
+      <w:rFonts w:eastAsia="黑体"/>
       <w:i/>
       <w:iCs/>
       <w:color w:themeColor="text1" w:val="000000"/>
@@ -3761,7 +3973,7 @@
     <w:semiHidden/>
     <w:rsid w:val="00FC693F"/>
     <w:rPr>
-      <w:rFonts w:asciiTheme="majorHAnsi" w:cstheme="majorBidi" w:eastAsiaTheme="majorEastAsia" w:hAnsiTheme="majorHAnsi"/>
+      <w:rFonts w:asciiTheme="majorHAnsi" w:cstheme="majorBidi" w:hAnsiTheme="majorHAnsi" w:eastAsia="黑体"/>
       <w:b/>
       <w:bCs/>
       <w:i/>
@@ -3777,7 +3989,7 @@
     <w:semiHidden/>
     <w:rsid w:val="00FC693F"/>
     <w:rPr>
-      <w:rFonts w:asciiTheme="majorHAnsi" w:cstheme="majorBidi" w:eastAsiaTheme="majorEastAsia" w:hAnsiTheme="majorHAnsi"/>
+      <w:rFonts w:asciiTheme="majorHAnsi" w:cstheme="majorBidi" w:hAnsiTheme="majorHAnsi" w:eastAsia="黑体"/>
       <w:color w:themeColor="accent1" w:themeShade="7F" w:val="243F60"/>
     </w:rPr>
   </w:style>
@@ -3789,7 +4001,7 @@
     <w:semiHidden/>
     <w:rsid w:val="00FC693F"/>
     <w:rPr>
-      <w:rFonts w:asciiTheme="majorHAnsi" w:cstheme="majorBidi" w:eastAsiaTheme="majorEastAsia" w:hAnsiTheme="majorHAnsi"/>
+      <w:rFonts w:asciiTheme="majorHAnsi" w:cstheme="majorBidi" w:hAnsiTheme="majorHAnsi" w:eastAsia="黑体"/>
       <w:i/>
       <w:iCs/>
       <w:color w:themeColor="accent1" w:themeShade="7F" w:val="243F60"/>
@@ -3803,7 +4015,7 @@
     <w:semiHidden/>
     <w:rsid w:val="00FC693F"/>
     <w:rPr>
-      <w:rFonts w:asciiTheme="majorHAnsi" w:cstheme="majorBidi" w:eastAsiaTheme="majorEastAsia" w:hAnsiTheme="majorHAnsi"/>
+      <w:rFonts w:asciiTheme="majorHAnsi" w:cstheme="majorBidi" w:hAnsiTheme="majorHAnsi" w:eastAsia="黑体"/>
       <w:i/>
       <w:iCs/>
       <w:color w:themeColor="text1" w:themeTint="BF" w:val="404040"/>
@@ -3817,7 +4029,7 @@
     <w:semiHidden/>
     <w:rsid w:val="00FC693F"/>
     <w:rPr>
-      <w:rFonts w:asciiTheme="majorHAnsi" w:cstheme="majorBidi" w:eastAsiaTheme="majorEastAsia" w:hAnsiTheme="majorHAnsi"/>
+      <w:rFonts w:asciiTheme="majorHAnsi" w:cstheme="majorBidi" w:hAnsiTheme="majorHAnsi" w:eastAsia="黑体"/>
       <w:color w:themeColor="accent1" w:val="4F81BD"/>
       <w:sz w:val="20"/>
       <w:szCs w:val="20"/>
@@ -3831,7 +4043,7 @@
     <w:semiHidden/>
     <w:rsid w:val="00FC693F"/>
     <w:rPr>
-      <w:rFonts w:asciiTheme="majorHAnsi" w:cstheme="majorBidi" w:eastAsiaTheme="majorEastAsia" w:hAnsiTheme="majorHAnsi"/>
+      <w:rFonts w:asciiTheme="majorHAnsi" w:cstheme="majorBidi" w:hAnsiTheme="majorHAnsi" w:eastAsia="黑体"/>
       <w:i/>
       <w:iCs/>
       <w:color w:themeColor="text1" w:themeTint="BF" w:val="404040"/>
@@ -3852,6 +4064,7 @@
       <w:spacing w:line="240" w:lineRule="auto"/>
     </w:pPr>
     <w:rPr>
+      <w:rFonts w:eastAsia="黑体"/>
       <w:b/>
       <w:bCs/>
       <w:color w:themeColor="accent1" w:val="4F81BD"/>
@@ -3866,6 +4079,7 @@
     <w:qFormat/>
     <w:rsid w:val="00FC693F"/>
     <w:rPr>
+      <w:rFonts w:eastAsia="黑体"/>
       <w:b/>
       <w:bCs/>
     </w:rPr>
@@ -3877,6 +4091,7 @@
     <w:qFormat/>
     <w:rsid w:val="00FC693F"/>
     <w:rPr>
+      <w:rFonts w:eastAsia="黑体"/>
       <w:i/>
       <w:iCs/>
     </w:rPr>
@@ -3897,6 +4112,7 @@
       <w:ind w:left="936" w:right="936"/>
     </w:pPr>
     <w:rPr>
+      <w:rFonts w:eastAsia="黑体"/>
       <w:b/>
       <w:bCs/>
       <w:i/>
@@ -3911,6 +4127,7 @@
     <w:uiPriority w:val="30"/>
     <w:rsid w:val="00FC693F"/>
     <w:rPr>
+      <w:rFonts w:eastAsia="黑体"/>
       <w:b/>
       <w:bCs/>
       <w:i/>
@@ -3925,6 +4142,7 @@
     <w:qFormat/>
     <w:rsid w:val="00FC693F"/>
     <w:rPr>
+      <w:rFonts w:eastAsia="黑体"/>
       <w:i/>
       <w:iCs/>
       <w:color w:themeColor="text1" w:themeTint="7F" w:val="808080"/>
@@ -3937,6 +4155,7 @@
     <w:qFormat/>
     <w:rsid w:val="00FC693F"/>
     <w:rPr>
+      <w:rFonts w:eastAsia="黑体"/>
       <w:b/>
       <w:bCs/>
       <w:i/>
@@ -3951,6 +4170,7 @@
     <w:qFormat/>
     <w:rsid w:val="00FC693F"/>
     <w:rPr>
+      <w:rFonts w:eastAsia="黑体"/>
       <w:smallCaps/>
       <w:color w:themeColor="accent2" w:val="C0504D"/>
       <w:u w:val="single"/>
@@ -3963,6 +4183,7 @@
     <w:qFormat/>
     <w:rsid w:val="00FC693F"/>
     <w:rPr>
+      <w:rFonts w:eastAsia="黑体"/>
       <w:b/>
       <w:bCs/>
       <w:smallCaps/>
@@ -3978,6 +4199,7 @@
     <w:qFormat/>
     <w:rsid w:val="00FC693F"/>
     <w:rPr>
+      <w:rFonts w:eastAsia="黑体"/>
       <w:b/>
       <w:bCs/>
       <w:smallCaps/>
@@ -4032,6 +4254,7 @@
       <w:spacing w:after="0" w:line="240" w:lineRule="auto"/>
     </w:pPr>
     <w:rPr>
+      <w:rFonts w:eastAsia="黑体"/>
       <w:color w:themeColor="text1" w:themeShade="BF" w:val="000000"/>
     </w:rPr>
     <w:tblPr>
@@ -4054,6 +4277,7 @@
         <w:spacing w:after="0" w:before="0" w:line="240" w:lineRule="auto"/>
       </w:pPr>
       <w:rPr>
+        <w:rFonts w:eastAsia="黑体"/>
         <w:b/>
         <w:bCs/>
       </w:rPr>
@@ -4074,6 +4298,7 @@
         <w:spacing w:after="0" w:before="0" w:line="240" w:lineRule="auto"/>
       </w:pPr>
       <w:rPr>
+        <w:rFonts w:eastAsia="黑体"/>
         <w:b/>
         <w:bCs/>
       </w:rPr>
@@ -4091,12 +4316,14 @@
     </w:tblStylePr>
     <w:tblStylePr w:type="firstCol">
       <w:rPr>
+        <w:rFonts w:eastAsia="黑体"/>
         <w:b/>
         <w:bCs/>
       </w:rPr>
     </w:tblStylePr>
     <w:tblStylePr w:type="lastCol">
       <w:rPr>
+        <w:rFonts w:eastAsia="黑体"/>
         <w:b/>
         <w:bCs/>
       </w:rPr>
@@ -4135,6 +4362,7 @@
       <w:spacing w:after="0" w:line="240" w:lineRule="auto"/>
     </w:pPr>
     <w:rPr>
+      <w:rFonts w:eastAsia="黑体"/>
       <w:color w:themeColor="accent1" w:themeShade="BF" w:val="365F91"/>
     </w:rPr>
     <w:tblPr>
@@ -4157,6 +4385,7 @@
         <w:spacing w:after="0" w:before="0" w:line="240" w:lineRule="auto"/>
       </w:pPr>
       <w:rPr>
+        <w:rFonts w:eastAsia="黑体"/>
         <w:b/>
         <w:bCs/>
       </w:rPr>
@@ -4177,6 +4406,7 @@
         <w:spacing w:after="0" w:before="0" w:line="240" w:lineRule="auto"/>
       </w:pPr>
       <w:rPr>
+        <w:rFonts w:eastAsia="黑体"/>
         <w:b/>
         <w:bCs/>
       </w:rPr>
@@ -4194,12 +4424,14 @@
     </w:tblStylePr>
     <w:tblStylePr w:type="firstCol">
       <w:rPr>
+        <w:rFonts w:eastAsia="黑体"/>
         <w:b/>
         <w:bCs/>
       </w:rPr>
     </w:tblStylePr>
     <w:tblStylePr w:type="lastCol">
       <w:rPr>
+        <w:rFonts w:eastAsia="黑体"/>
         <w:b/>
         <w:bCs/>
       </w:rPr>
@@ -4238,6 +4470,7 @@
       <w:spacing w:after="0" w:line="240" w:lineRule="auto"/>
     </w:pPr>
     <w:rPr>
+      <w:rFonts w:eastAsia="黑体"/>
       <w:color w:themeColor="accent2" w:themeShade="BF" w:val="943634"/>
     </w:rPr>
     <w:tblPr>
@@ -4260,6 +4493,7 @@
         <w:spacing w:after="0" w:before="0" w:line="240" w:lineRule="auto"/>
       </w:pPr>
       <w:rPr>
+        <w:rFonts w:eastAsia="黑体"/>
         <w:b/>
         <w:bCs/>
       </w:rPr>
@@ -4280,6 +4514,7 @@
         <w:spacing w:after="0" w:before="0" w:line="240" w:lineRule="auto"/>
       </w:pPr>
       <w:rPr>
+        <w:rFonts w:eastAsia="黑体"/>
         <w:b/>
         <w:bCs/>
       </w:rPr>
@@ -4297,12 +4532,14 @@
     </w:tblStylePr>
     <w:tblStylePr w:type="firstCol">
       <w:rPr>
+        <w:rFonts w:eastAsia="黑体"/>
         <w:b/>
         <w:bCs/>
       </w:rPr>
     </w:tblStylePr>
     <w:tblStylePr w:type="lastCol">
       <w:rPr>
+        <w:rFonts w:eastAsia="黑体"/>
         <w:b/>
         <w:bCs/>
       </w:rPr>
@@ -4341,6 +4578,7 @@
       <w:spacing w:after="0" w:line="240" w:lineRule="auto"/>
     </w:pPr>
     <w:rPr>
+      <w:rFonts w:eastAsia="黑体"/>
       <w:color w:themeColor="accent3" w:themeShade="BF" w:val="76923C"/>
     </w:rPr>
     <w:tblPr>
@@ -4363,6 +4601,7 @@
         <w:spacing w:after="0" w:before="0" w:line="240" w:lineRule="auto"/>
       </w:pPr>
       <w:rPr>
+        <w:rFonts w:eastAsia="黑体"/>
         <w:b/>
         <w:bCs/>
       </w:rPr>
@@ -4383,6 +4622,7 @@
         <w:spacing w:after="0" w:before="0" w:line="240" w:lineRule="auto"/>
       </w:pPr>
       <w:rPr>
+        <w:rFonts w:eastAsia="黑体"/>
         <w:b/>
         <w:bCs/>
       </w:rPr>
@@ -4400,12 +4640,14 @@
     </w:tblStylePr>
     <w:tblStylePr w:type="firstCol">
       <w:rPr>
+        <w:rFonts w:eastAsia="黑体"/>
         <w:b/>
         <w:bCs/>
       </w:rPr>
     </w:tblStylePr>
     <w:tblStylePr w:type="lastCol">
       <w:rPr>
+        <w:rFonts w:eastAsia="黑体"/>
         <w:b/>
         <w:bCs/>
       </w:rPr>
@@ -4444,6 +4686,7 @@
       <w:spacing w:after="0" w:line="240" w:lineRule="auto"/>
     </w:pPr>
     <w:rPr>
+      <w:rFonts w:eastAsia="黑体"/>
       <w:color w:themeColor="accent4" w:themeShade="BF" w:val="5F497A"/>
     </w:rPr>
     <w:tblPr>
@@ -4466,6 +4709,7 @@
         <w:spacing w:after="0" w:before="0" w:line="240" w:lineRule="auto"/>
       </w:pPr>
       <w:rPr>
+        <w:rFonts w:eastAsia="黑体"/>
         <w:b/>
         <w:bCs/>
       </w:rPr>
@@ -4486,6 +4730,7 @@
         <w:spacing w:after="0" w:before="0" w:line="240" w:lineRule="auto"/>
       </w:pPr>
       <w:rPr>
+        <w:rFonts w:eastAsia="黑体"/>
         <w:b/>
         <w:bCs/>
       </w:rPr>
@@ -4503,12 +4748,14 @@
     </w:tblStylePr>
     <w:tblStylePr w:type="firstCol">
       <w:rPr>
+        <w:rFonts w:eastAsia="黑体"/>
         <w:b/>
         <w:bCs/>
       </w:rPr>
     </w:tblStylePr>
     <w:tblStylePr w:type="lastCol">
       <w:rPr>
+        <w:rFonts w:eastAsia="黑体"/>
         <w:b/>
         <w:bCs/>
       </w:rPr>
@@ -4547,6 +4794,7 @@
       <w:spacing w:after="0" w:line="240" w:lineRule="auto"/>
     </w:pPr>
     <w:rPr>
+      <w:rFonts w:eastAsia="黑体"/>
       <w:color w:themeColor="accent5" w:themeShade="BF" w:val="31849B"/>
     </w:rPr>
     <w:tblPr>
@@ -4569,6 +4817,7 @@
         <w:spacing w:after="0" w:before="0" w:line="240" w:lineRule="auto"/>
       </w:pPr>
       <w:rPr>
+        <w:rFonts w:eastAsia="黑体"/>
         <w:b/>
         <w:bCs/>
       </w:rPr>
@@ -4589,6 +4838,7 @@
         <w:spacing w:after="0" w:before="0" w:line="240" w:lineRule="auto"/>
       </w:pPr>
       <w:rPr>
+        <w:rFonts w:eastAsia="黑体"/>
         <w:b/>
         <w:bCs/>
       </w:rPr>
@@ -4606,12 +4856,14 @@
     </w:tblStylePr>
     <w:tblStylePr w:type="firstCol">
       <w:rPr>
+        <w:rFonts w:eastAsia="黑体"/>
         <w:b/>
         <w:bCs/>
       </w:rPr>
     </w:tblStylePr>
     <w:tblStylePr w:type="lastCol">
       <w:rPr>
+        <w:rFonts w:eastAsia="黑体"/>
         <w:b/>
         <w:bCs/>
       </w:rPr>
@@ -4650,6 +4902,7 @@
       <w:spacing w:after="0" w:line="240" w:lineRule="auto"/>
     </w:pPr>
     <w:rPr>
+      <w:rFonts w:eastAsia="黑体"/>
       <w:color w:themeColor="accent6" w:themeShade="BF" w:val="E36C0A"/>
     </w:rPr>
     <w:tblPr>
@@ -4672,6 +4925,7 @@
         <w:spacing w:after="0" w:before="0" w:line="240" w:lineRule="auto"/>
       </w:pPr>
       <w:rPr>
+        <w:rFonts w:eastAsia="黑体"/>
         <w:b/>
         <w:bCs/>
       </w:rPr>
@@ -4692,6 +4946,7 @@
         <w:spacing w:after="0" w:before="0" w:line="240" w:lineRule="auto"/>
       </w:pPr>
       <w:rPr>
+        <w:rFonts w:eastAsia="黑体"/>
         <w:b/>
         <w:bCs/>
       </w:rPr>
@@ -4709,12 +4964,14 @@
     </w:tblStylePr>
     <w:tblStylePr w:type="firstCol">
       <w:rPr>
+        <w:rFonts w:eastAsia="黑体"/>
         <w:b/>
         <w:bCs/>
       </w:rPr>
     </w:tblStylePr>
     <w:tblStylePr w:type="lastCol">
       <w:rPr>
+        <w:rFonts w:eastAsia="黑体"/>
         <w:b/>
         <w:bCs/>
       </w:rPr>
@@ -4774,6 +5031,7 @@
         <w:spacing w:after="0" w:before="0" w:line="240" w:lineRule="auto"/>
       </w:pPr>
       <w:rPr>
+        <w:rFonts w:eastAsia="黑体"/>
         <w:b/>
         <w:bCs/>
         <w:color w:themeColor="background1" w:val="FFFFFF"/>
@@ -4788,6 +5046,7 @@
         <w:spacing w:after="0" w:before="0" w:line="240" w:lineRule="auto"/>
       </w:pPr>
       <w:rPr>
+        <w:rFonts w:eastAsia="黑体"/>
         <w:b/>
         <w:bCs/>
       </w:rPr>
@@ -4803,12 +5062,14 @@
     </w:tblStylePr>
     <w:tblStylePr w:type="firstCol">
       <w:rPr>
+        <w:rFonts w:eastAsia="黑体"/>
         <w:b/>
         <w:bCs/>
       </w:rPr>
     </w:tblStylePr>
     <w:tblStylePr w:type="lastCol">
       <w:rPr>
+        <w:rFonts w:eastAsia="黑体"/>
         <w:b/>
         <w:bCs/>
       </w:rPr>
@@ -4866,6 +5127,7 @@
         <w:spacing w:after="0" w:before="0" w:line="240" w:lineRule="auto"/>
       </w:pPr>
       <w:rPr>
+        <w:rFonts w:eastAsia="黑体"/>
         <w:b/>
         <w:bCs/>
         <w:color w:themeColor="background1" w:val="FFFFFF"/>
@@ -4880,6 +5142,7 @@
         <w:spacing w:after="0" w:before="0" w:line="240" w:lineRule="auto"/>
       </w:pPr>
       <w:rPr>
+        <w:rFonts w:eastAsia="黑体"/>
         <w:b/>
         <w:bCs/>
       </w:rPr>
@@ -4895,12 +5158,14 @@
     </w:tblStylePr>
     <w:tblStylePr w:type="firstCol">
       <w:rPr>
+        <w:rFonts w:eastAsia="黑体"/>
         <w:b/>
         <w:bCs/>
       </w:rPr>
     </w:tblStylePr>
     <w:tblStylePr w:type="lastCol">
       <w:rPr>
+        <w:rFonts w:eastAsia="黑体"/>
         <w:b/>
         <w:bCs/>
       </w:rPr>
@@ -4958,6 +5223,7 @@
         <w:spacing w:after="0" w:before="0" w:line="240" w:lineRule="auto"/>
       </w:pPr>
       <w:rPr>
+        <w:rFonts w:eastAsia="黑体"/>
         <w:b/>
         <w:bCs/>
         <w:color w:themeColor="background1" w:val="FFFFFF"/>
@@ -4972,6 +5238,7 @@
         <w:spacing w:after="0" w:before="0" w:line="240" w:lineRule="auto"/>
       </w:pPr>
       <w:rPr>
+        <w:rFonts w:eastAsia="黑体"/>
         <w:b/>
         <w:bCs/>
       </w:rPr>
@@ -4987,12 +5254,14 @@
     </w:tblStylePr>
     <w:tblStylePr w:type="firstCol">
       <w:rPr>
+        <w:rFonts w:eastAsia="黑体"/>
         <w:b/>
         <w:bCs/>
       </w:rPr>
     </w:tblStylePr>
     <w:tblStylePr w:type="lastCol">
       <w:rPr>
+        <w:rFonts w:eastAsia="黑体"/>
         <w:b/>
         <w:bCs/>
       </w:rPr>
@@ -5050,6 +5319,7 @@
         <w:spacing w:after="0" w:before="0" w:line="240" w:lineRule="auto"/>
       </w:pPr>
       <w:rPr>
+        <w:rFonts w:eastAsia="黑体"/>
         <w:b/>
         <w:bCs/>
         <w:color w:themeColor="background1" w:val="FFFFFF"/>
@@ -5064,6 +5334,7 @@
         <w:spacing w:after="0" w:before="0" w:line="240" w:lineRule="auto"/>
       </w:pPr>
       <w:rPr>
+        <w:rFonts w:eastAsia="黑体"/>
         <w:b/>
         <w:bCs/>
       </w:rPr>
@@ -5079,12 +5350,14 @@
     </w:tblStylePr>
     <w:tblStylePr w:type="firstCol">
       <w:rPr>
+        <w:rFonts w:eastAsia="黑体"/>
         <w:b/>
         <w:bCs/>
       </w:rPr>
     </w:tblStylePr>
     <w:tblStylePr w:type="lastCol">
       <w:rPr>
+        <w:rFonts w:eastAsia="黑体"/>
         <w:b/>
         <w:bCs/>
       </w:rPr>
@@ -5142,6 +5415,7 @@
         <w:spacing w:after="0" w:before="0" w:line="240" w:lineRule="auto"/>
       </w:pPr>
       <w:rPr>
+        <w:rFonts w:eastAsia="黑体"/>
         <w:b/>
         <w:bCs/>
         <w:color w:themeColor="background1" w:val="FFFFFF"/>
@@ -5156,6 +5430,7 @@
         <w:spacing w:after="0" w:before="0" w:line="240" w:lineRule="auto"/>
       </w:pPr>
       <w:rPr>
+        <w:rFonts w:eastAsia="黑体"/>
         <w:b/>
         <w:bCs/>
       </w:rPr>
@@ -5171,12 +5446,14 @@
     </w:tblStylePr>
     <w:tblStylePr w:type="firstCol">
       <w:rPr>
+        <w:rFonts w:eastAsia="黑体"/>
         <w:b/>
         <w:bCs/>
       </w:rPr>
     </w:tblStylePr>
     <w:tblStylePr w:type="lastCol">
       <w:rPr>
+        <w:rFonts w:eastAsia="黑体"/>
         <w:b/>
         <w:bCs/>
       </w:rPr>
@@ -5234,6 +5511,7 @@
         <w:spacing w:after="0" w:before="0" w:line="240" w:lineRule="auto"/>
       </w:pPr>
       <w:rPr>
+        <w:rFonts w:eastAsia="黑体"/>
         <w:b/>
         <w:bCs/>
         <w:color w:themeColor="background1" w:val="FFFFFF"/>
@@ -5248,6 +5526,7 @@
         <w:spacing w:after="0" w:before="0" w:line="240" w:lineRule="auto"/>
       </w:pPr>
       <w:rPr>
+        <w:rFonts w:eastAsia="黑体"/>
         <w:b/>
         <w:bCs/>
       </w:rPr>
@@ -5263,12 +5542,14 @@
     </w:tblStylePr>
     <w:tblStylePr w:type="firstCol">
       <w:rPr>
+        <w:rFonts w:eastAsia="黑体"/>
         <w:b/>
         <w:bCs/>
       </w:rPr>
     </w:tblStylePr>
     <w:tblStylePr w:type="lastCol">
       <w:rPr>
+        <w:rFonts w:eastAsia="黑体"/>
         <w:b/>
         <w:bCs/>
       </w:rPr>
@@ -5326,6 +5607,7 @@
         <w:spacing w:after="0" w:before="0" w:line="240" w:lineRule="auto"/>
       </w:pPr>
       <w:rPr>
+        <w:rFonts w:eastAsia="黑体"/>
         <w:b/>
         <w:bCs/>
         <w:color w:themeColor="background1" w:val="FFFFFF"/>
@@ -5340,6 +5622,7 @@
         <w:spacing w:after="0" w:before="0" w:line="240" w:lineRule="auto"/>
       </w:pPr>
       <w:rPr>
+        <w:rFonts w:eastAsia="黑体"/>
         <w:b/>
         <w:bCs/>
       </w:rPr>
@@ -5355,12 +5638,14 @@
     </w:tblStylePr>
     <w:tblStylePr w:type="firstCol">
       <w:rPr>
+        <w:rFonts w:eastAsia="黑体"/>
         <w:b/>
         <w:bCs/>
       </w:rPr>
     </w:tblStylePr>
     <w:tblStylePr w:type="lastCol">
       <w:rPr>
+        <w:rFonts w:eastAsia="黑体"/>
         <w:b/>
         <w:bCs/>
       </w:rPr>
@@ -5420,7 +5705,7 @@
         <w:spacing w:after="0" w:before="0" w:line="240" w:lineRule="auto"/>
       </w:pPr>
       <w:rPr>
-        <w:rFonts w:asciiTheme="majorHAnsi" w:cstheme="majorBidi" w:eastAsiaTheme="majorEastAsia" w:hAnsiTheme="majorHAnsi"/>
+        <w:rFonts w:asciiTheme="majorHAnsi" w:cstheme="majorBidi" w:hAnsiTheme="majorHAnsi" w:eastAsia="黑体"/>
         <w:b/>
         <w:bCs/>
       </w:rPr>
@@ -5441,7 +5726,7 @@
         <w:spacing w:after="0" w:before="0" w:line="240" w:lineRule="auto"/>
       </w:pPr>
       <w:rPr>
-        <w:rFonts w:asciiTheme="majorHAnsi" w:cstheme="majorBidi" w:eastAsiaTheme="majorEastAsia" w:hAnsiTheme="majorHAnsi"/>
+        <w:rFonts w:asciiTheme="majorHAnsi" w:cstheme="majorBidi" w:hAnsiTheme="majorHAnsi" w:eastAsia="黑体"/>
         <w:b/>
         <w:bCs/>
       </w:rPr>
@@ -5459,14 +5744,14 @@
     </w:tblStylePr>
     <w:tblStylePr w:type="firstCol">
       <w:rPr>
-        <w:rFonts w:asciiTheme="majorHAnsi" w:cstheme="majorBidi" w:eastAsiaTheme="majorEastAsia" w:hAnsiTheme="majorHAnsi"/>
+        <w:rFonts w:asciiTheme="majorHAnsi" w:cstheme="majorBidi" w:hAnsiTheme="majorHAnsi" w:eastAsia="黑体"/>
         <w:b/>
         <w:bCs/>
       </w:rPr>
     </w:tblStylePr>
     <w:tblStylePr w:type="lastCol">
       <w:rPr>
-        <w:rFonts w:asciiTheme="majorHAnsi" w:cstheme="majorBidi" w:eastAsiaTheme="majorEastAsia" w:hAnsiTheme="majorHAnsi"/>
+        <w:rFonts w:asciiTheme="majorHAnsi" w:cstheme="majorBidi" w:hAnsiTheme="majorHAnsi" w:eastAsia="黑体"/>
         <w:b/>
         <w:bCs/>
       </w:rPr>
@@ -5550,7 +5835,7 @@
         <w:spacing w:after="0" w:before="0" w:line="240" w:lineRule="auto"/>
       </w:pPr>
       <w:rPr>
-        <w:rFonts w:asciiTheme="majorHAnsi" w:cstheme="majorBidi" w:eastAsiaTheme="majorEastAsia" w:hAnsiTheme="majorHAnsi"/>
+        <w:rFonts w:asciiTheme="majorHAnsi" w:cstheme="majorBidi" w:hAnsiTheme="majorHAnsi" w:eastAsia="黑体"/>
         <w:b/>
         <w:bCs/>
       </w:rPr>
@@ -5571,7 +5856,7 @@
         <w:spacing w:after="0" w:before="0" w:line="240" w:lineRule="auto"/>
       </w:pPr>
       <w:rPr>
-        <w:rFonts w:asciiTheme="majorHAnsi" w:cstheme="majorBidi" w:eastAsiaTheme="majorEastAsia" w:hAnsiTheme="majorHAnsi"/>
+        <w:rFonts w:asciiTheme="majorHAnsi" w:cstheme="majorBidi" w:hAnsiTheme="majorHAnsi" w:eastAsia="黑体"/>
         <w:b/>
         <w:bCs/>
       </w:rPr>
@@ -5589,14 +5874,14 @@
     </w:tblStylePr>
     <w:tblStylePr w:type="firstCol">
       <w:rPr>
-        <w:rFonts w:asciiTheme="majorHAnsi" w:cstheme="majorBidi" w:eastAsiaTheme="majorEastAsia" w:hAnsiTheme="majorHAnsi"/>
+        <w:rFonts w:asciiTheme="majorHAnsi" w:cstheme="majorBidi" w:hAnsiTheme="majorHAnsi" w:eastAsia="黑体"/>
         <w:b/>
         <w:bCs/>
       </w:rPr>
     </w:tblStylePr>
     <w:tblStylePr w:type="lastCol">
       <w:rPr>
-        <w:rFonts w:asciiTheme="majorHAnsi" w:cstheme="majorBidi" w:eastAsiaTheme="majorEastAsia" w:hAnsiTheme="majorHAnsi"/>
+        <w:rFonts w:asciiTheme="majorHAnsi" w:cstheme="majorBidi" w:hAnsiTheme="majorHAnsi" w:eastAsia="黑体"/>
         <w:b/>
         <w:bCs/>
       </w:rPr>
@@ -5680,7 +5965,7 @@
         <w:spacing w:after="0" w:before="0" w:line="240" w:lineRule="auto"/>
       </w:pPr>
       <w:rPr>
-        <w:rFonts w:asciiTheme="majorHAnsi" w:cstheme="majorBidi" w:eastAsiaTheme="majorEastAsia" w:hAnsiTheme="majorHAnsi"/>
+        <w:rFonts w:asciiTheme="majorHAnsi" w:cstheme="majorBidi" w:hAnsiTheme="majorHAnsi" w:eastAsia="黑体"/>
         <w:b/>
         <w:bCs/>
       </w:rPr>
@@ -5701,7 +5986,7 @@
         <w:spacing w:after="0" w:before="0" w:line="240" w:lineRule="auto"/>
       </w:pPr>
       <w:rPr>
-        <w:rFonts w:asciiTheme="majorHAnsi" w:cstheme="majorBidi" w:eastAsiaTheme="majorEastAsia" w:hAnsiTheme="majorHAnsi"/>
+        <w:rFonts w:asciiTheme="majorHAnsi" w:cstheme="majorBidi" w:hAnsiTheme="majorHAnsi" w:eastAsia="黑体"/>
         <w:b/>
         <w:bCs/>
       </w:rPr>
@@ -5719,14 +6004,14 @@
     </w:tblStylePr>
     <w:tblStylePr w:type="firstCol">
       <w:rPr>
-        <w:rFonts w:asciiTheme="majorHAnsi" w:cstheme="majorBidi" w:eastAsiaTheme="majorEastAsia" w:hAnsiTheme="majorHAnsi"/>
+        <w:rFonts w:asciiTheme="majorHAnsi" w:cstheme="majorBidi" w:hAnsiTheme="majorHAnsi" w:eastAsia="黑体"/>
         <w:b/>
         <w:bCs/>
       </w:rPr>
     </w:tblStylePr>
     <w:tblStylePr w:type="lastCol">
       <w:rPr>
-        <w:rFonts w:asciiTheme="majorHAnsi" w:cstheme="majorBidi" w:eastAsiaTheme="majorEastAsia" w:hAnsiTheme="majorHAnsi"/>
+        <w:rFonts w:asciiTheme="majorHAnsi" w:cstheme="majorBidi" w:hAnsiTheme="majorHAnsi" w:eastAsia="黑体"/>
         <w:b/>
         <w:bCs/>
       </w:rPr>
@@ -5810,7 +6095,7 @@
         <w:spacing w:after="0" w:before="0" w:line="240" w:lineRule="auto"/>
       </w:pPr>
       <w:rPr>
-        <w:rFonts w:asciiTheme="majorHAnsi" w:cstheme="majorBidi" w:eastAsiaTheme="majorEastAsia" w:hAnsiTheme="majorHAnsi"/>
+        <w:rFonts w:asciiTheme="majorHAnsi" w:cstheme="majorBidi" w:hAnsiTheme="majorHAnsi" w:eastAsia="黑体"/>
         <w:b/>
         <w:bCs/>
       </w:rPr>
@@ -5831,7 +6116,7 @@
         <w:spacing w:after="0" w:before="0" w:line="240" w:lineRule="auto"/>
       </w:pPr>
       <w:rPr>
-        <w:rFonts w:asciiTheme="majorHAnsi" w:cstheme="majorBidi" w:eastAsiaTheme="majorEastAsia" w:hAnsiTheme="majorHAnsi"/>
+        <w:rFonts w:asciiTheme="majorHAnsi" w:cstheme="majorBidi" w:hAnsiTheme="majorHAnsi" w:eastAsia="黑体"/>
         <w:b/>
         <w:bCs/>
       </w:rPr>
@@ -5849,14 +6134,14 @@
     </w:tblStylePr>
     <w:tblStylePr w:type="firstCol">
       <w:rPr>
-        <w:rFonts w:asciiTheme="majorHAnsi" w:cstheme="majorBidi" w:eastAsiaTheme="majorEastAsia" w:hAnsiTheme="majorHAnsi"/>
+        <w:rFonts w:asciiTheme="majorHAnsi" w:cstheme="majorBidi" w:hAnsiTheme="majorHAnsi" w:eastAsia="黑体"/>
         <w:b/>
         <w:bCs/>
       </w:rPr>
     </w:tblStylePr>
     <w:tblStylePr w:type="lastCol">
       <w:rPr>
-        <w:rFonts w:asciiTheme="majorHAnsi" w:cstheme="majorBidi" w:eastAsiaTheme="majorEastAsia" w:hAnsiTheme="majorHAnsi"/>
+        <w:rFonts w:asciiTheme="majorHAnsi" w:cstheme="majorBidi" w:hAnsiTheme="majorHAnsi" w:eastAsia="黑体"/>
         <w:b/>
         <w:bCs/>
       </w:rPr>
@@ -5940,7 +6225,7 @@
         <w:spacing w:after="0" w:before="0" w:line="240" w:lineRule="auto"/>
       </w:pPr>
       <w:rPr>
-        <w:rFonts w:asciiTheme="majorHAnsi" w:cstheme="majorBidi" w:eastAsiaTheme="majorEastAsia" w:hAnsiTheme="majorHAnsi"/>
+        <w:rFonts w:asciiTheme="majorHAnsi" w:cstheme="majorBidi" w:hAnsiTheme="majorHAnsi" w:eastAsia="黑体"/>
         <w:b/>
         <w:bCs/>
       </w:rPr>
@@ -5961,7 +6246,7 @@
         <w:spacing w:after="0" w:before="0" w:line="240" w:lineRule="auto"/>
       </w:pPr>
       <w:rPr>
-        <w:rFonts w:asciiTheme="majorHAnsi" w:cstheme="majorBidi" w:eastAsiaTheme="majorEastAsia" w:hAnsiTheme="majorHAnsi"/>
+        <w:rFonts w:asciiTheme="majorHAnsi" w:cstheme="majorBidi" w:hAnsiTheme="majorHAnsi" w:eastAsia="黑体"/>
         <w:b/>
         <w:bCs/>
       </w:rPr>
@@ -5979,14 +6264,14 @@
     </w:tblStylePr>
     <w:tblStylePr w:type="firstCol">
       <w:rPr>
-        <w:rFonts w:asciiTheme="majorHAnsi" w:cstheme="majorBidi" w:eastAsiaTheme="majorEastAsia" w:hAnsiTheme="majorHAnsi"/>
+        <w:rFonts w:asciiTheme="majorHAnsi" w:cstheme="majorBidi" w:hAnsiTheme="majorHAnsi" w:eastAsia="黑体"/>
         <w:b/>
         <w:bCs/>
       </w:rPr>
     </w:tblStylePr>
     <w:tblStylePr w:type="lastCol">
       <w:rPr>
-        <w:rFonts w:asciiTheme="majorHAnsi" w:cstheme="majorBidi" w:eastAsiaTheme="majorEastAsia" w:hAnsiTheme="majorHAnsi"/>
+        <w:rFonts w:asciiTheme="majorHAnsi" w:cstheme="majorBidi" w:hAnsiTheme="majorHAnsi" w:eastAsia="黑体"/>
         <w:b/>
         <w:bCs/>
       </w:rPr>
@@ -6070,7 +6355,7 @@
         <w:spacing w:after="0" w:before="0" w:line="240" w:lineRule="auto"/>
       </w:pPr>
       <w:rPr>
-        <w:rFonts w:asciiTheme="majorHAnsi" w:cstheme="majorBidi" w:eastAsiaTheme="majorEastAsia" w:hAnsiTheme="majorHAnsi"/>
+        <w:rFonts w:asciiTheme="majorHAnsi" w:cstheme="majorBidi" w:hAnsiTheme="majorHAnsi" w:eastAsia="黑体"/>
         <w:b/>
         <w:bCs/>
       </w:rPr>
@@ -6091,7 +6376,7 @@
         <w:spacing w:after="0" w:before="0" w:line="240" w:lineRule="auto"/>
       </w:pPr>
       <w:rPr>
-        <w:rFonts w:asciiTheme="majorHAnsi" w:cstheme="majorBidi" w:eastAsiaTheme="majorEastAsia" w:hAnsiTheme="majorHAnsi"/>
+        <w:rFonts w:asciiTheme="majorHAnsi" w:cstheme="majorBidi" w:hAnsiTheme="majorHAnsi" w:eastAsia="黑体"/>
         <w:b/>
         <w:bCs/>
       </w:rPr>
@@ -6109,14 +6394,14 @@
     </w:tblStylePr>
     <w:tblStylePr w:type="firstCol">
       <w:rPr>
-        <w:rFonts w:asciiTheme="majorHAnsi" w:cstheme="majorBidi" w:eastAsiaTheme="majorEastAsia" w:hAnsiTheme="majorHAnsi"/>
+        <w:rFonts w:asciiTheme="majorHAnsi" w:cstheme="majorBidi" w:hAnsiTheme="majorHAnsi" w:eastAsia="黑体"/>
         <w:b/>
         <w:bCs/>
       </w:rPr>
     </w:tblStylePr>
     <w:tblStylePr w:type="lastCol">
       <w:rPr>
-        <w:rFonts w:asciiTheme="majorHAnsi" w:cstheme="majorBidi" w:eastAsiaTheme="majorEastAsia" w:hAnsiTheme="majorHAnsi"/>
+        <w:rFonts w:asciiTheme="majorHAnsi" w:cstheme="majorBidi" w:hAnsiTheme="majorHAnsi" w:eastAsia="黑体"/>
         <w:b/>
         <w:bCs/>
       </w:rPr>
@@ -6200,7 +6485,7 @@
         <w:spacing w:after="0" w:before="0" w:line="240" w:lineRule="auto"/>
       </w:pPr>
       <w:rPr>
-        <w:rFonts w:asciiTheme="majorHAnsi" w:cstheme="majorBidi" w:eastAsiaTheme="majorEastAsia" w:hAnsiTheme="majorHAnsi"/>
+        <w:rFonts w:asciiTheme="majorHAnsi" w:cstheme="majorBidi" w:hAnsiTheme="majorHAnsi" w:eastAsia="黑体"/>
         <w:b/>
         <w:bCs/>
       </w:rPr>
@@ -6221,7 +6506,7 @@
         <w:spacing w:after="0" w:before="0" w:line="240" w:lineRule="auto"/>
       </w:pPr>
       <w:rPr>
-        <w:rFonts w:asciiTheme="majorHAnsi" w:cstheme="majorBidi" w:eastAsiaTheme="majorEastAsia" w:hAnsiTheme="majorHAnsi"/>
+        <w:rFonts w:asciiTheme="majorHAnsi" w:cstheme="majorBidi" w:hAnsiTheme="majorHAnsi" w:eastAsia="黑体"/>
         <w:b/>
         <w:bCs/>
       </w:rPr>
@@ -6239,14 +6524,14 @@
     </w:tblStylePr>
     <w:tblStylePr w:type="firstCol">
       <w:rPr>
-        <w:rFonts w:asciiTheme="majorHAnsi" w:cstheme="majorBidi" w:eastAsiaTheme="majorEastAsia" w:hAnsiTheme="majorHAnsi"/>
+        <w:rFonts w:asciiTheme="majorHAnsi" w:cstheme="majorBidi" w:hAnsiTheme="majorHAnsi" w:eastAsia="黑体"/>
         <w:b/>
         <w:bCs/>
       </w:rPr>
     </w:tblStylePr>
     <w:tblStylePr w:type="lastCol">
       <w:rPr>
-        <w:rFonts w:asciiTheme="majorHAnsi" w:cstheme="majorBidi" w:eastAsiaTheme="majorEastAsia" w:hAnsiTheme="majorHAnsi"/>
+        <w:rFonts w:asciiTheme="majorHAnsi" w:cstheme="majorBidi" w:hAnsiTheme="majorHAnsi" w:eastAsia="黑体"/>
         <w:b/>
         <w:bCs/>
       </w:rPr>
@@ -6329,6 +6614,7 @@
         <w:spacing w:after="0" w:before="0" w:line="240" w:lineRule="auto"/>
       </w:pPr>
       <w:rPr>
+        <w:rFonts w:eastAsia="黑体"/>
         <w:b/>
         <w:bCs/>
         <w:color w:themeColor="background1" w:val="FFFFFF"/>
@@ -6351,6 +6637,7 @@
         <w:spacing w:after="0" w:before="0" w:line="240" w:lineRule="auto"/>
       </w:pPr>
       <w:rPr>
+        <w:rFonts w:eastAsia="黑体"/>
         <w:b/>
         <w:bCs/>
       </w:rPr>
@@ -6368,12 +6655,14 @@
     </w:tblStylePr>
     <w:tblStylePr w:type="firstCol">
       <w:rPr>
+        <w:rFonts w:eastAsia="黑体"/>
         <w:b/>
         <w:bCs/>
       </w:rPr>
     </w:tblStylePr>
     <w:tblStylePr w:type="lastCol">
       <w:rPr>
+        <w:rFonts w:eastAsia="黑体"/>
         <w:b/>
         <w:bCs/>
       </w:rPr>
@@ -6435,6 +6724,7 @@
         <w:spacing w:after="0" w:before="0" w:line="240" w:lineRule="auto"/>
       </w:pPr>
       <w:rPr>
+        <w:rFonts w:eastAsia="黑体"/>
         <w:b/>
         <w:bCs/>
         <w:color w:themeColor="background1" w:val="FFFFFF"/>
@@ -6457,6 +6747,7 @@
         <w:spacing w:after="0" w:before="0" w:line="240" w:lineRule="auto"/>
       </w:pPr>
       <w:rPr>
+        <w:rFonts w:eastAsia="黑体"/>
         <w:b/>
         <w:bCs/>
       </w:rPr>
@@ -6474,12 +6765,14 @@
     </w:tblStylePr>
     <w:tblStylePr w:type="firstCol">
       <w:rPr>
+        <w:rFonts w:eastAsia="黑体"/>
         <w:b/>
         <w:bCs/>
       </w:rPr>
     </w:tblStylePr>
     <w:tblStylePr w:type="lastCol">
       <w:rPr>
+        <w:rFonts w:eastAsia="黑体"/>
         <w:b/>
         <w:bCs/>
       </w:rPr>
@@ -6541,6 +6834,7 @@
         <w:spacing w:after="0" w:before="0" w:line="240" w:lineRule="auto"/>
       </w:pPr>
       <w:rPr>
+        <w:rFonts w:eastAsia="黑体"/>
         <w:b/>
         <w:bCs/>
         <w:color w:themeColor="background1" w:val="FFFFFF"/>
@@ -6563,6 +6857,7 @@
         <w:spacing w:after="0" w:before="0" w:line="240" w:lineRule="auto"/>
       </w:pPr>
       <w:rPr>
+        <w:rFonts w:eastAsia="黑体"/>
         <w:b/>
         <w:bCs/>
       </w:rPr>
@@ -6580,12 +6875,14 @@
     </w:tblStylePr>
     <w:tblStylePr w:type="firstCol">
       <w:rPr>
+        <w:rFonts w:eastAsia="黑体"/>
         <w:b/>
         <w:bCs/>
       </w:rPr>
     </w:tblStylePr>
     <w:tblStylePr w:type="lastCol">
       <w:rPr>
+        <w:rFonts w:eastAsia="黑体"/>
         <w:b/>
         <w:bCs/>
       </w:rPr>
@@ -6647,6 +6944,7 @@
         <w:spacing w:after="0" w:before="0" w:line="240" w:lineRule="auto"/>
       </w:pPr>
       <w:rPr>
+        <w:rFonts w:eastAsia="黑体"/>
         <w:b/>
         <w:bCs/>
         <w:color w:themeColor="background1" w:val="FFFFFF"/>
@@ -6669,6 +6967,7 @@
         <w:spacing w:after="0" w:before="0" w:line="240" w:lineRule="auto"/>
       </w:pPr>
       <w:rPr>
+        <w:rFonts w:eastAsia="黑体"/>
         <w:b/>
         <w:bCs/>
       </w:rPr>
@@ -6686,12 +6985,14 @@
     </w:tblStylePr>
     <w:tblStylePr w:type="firstCol">
       <w:rPr>
+        <w:rFonts w:eastAsia="黑体"/>
         <w:b/>
         <w:bCs/>
       </w:rPr>
     </w:tblStylePr>
     <w:tblStylePr w:type="lastCol">
       <w:rPr>
+        <w:rFonts w:eastAsia="黑体"/>
         <w:b/>
         <w:bCs/>
       </w:rPr>
@@ -6753,6 +7054,7 @@
         <w:spacing w:after="0" w:before="0" w:line="240" w:lineRule="auto"/>
       </w:pPr>
       <w:rPr>
+        <w:rFonts w:eastAsia="黑体"/>
         <w:b/>
         <w:bCs/>
         <w:color w:themeColor="background1" w:val="FFFFFF"/>
@@ -6775,6 +7077,7 @@
         <w:spacing w:after="0" w:before="0" w:line="240" w:lineRule="auto"/>
       </w:pPr>
       <w:rPr>
+        <w:rFonts w:eastAsia="黑体"/>
         <w:b/>
         <w:bCs/>
       </w:rPr>
@@ -6792,12 +7095,14 @@
     </w:tblStylePr>
     <w:tblStylePr w:type="firstCol">
       <w:rPr>
+        <w:rFonts w:eastAsia="黑体"/>
         <w:b/>
         <w:bCs/>
       </w:rPr>
     </w:tblStylePr>
     <w:tblStylePr w:type="lastCol">
       <w:rPr>
+        <w:rFonts w:eastAsia="黑体"/>
         <w:b/>
         <w:bCs/>
       </w:rPr>
@@ -6859,6 +7164,7 @@
         <w:spacing w:after="0" w:before="0" w:line="240" w:lineRule="auto"/>
       </w:pPr>
       <w:rPr>
+        <w:rFonts w:eastAsia="黑体"/>
         <w:b/>
         <w:bCs/>
         <w:color w:themeColor="background1" w:val="FFFFFF"/>
@@ -6881,6 +7187,7 @@
         <w:spacing w:after="0" w:before="0" w:line="240" w:lineRule="auto"/>
       </w:pPr>
       <w:rPr>
+        <w:rFonts w:eastAsia="黑体"/>
         <w:b/>
         <w:bCs/>
       </w:rPr>
@@ -6898,12 +7205,14 @@
     </w:tblStylePr>
     <w:tblStylePr w:type="firstCol">
       <w:rPr>
+        <w:rFonts w:eastAsia="黑体"/>
         <w:b/>
         <w:bCs/>
       </w:rPr>
     </w:tblStylePr>
     <w:tblStylePr w:type="lastCol">
       <w:rPr>
+        <w:rFonts w:eastAsia="黑体"/>
         <w:b/>
         <w:bCs/>
       </w:rPr>
@@ -6965,6 +7274,7 @@
         <w:spacing w:after="0" w:before="0" w:line="240" w:lineRule="auto"/>
       </w:pPr>
       <w:rPr>
+        <w:rFonts w:eastAsia="黑体"/>
         <w:b/>
         <w:bCs/>
         <w:color w:themeColor="background1" w:val="FFFFFF"/>
@@ -6987,6 +7297,7 @@
         <w:spacing w:after="0" w:before="0" w:line="240" w:lineRule="auto"/>
       </w:pPr>
       <w:rPr>
+        <w:rFonts w:eastAsia="黑体"/>
         <w:b/>
         <w:bCs/>
       </w:rPr>
@@ -7004,12 +7315,14 @@
     </w:tblStylePr>
     <w:tblStylePr w:type="firstCol">
       <w:rPr>
+        <w:rFonts w:eastAsia="黑体"/>
         <w:b/>
         <w:bCs/>
       </w:rPr>
     </w:tblStylePr>
     <w:tblStylePr w:type="lastCol">
       <w:rPr>
+        <w:rFonts w:eastAsia="黑体"/>
         <w:b/>
         <w:bCs/>
       </w:rPr>
@@ -7068,6 +7381,7 @@
         <w:spacing w:after="0" w:before="0" w:line="240" w:lineRule="auto"/>
       </w:pPr>
       <w:rPr>
+        <w:rFonts w:eastAsia="黑体"/>
         <w:b/>
         <w:bCs/>
         <w:color w:themeColor="background1" w:val="FFFFFF"/>
@@ -7090,6 +7404,7 @@
         <w:spacing w:after="0" w:before="0" w:line="240" w:lineRule="auto"/>
       </w:pPr>
       <w:rPr>
+        <w:rFonts w:eastAsia="黑体"/>
         <w:color w:val="auto"/>
       </w:rPr>
       <w:tblPr/>
@@ -7107,6 +7422,7 @@
     </w:tblStylePr>
     <w:tblStylePr w:type="firstCol">
       <w:rPr>
+        <w:rFonts w:eastAsia="黑体"/>
         <w:b/>
         <w:bCs/>
         <w:color w:themeColor="background1" w:val="FFFFFF"/>
@@ -7126,6 +7442,7 @@
     </w:tblStylePr>
     <w:tblStylePr w:type="lastCol">
       <w:rPr>
+        <w:rFonts w:eastAsia="黑体"/>
         <w:b/>
         <w:bCs/>
         <w:color w:themeColor="background1" w:val="FFFFFF"/>
@@ -7174,6 +7491,7 @@
     </w:tblStylePr>
     <w:tblStylePr w:type="nwCell">
       <w:rPr>
+        <w:rFonts w:eastAsia="黑体"/>
         <w:color w:themeColor="background1" w:val="FFFFFF"/>
       </w:rPr>
       <w:tblPr/>
@@ -7217,6 +7535,7 @@
         <w:spacing w:after="0" w:before="0" w:line="240" w:lineRule="auto"/>
       </w:pPr>
       <w:rPr>
+        <w:rFonts w:eastAsia="黑体"/>
         <w:b/>
         <w:bCs/>
         <w:color w:themeColor="background1" w:val="FFFFFF"/>
@@ -7239,6 +7558,7 @@
         <w:spacing w:after="0" w:before="0" w:line="240" w:lineRule="auto"/>
       </w:pPr>
       <w:rPr>
+        <w:rFonts w:eastAsia="黑体"/>
         <w:color w:val="auto"/>
       </w:rPr>
       <w:tblPr/>
@@ -7256,6 +7576,7 @@
     </w:tblStylePr>
     <w:tblStylePr w:type="firstCol">
       <w:rPr>
+        <w:rFonts w:eastAsia="黑体"/>
         <w:b/>
         <w:bCs/>
         <w:color w:themeColor="background1" w:val="FFFFFF"/>
@@ -7275,6 +7596,7 @@
     </w:tblStylePr>
     <w:tblStylePr w:type="lastCol">
       <w:rPr>
+        <w:rFonts w:eastAsia="黑体"/>
         <w:b/>
         <w:bCs/>
         <w:color w:themeColor="background1" w:val="FFFFFF"/>
@@ -7323,6 +7645,7 @@
     </w:tblStylePr>
     <w:tblStylePr w:type="nwCell">
       <w:rPr>
+        <w:rFonts w:eastAsia="黑体"/>
         <w:color w:themeColor="background1" w:val="FFFFFF"/>
       </w:rPr>
       <w:tblPr/>
@@ -7366,6 +7689,7 @@
         <w:spacing w:after="0" w:before="0" w:line="240" w:lineRule="auto"/>
       </w:pPr>
       <w:rPr>
+        <w:rFonts w:eastAsia="黑体"/>
         <w:b/>
         <w:bCs/>
         <w:color w:themeColor="background1" w:val="FFFFFF"/>
@@ -7388,6 +7712,7 @@
         <w:spacing w:after="0" w:before="0" w:line="240" w:lineRule="auto"/>
       </w:pPr>
       <w:rPr>
+        <w:rFonts w:eastAsia="黑体"/>
         <w:color w:val="auto"/>
       </w:rPr>
       <w:tblPr/>
@@ -7405,6 +7730,7 @@
     </w:tblStylePr>
     <w:tblStylePr w:type="firstCol">
       <w:rPr>
+        <w:rFonts w:eastAsia="黑体"/>
         <w:b/>
         <w:bCs/>
         <w:color w:themeColor="background1" w:val="FFFFFF"/>
@@ -7424,6 +7750,7 @@
     </w:tblStylePr>
     <w:tblStylePr w:type="lastCol">
       <w:rPr>
+        <w:rFonts w:eastAsia="黑体"/>
         <w:b/>
         <w:bCs/>
         <w:color w:themeColor="background1" w:val="FFFFFF"/>
@@ -7472,6 +7799,7 @@
     </w:tblStylePr>
     <w:tblStylePr w:type="nwCell">
       <w:rPr>
+        <w:rFonts w:eastAsia="黑体"/>
         <w:color w:themeColor="background1" w:val="FFFFFF"/>
       </w:rPr>
       <w:tblPr/>
@@ -7515,6 +7843,7 @@
         <w:spacing w:after="0" w:before="0" w:line="240" w:lineRule="auto"/>
       </w:pPr>
       <w:rPr>
+        <w:rFonts w:eastAsia="黑体"/>
         <w:b/>
         <w:bCs/>
         <w:color w:themeColor="background1" w:val="FFFFFF"/>
@@ -7537,6 +7866,7 @@
         <w:spacing w:after="0" w:before="0" w:line="240" w:lineRule="auto"/>
       </w:pPr>
       <w:rPr>
+        <w:rFonts w:eastAsia="黑体"/>
         <w:color w:val="auto"/>
       </w:rPr>
       <w:tblPr/>
@@ -7554,6 +7884,7 @@
     </w:tblStylePr>
     <w:tblStylePr w:type="firstCol">
       <w:rPr>
+        <w:rFonts w:eastAsia="黑体"/>
         <w:b/>
         <w:bCs/>
         <w:color w:themeColor="background1" w:val="FFFFFF"/>
@@ -7573,6 +7904,7 @@
     </w:tblStylePr>
     <w:tblStylePr w:type="lastCol">
       <w:rPr>
+        <w:rFonts w:eastAsia="黑体"/>
         <w:b/>
         <w:bCs/>
         <w:color w:themeColor="background1" w:val="FFFFFF"/>
@@ -7621,6 +7953,7 @@
     </w:tblStylePr>
     <w:tblStylePr w:type="nwCell">
       <w:rPr>
+        <w:rFonts w:eastAsia="黑体"/>
         <w:color w:themeColor="background1" w:val="FFFFFF"/>
       </w:rPr>
       <w:tblPr/>
@@ -7664,6 +7997,7 @@
         <w:spacing w:after="0" w:before="0" w:line="240" w:lineRule="auto"/>
       </w:pPr>
       <w:rPr>
+        <w:rFonts w:eastAsia="黑体"/>
         <w:b/>
         <w:bCs/>
         <w:color w:themeColor="background1" w:val="FFFFFF"/>
@@ -7686,6 +8020,7 @@
         <w:spacing w:after="0" w:before="0" w:line="240" w:lineRule="auto"/>
       </w:pPr>
       <w:rPr>
+        <w:rFonts w:eastAsia="黑体"/>
         <w:color w:val="auto"/>
       </w:rPr>
       <w:tblPr/>
@@ -7703,6 +8038,7 @@
     </w:tblStylePr>
     <w:tblStylePr w:type="firstCol">
       <w:rPr>
+        <w:rFonts w:eastAsia="黑体"/>
         <w:b/>
         <w:bCs/>
         <w:color w:themeColor="background1" w:val="FFFFFF"/>
@@ -7722,6 +8058,7 @@
     </w:tblStylePr>
     <w:tblStylePr w:type="lastCol">
       <w:rPr>
+        <w:rFonts w:eastAsia="黑体"/>
         <w:b/>
         <w:bCs/>
         <w:color w:themeColor="background1" w:val="FFFFFF"/>
@@ -7770,6 +8107,7 @@
     </w:tblStylePr>
     <w:tblStylePr w:type="nwCell">
       <w:rPr>
+        <w:rFonts w:eastAsia="黑体"/>
         <w:color w:themeColor="background1" w:val="FFFFFF"/>
       </w:rPr>
       <w:tblPr/>
@@ -7813,6 +8151,7 @@
         <w:spacing w:after="0" w:before="0" w:line="240" w:lineRule="auto"/>
       </w:pPr>
       <w:rPr>
+        <w:rFonts w:eastAsia="黑体"/>
         <w:b/>
         <w:bCs/>
         <w:color w:themeColor="background1" w:val="FFFFFF"/>
@@ -7835,6 +8174,7 @@
         <w:spacing w:after="0" w:before="0" w:line="240" w:lineRule="auto"/>
       </w:pPr>
       <w:rPr>
+        <w:rFonts w:eastAsia="黑体"/>
         <w:color w:val="auto"/>
       </w:rPr>
       <w:tblPr/>
@@ -7852,6 +8192,7 @@
     </w:tblStylePr>
     <w:tblStylePr w:type="firstCol">
       <w:rPr>
+        <w:rFonts w:eastAsia="黑体"/>
         <w:b/>
         <w:bCs/>
         <w:color w:themeColor="background1" w:val="FFFFFF"/>
@@ -7871,6 +8212,7 @@
     </w:tblStylePr>
     <w:tblStylePr w:type="lastCol">
       <w:rPr>
+        <w:rFonts w:eastAsia="黑体"/>
         <w:b/>
         <w:bCs/>
         <w:color w:themeColor="background1" w:val="FFFFFF"/>
@@ -7919,6 +8261,7 @@
     </w:tblStylePr>
     <w:tblStylePr w:type="nwCell">
       <w:rPr>
+        <w:rFonts w:eastAsia="黑体"/>
         <w:color w:themeColor="background1" w:val="FFFFFF"/>
       </w:rPr>
       <w:tblPr/>
@@ -7962,6 +8305,7 @@
         <w:spacing w:after="0" w:before="0" w:line="240" w:lineRule="auto"/>
       </w:pPr>
       <w:rPr>
+        <w:rFonts w:eastAsia="黑体"/>
         <w:b/>
         <w:bCs/>
         <w:color w:themeColor="background1" w:val="FFFFFF"/>
@@ -7984,6 +8328,7 @@
         <w:spacing w:after="0" w:before="0" w:line="240" w:lineRule="auto"/>
       </w:pPr>
       <w:rPr>
+        <w:rFonts w:eastAsia="黑体"/>
         <w:color w:val="auto"/>
       </w:rPr>
       <w:tblPr/>
@@ -8001,6 +8346,7 @@
     </w:tblStylePr>
     <w:tblStylePr w:type="firstCol">
       <w:rPr>
+        <w:rFonts w:eastAsia="黑体"/>
         <w:b/>
         <w:bCs/>
         <w:color w:themeColor="background1" w:val="FFFFFF"/>
@@ -8020,6 +8366,7 @@
     </w:tblStylePr>
     <w:tblStylePr w:type="lastCol">
       <w:rPr>
+        <w:rFonts w:eastAsia="黑体"/>
         <w:b/>
         <w:bCs/>
         <w:color w:themeColor="background1" w:val="FFFFFF"/>
@@ -8068,6 +8415,7 @@
     </w:tblStylePr>
     <w:tblStylePr w:type="nwCell">
       <w:rPr>
+        <w:rFonts w:eastAsia="黑体"/>
         <w:color w:themeColor="background1" w:val="FFFFFF"/>
       </w:rPr>
       <w:tblPr/>
@@ -8092,6 +8440,7 @@
       <w:spacing w:after="0" w:line="240" w:lineRule="auto"/>
     </w:pPr>
     <w:rPr>
+      <w:rFonts w:eastAsia="黑体"/>
       <w:color w:themeColor="text1" w:val="000000"/>
     </w:rPr>
     <w:tblPr>
@@ -8111,7 +8460,7 @@
     </w:tblPr>
     <w:tblStylePr w:type="firstRow">
       <w:rPr>
-        <w:rFonts w:asciiTheme="majorHAnsi" w:cstheme="majorBidi" w:eastAsiaTheme="majorEastAsia" w:hAnsiTheme="majorHAnsi"/>
+        <w:rFonts w:asciiTheme="majorHAnsi" w:cstheme="majorBidi" w:hAnsiTheme="majorHAnsi" w:eastAsia="黑体"/>
       </w:rPr>
       <w:tblPr/>
       <w:tcPr>
@@ -8123,6 +8472,7 @@
     </w:tblStylePr>
     <w:tblStylePr w:type="lastRow">
       <w:rPr>
+        <w:rFonts w:eastAsia="黑体"/>
         <w:b/>
         <w:bCs/>
         <w:color w:themeColor="text2" w:val="1F497D"/>
@@ -8137,12 +8487,14 @@
     </w:tblStylePr>
     <w:tblStylePr w:type="firstCol">
       <w:rPr>
+        <w:rFonts w:eastAsia="黑体"/>
         <w:b/>
         <w:bCs/>
       </w:rPr>
     </w:tblStylePr>
     <w:tblStylePr w:type="lastCol">
       <w:rPr>
+        <w:rFonts w:eastAsia="黑体"/>
         <w:b/>
         <w:bCs/>
       </w:rPr>
@@ -8176,6 +8528,7 @@
       <w:spacing w:after="0" w:line="240" w:lineRule="auto"/>
     </w:pPr>
     <w:rPr>
+      <w:rFonts w:eastAsia="黑体"/>
       <w:color w:themeColor="text1" w:val="000000"/>
     </w:rPr>
     <w:tblPr>
@@ -8195,7 +8548,7 @@
     </w:tblPr>
     <w:tblStylePr w:type="firstRow">
       <w:rPr>
-        <w:rFonts w:asciiTheme="majorHAnsi" w:cstheme="majorBidi" w:eastAsiaTheme="majorEastAsia" w:hAnsiTheme="majorHAnsi"/>
+        <w:rFonts w:asciiTheme="majorHAnsi" w:cstheme="majorBidi" w:hAnsiTheme="majorHAnsi" w:eastAsia="黑体"/>
       </w:rPr>
       <w:tblPr/>
       <w:tcPr>
@@ -8207,6 +8560,7 @@
     </w:tblStylePr>
     <w:tblStylePr w:type="lastRow">
       <w:rPr>
+        <w:rFonts w:eastAsia="黑体"/>
         <w:b/>
         <w:bCs/>
         <w:color w:themeColor="text2" w:val="1F497D"/>
@@ -8221,12 +8575,14 @@
     </w:tblStylePr>
     <w:tblStylePr w:type="firstCol">
       <w:rPr>
+        <w:rFonts w:eastAsia="黑体"/>
         <w:b/>
         <w:bCs/>
       </w:rPr>
     </w:tblStylePr>
     <w:tblStylePr w:type="lastCol">
       <w:rPr>
+        <w:rFonts w:eastAsia="黑体"/>
         <w:b/>
         <w:bCs/>
       </w:rPr>
@@ -8260,6 +8616,7 @@
       <w:spacing w:after="0" w:line="240" w:lineRule="auto"/>
     </w:pPr>
     <w:rPr>
+      <w:rFonts w:eastAsia="黑体"/>
       <w:color w:themeColor="text1" w:val="000000"/>
     </w:rPr>
     <w:tblPr>
@@ -8279,7 +8636,7 @@
     </w:tblPr>
     <w:tblStylePr w:type="firstRow">
       <w:rPr>
-        <w:rFonts w:asciiTheme="majorHAnsi" w:cstheme="majorBidi" w:eastAsiaTheme="majorEastAsia" w:hAnsiTheme="majorHAnsi"/>
+        <w:rFonts w:asciiTheme="majorHAnsi" w:cstheme="majorBidi" w:hAnsiTheme="majorHAnsi" w:eastAsia="黑体"/>
       </w:rPr>
       <w:tblPr/>
       <w:tcPr>
@@ -8291,6 +8648,7 @@
     </w:tblStylePr>
     <w:tblStylePr w:type="lastRow">
       <w:rPr>
+        <w:rFonts w:eastAsia="黑体"/>
         <w:b/>
         <w:bCs/>
         <w:color w:themeColor="text2" w:val="1F497D"/>
@@ -8305,12 +8663,14 @@
     </w:tblStylePr>
     <w:tblStylePr w:type="firstCol">
       <w:rPr>
+        <w:rFonts w:eastAsia="黑体"/>
         <w:b/>
         <w:bCs/>
       </w:rPr>
     </w:tblStylePr>
     <w:tblStylePr w:type="lastCol">
       <w:rPr>
+        <w:rFonts w:eastAsia="黑体"/>
         <w:b/>
         <w:bCs/>
       </w:rPr>
@@ -8344,6 +8704,7 @@
       <w:spacing w:after="0" w:line="240" w:lineRule="auto"/>
     </w:pPr>
     <w:rPr>
+      <w:rFonts w:eastAsia="黑体"/>
       <w:color w:themeColor="text1" w:val="000000"/>
     </w:rPr>
     <w:tblPr>
@@ -8363,7 +8724,7 @@
     </w:tblPr>
     <w:tblStylePr w:type="firstRow">
       <w:rPr>
-        <w:rFonts w:asciiTheme="majorHAnsi" w:cstheme="majorBidi" w:eastAsiaTheme="majorEastAsia" w:hAnsiTheme="majorHAnsi"/>
+        <w:rFonts w:asciiTheme="majorHAnsi" w:cstheme="majorBidi" w:hAnsiTheme="majorHAnsi" w:eastAsia="黑体"/>
       </w:rPr>
       <w:tblPr/>
       <w:tcPr>
@@ -8375,6 +8736,7 @@
     </w:tblStylePr>
     <w:tblStylePr w:type="lastRow">
       <w:rPr>
+        <w:rFonts w:eastAsia="黑体"/>
         <w:b/>
         <w:bCs/>
         <w:color w:themeColor="text2" w:val="1F497D"/>
@@ -8389,12 +8751,14 @@
     </w:tblStylePr>
     <w:tblStylePr w:type="firstCol">
       <w:rPr>
+        <w:rFonts w:eastAsia="黑体"/>
         <w:b/>
         <w:bCs/>
       </w:rPr>
     </w:tblStylePr>
     <w:tblStylePr w:type="lastCol">
       <w:rPr>
+        <w:rFonts w:eastAsia="黑体"/>
         <w:b/>
         <w:bCs/>
       </w:rPr>
@@ -8428,6 +8792,7 @@
       <w:spacing w:after="0" w:line="240" w:lineRule="auto"/>
     </w:pPr>
     <w:rPr>
+      <w:rFonts w:eastAsia="黑体"/>
       <w:color w:themeColor="text1" w:val="000000"/>
     </w:rPr>
     <w:tblPr>
@@ -8447,7 +8812,7 @@
     </w:tblPr>
     <w:tblStylePr w:type="firstRow">
       <w:rPr>
-        <w:rFonts w:asciiTheme="majorHAnsi" w:cstheme="majorBidi" w:eastAsiaTheme="majorEastAsia" w:hAnsiTheme="majorHAnsi"/>
+        <w:rFonts w:asciiTheme="majorHAnsi" w:cstheme="majorBidi" w:hAnsiTheme="majorHAnsi" w:eastAsia="黑体"/>
       </w:rPr>
       <w:tblPr/>
       <w:tcPr>
@@ -8459,6 +8824,7 @@
     </w:tblStylePr>
     <w:tblStylePr w:type="lastRow">
       <w:rPr>
+        <w:rFonts w:eastAsia="黑体"/>
         <w:b/>
         <w:bCs/>
         <w:color w:themeColor="text2" w:val="1F497D"/>
@@ -8473,12 +8839,14 @@
     </w:tblStylePr>
     <w:tblStylePr w:type="firstCol">
       <w:rPr>
+        <w:rFonts w:eastAsia="黑体"/>
         <w:b/>
         <w:bCs/>
       </w:rPr>
     </w:tblStylePr>
     <w:tblStylePr w:type="lastCol">
       <w:rPr>
+        <w:rFonts w:eastAsia="黑体"/>
         <w:b/>
         <w:bCs/>
       </w:rPr>
@@ -8512,6 +8880,7 @@
       <w:spacing w:after="0" w:line="240" w:lineRule="auto"/>
     </w:pPr>
     <w:rPr>
+      <w:rFonts w:eastAsia="黑体"/>
       <w:color w:themeColor="text1" w:val="000000"/>
     </w:rPr>
     <w:tblPr>
@@ -8531,7 +8900,7 @@
     </w:tblPr>
     <w:tblStylePr w:type="firstRow">
       <w:rPr>
-        <w:rFonts w:asciiTheme="majorHAnsi" w:cstheme="majorBidi" w:eastAsiaTheme="majorEastAsia" w:hAnsiTheme="majorHAnsi"/>
+        <w:rFonts w:asciiTheme="majorHAnsi" w:cstheme="majorBidi" w:hAnsiTheme="majorHAnsi" w:eastAsia="黑体"/>
       </w:rPr>
       <w:tblPr/>
       <w:tcPr>
@@ -8543,6 +8912,7 @@
     </w:tblStylePr>
     <w:tblStylePr w:type="lastRow">
       <w:rPr>
+        <w:rFonts w:eastAsia="黑体"/>
         <w:b/>
         <w:bCs/>
         <w:color w:themeColor="text2" w:val="1F497D"/>
@@ -8557,12 +8927,14 @@
     </w:tblStylePr>
     <w:tblStylePr w:type="firstCol">
       <w:rPr>
+        <w:rFonts w:eastAsia="黑体"/>
         <w:b/>
         <w:bCs/>
       </w:rPr>
     </w:tblStylePr>
     <w:tblStylePr w:type="lastCol">
       <w:rPr>
+        <w:rFonts w:eastAsia="黑体"/>
         <w:b/>
         <w:bCs/>
       </w:rPr>
@@ -8596,6 +8968,7 @@
       <w:spacing w:after="0" w:line="240" w:lineRule="auto"/>
     </w:pPr>
     <w:rPr>
+      <w:rFonts w:eastAsia="黑体"/>
       <w:color w:themeColor="text1" w:val="000000"/>
     </w:rPr>
     <w:tblPr>
@@ -8615,7 +8988,7 @@
     </w:tblPr>
     <w:tblStylePr w:type="firstRow">
       <w:rPr>
-        <w:rFonts w:asciiTheme="majorHAnsi" w:cstheme="majorBidi" w:eastAsiaTheme="majorEastAsia" w:hAnsiTheme="majorHAnsi"/>
+        <w:rFonts w:asciiTheme="majorHAnsi" w:cstheme="majorBidi" w:hAnsiTheme="majorHAnsi" w:eastAsia="黑体"/>
       </w:rPr>
       <w:tblPr/>
       <w:tcPr>
@@ -8627,6 +9000,7 @@
     </w:tblStylePr>
     <w:tblStylePr w:type="lastRow">
       <w:rPr>
+        <w:rFonts w:eastAsia="黑体"/>
         <w:b/>
         <w:bCs/>
         <w:color w:themeColor="text2" w:val="1F497D"/>
@@ -8641,12 +9015,14 @@
     </w:tblStylePr>
     <w:tblStylePr w:type="firstCol">
       <w:rPr>
+        <w:rFonts w:eastAsia="黑体"/>
         <w:b/>
         <w:bCs/>
       </w:rPr>
     </w:tblStylePr>
     <w:tblStylePr w:type="lastCol">
       <w:rPr>
+        <w:rFonts w:eastAsia="黑体"/>
         <w:b/>
         <w:bCs/>
       </w:rPr>
@@ -8680,7 +9056,7 @@
       <w:spacing w:after="0" w:line="240" w:lineRule="auto"/>
     </w:pPr>
     <w:rPr>
-      <w:rFonts w:asciiTheme="majorHAnsi" w:cstheme="majorBidi" w:eastAsiaTheme="majorEastAsia" w:hAnsiTheme="majorHAnsi"/>
+      <w:rFonts w:asciiTheme="majorHAnsi" w:cstheme="majorBidi" w:hAnsiTheme="majorHAnsi" w:eastAsia="黑体"/>
       <w:color w:themeColor="text1" w:val="000000"/>
     </w:rPr>
     <w:tblPr>
@@ -8702,6 +9078,7 @@
     </w:tblPr>
     <w:tblStylePr w:type="firstRow">
       <w:rPr>
+        <w:rFonts w:eastAsia="黑体"/>
         <w:sz w:val="24"/>
         <w:szCs w:val="24"/>
       </w:rPr>
@@ -8808,7 +9185,7 @@
       <w:spacing w:after="0" w:line="240" w:lineRule="auto"/>
     </w:pPr>
     <w:rPr>
-      <w:rFonts w:asciiTheme="majorHAnsi" w:cstheme="majorBidi" w:eastAsiaTheme="majorEastAsia" w:hAnsiTheme="majorHAnsi"/>
+      <w:rFonts w:asciiTheme="majorHAnsi" w:cstheme="majorBidi" w:hAnsiTheme="majorHAnsi" w:eastAsia="黑体"/>
       <w:color w:themeColor="text1" w:val="000000"/>
     </w:rPr>
     <w:tblPr>
@@ -8830,6 +9207,7 @@
     </w:tblPr>
     <w:tblStylePr w:type="firstRow">
       <w:rPr>
+        <w:rFonts w:eastAsia="黑体"/>
         <w:sz w:val="24"/>
         <w:szCs w:val="24"/>
       </w:rPr>
@@ -8936,7 +9314,7 @@
       <w:spacing w:after="0" w:line="240" w:lineRule="auto"/>
     </w:pPr>
     <w:rPr>
-      <w:rFonts w:asciiTheme="majorHAnsi" w:cstheme="majorBidi" w:eastAsiaTheme="majorEastAsia" w:hAnsiTheme="majorHAnsi"/>
+      <w:rFonts w:asciiTheme="majorHAnsi" w:cstheme="majorBidi" w:hAnsiTheme="majorHAnsi" w:eastAsia="黑体"/>
       <w:color w:themeColor="text1" w:val="000000"/>
     </w:rPr>
     <w:tblPr>
@@ -8958,6 +9336,7 @@
     </w:tblPr>
     <w:tblStylePr w:type="firstRow">
       <w:rPr>
+        <w:rFonts w:eastAsia="黑体"/>
         <w:sz w:val="24"/>
         <w:szCs w:val="24"/>
       </w:rPr>
@@ -9064,7 +9443,7 @@
       <w:spacing w:after="0" w:line="240" w:lineRule="auto"/>
     </w:pPr>
     <w:rPr>
-      <w:rFonts w:asciiTheme="majorHAnsi" w:cstheme="majorBidi" w:eastAsiaTheme="majorEastAsia" w:hAnsiTheme="majorHAnsi"/>
+      <w:rFonts w:asciiTheme="majorHAnsi" w:cstheme="majorBidi" w:hAnsiTheme="majorHAnsi" w:eastAsia="黑体"/>
       <w:color w:themeColor="text1" w:val="000000"/>
     </w:rPr>
     <w:tblPr>
@@ -9086,6 +9465,7 @@
     </w:tblPr>
     <w:tblStylePr w:type="firstRow">
       <w:rPr>
+        <w:rFonts w:eastAsia="黑体"/>
         <w:sz w:val="24"/>
         <w:szCs w:val="24"/>
       </w:rPr>
@@ -9192,7 +9572,7 @@
       <w:spacing w:after="0" w:line="240" w:lineRule="auto"/>
     </w:pPr>
     <w:rPr>
-      <w:rFonts w:asciiTheme="majorHAnsi" w:cstheme="majorBidi" w:eastAsiaTheme="majorEastAsia" w:hAnsiTheme="majorHAnsi"/>
+      <w:rFonts w:asciiTheme="majorHAnsi" w:cstheme="majorBidi" w:hAnsiTheme="majorHAnsi" w:eastAsia="黑体"/>
       <w:color w:themeColor="text1" w:val="000000"/>
     </w:rPr>
     <w:tblPr>
@@ -9214,6 +9594,7 @@
     </w:tblPr>
     <w:tblStylePr w:type="firstRow">
       <w:rPr>
+        <w:rFonts w:eastAsia="黑体"/>
         <w:sz w:val="24"/>
         <w:szCs w:val="24"/>
       </w:rPr>
@@ -9320,7 +9701,7 @@
       <w:spacing w:after="0" w:line="240" w:lineRule="auto"/>
     </w:pPr>
     <w:rPr>
-      <w:rFonts w:asciiTheme="majorHAnsi" w:cstheme="majorBidi" w:eastAsiaTheme="majorEastAsia" w:hAnsiTheme="majorHAnsi"/>
+      <w:rFonts w:asciiTheme="majorHAnsi" w:cstheme="majorBidi" w:hAnsiTheme="majorHAnsi" w:eastAsia="黑体"/>
       <w:color w:themeColor="text1" w:val="000000"/>
     </w:rPr>
     <w:tblPr>
@@ -9342,6 +9723,7 @@
     </w:tblPr>
     <w:tblStylePr w:type="firstRow">
       <w:rPr>
+        <w:rFonts w:eastAsia="黑体"/>
         <w:sz w:val="24"/>
         <w:szCs w:val="24"/>
       </w:rPr>
@@ -9448,7 +9830,7 @@
       <w:spacing w:after="0" w:line="240" w:lineRule="auto"/>
     </w:pPr>
     <w:rPr>
-      <w:rFonts w:asciiTheme="majorHAnsi" w:cstheme="majorBidi" w:eastAsiaTheme="majorEastAsia" w:hAnsiTheme="majorHAnsi"/>
+      <w:rFonts w:asciiTheme="majorHAnsi" w:cstheme="majorBidi" w:hAnsiTheme="majorHAnsi" w:eastAsia="黑体"/>
       <w:color w:themeColor="text1" w:val="000000"/>
     </w:rPr>
     <w:tblPr>
@@ -9470,6 +9852,7 @@
     </w:tblPr>
     <w:tblStylePr w:type="firstRow">
       <w:rPr>
+        <w:rFonts w:eastAsia="黑体"/>
         <w:sz w:val="24"/>
         <w:szCs w:val="24"/>
       </w:rPr>
@@ -9599,12 +9982,14 @@
     </w:tcPr>
     <w:tblStylePr w:type="firstRow">
       <w:rPr>
+        <w:rFonts w:eastAsia="黑体"/>
         <w:b/>
         <w:bCs/>
       </w:rPr>
     </w:tblStylePr>
     <w:tblStylePr w:type="lastRow">
       <w:rPr>
+        <w:rFonts w:eastAsia="黑体"/>
         <w:b/>
         <w:bCs/>
       </w:rPr>
@@ -9617,12 +10002,14 @@
     </w:tblStylePr>
     <w:tblStylePr w:type="firstCol">
       <w:rPr>
+        <w:rFonts w:eastAsia="黑体"/>
         <w:b/>
         <w:bCs/>
       </w:rPr>
     </w:tblStylePr>
     <w:tblStylePr w:type="lastCol">
       <w:rPr>
+        <w:rFonts w:eastAsia="黑体"/>
         <w:b/>
         <w:bCs/>
       </w:rPr>
@@ -9672,12 +10059,14 @@
     </w:tcPr>
     <w:tblStylePr w:type="firstRow">
       <w:rPr>
+        <w:rFonts w:eastAsia="黑体"/>
         <w:b/>
         <w:bCs/>
       </w:rPr>
     </w:tblStylePr>
     <w:tblStylePr w:type="lastRow">
       <w:rPr>
+        <w:rFonts w:eastAsia="黑体"/>
         <w:b/>
         <w:bCs/>
       </w:rPr>
@@ -9690,12 +10079,14 @@
     </w:tblStylePr>
     <w:tblStylePr w:type="firstCol">
       <w:rPr>
+        <w:rFonts w:eastAsia="黑体"/>
         <w:b/>
         <w:bCs/>
       </w:rPr>
     </w:tblStylePr>
     <w:tblStylePr w:type="lastCol">
       <w:rPr>
+        <w:rFonts w:eastAsia="黑体"/>
         <w:b/>
         <w:bCs/>
       </w:rPr>
@@ -9745,12 +10136,14 @@
     </w:tcPr>
     <w:tblStylePr w:type="firstRow">
       <w:rPr>
+        <w:rFonts w:eastAsia="黑体"/>
         <w:b/>
         <w:bCs/>
       </w:rPr>
     </w:tblStylePr>
     <w:tblStylePr w:type="lastRow">
       <w:rPr>
+        <w:rFonts w:eastAsia="黑体"/>
         <w:b/>
         <w:bCs/>
       </w:rPr>
@@ -9763,12 +10156,14 @@
     </w:tblStylePr>
     <w:tblStylePr w:type="firstCol">
       <w:rPr>
+        <w:rFonts w:eastAsia="黑体"/>
         <w:b/>
         <w:bCs/>
       </w:rPr>
     </w:tblStylePr>
     <w:tblStylePr w:type="lastCol">
       <w:rPr>
+        <w:rFonts w:eastAsia="黑体"/>
         <w:b/>
         <w:bCs/>
       </w:rPr>
@@ -9818,12 +10213,14 @@
     </w:tcPr>
     <w:tblStylePr w:type="firstRow">
       <w:rPr>
+        <w:rFonts w:eastAsia="黑体"/>
         <w:b/>
         <w:bCs/>
       </w:rPr>
     </w:tblStylePr>
     <w:tblStylePr w:type="lastRow">
       <w:rPr>
+        <w:rFonts w:eastAsia="黑体"/>
         <w:b/>
         <w:bCs/>
       </w:rPr>
@@ -9836,12 +10233,14 @@
     </w:tblStylePr>
     <w:tblStylePr w:type="firstCol">
       <w:rPr>
+        <w:rFonts w:eastAsia="黑体"/>
         <w:b/>
         <w:bCs/>
       </w:rPr>
     </w:tblStylePr>
     <w:tblStylePr w:type="lastCol">
       <w:rPr>
+        <w:rFonts w:eastAsia="黑体"/>
         <w:b/>
         <w:bCs/>
       </w:rPr>
@@ -9891,12 +10290,14 @@
     </w:tcPr>
     <w:tblStylePr w:type="firstRow">
       <w:rPr>
+        <w:rFonts w:eastAsia="黑体"/>
         <w:b/>
         <w:bCs/>
       </w:rPr>
     </w:tblStylePr>
     <w:tblStylePr w:type="lastRow">
       <w:rPr>
+        <w:rFonts w:eastAsia="黑体"/>
         <w:b/>
         <w:bCs/>
       </w:rPr>
@@ -9909,12 +10310,14 @@
     </w:tblStylePr>
     <w:tblStylePr w:type="firstCol">
       <w:rPr>
+        <w:rFonts w:eastAsia="黑体"/>
         <w:b/>
         <w:bCs/>
       </w:rPr>
     </w:tblStylePr>
     <w:tblStylePr w:type="lastCol">
       <w:rPr>
+        <w:rFonts w:eastAsia="黑体"/>
         <w:b/>
         <w:bCs/>
       </w:rPr>
@@ -9964,12 +10367,14 @@
     </w:tcPr>
     <w:tblStylePr w:type="firstRow">
       <w:rPr>
+        <w:rFonts w:eastAsia="黑体"/>
         <w:b/>
         <w:bCs/>
       </w:rPr>
     </w:tblStylePr>
     <w:tblStylePr w:type="lastRow">
       <w:rPr>
+        <w:rFonts w:eastAsia="黑体"/>
         <w:b/>
         <w:bCs/>
       </w:rPr>
@@ -9982,12 +10387,14 @@
     </w:tblStylePr>
     <w:tblStylePr w:type="firstCol">
       <w:rPr>
+        <w:rFonts w:eastAsia="黑体"/>
         <w:b/>
         <w:bCs/>
       </w:rPr>
     </w:tblStylePr>
     <w:tblStylePr w:type="lastCol">
       <w:rPr>
+        <w:rFonts w:eastAsia="黑体"/>
         <w:b/>
         <w:bCs/>
       </w:rPr>
@@ -10037,12 +10444,14 @@
     </w:tcPr>
     <w:tblStylePr w:type="firstRow">
       <w:rPr>
+        <w:rFonts w:eastAsia="黑体"/>
         <w:b/>
         <w:bCs/>
       </w:rPr>
     </w:tblStylePr>
     <w:tblStylePr w:type="lastRow">
       <w:rPr>
+        <w:rFonts w:eastAsia="黑体"/>
         <w:b/>
         <w:bCs/>
       </w:rPr>
@@ -10055,12 +10464,14 @@
     </w:tblStylePr>
     <w:tblStylePr w:type="firstCol">
       <w:rPr>
+        <w:rFonts w:eastAsia="黑体"/>
         <w:b/>
         <w:bCs/>
       </w:rPr>
     </w:tblStylePr>
     <w:tblStylePr w:type="lastCol">
       <w:rPr>
+        <w:rFonts w:eastAsia="黑体"/>
         <w:b/>
         <w:bCs/>
       </w:rPr>
@@ -10087,7 +10498,7 @@
       <w:spacing w:after="0" w:line="240" w:lineRule="auto"/>
     </w:pPr>
     <w:rPr>
-      <w:rFonts w:asciiTheme="majorHAnsi" w:cstheme="majorBidi" w:eastAsiaTheme="majorEastAsia" w:hAnsiTheme="majorHAnsi"/>
+      <w:rFonts w:asciiTheme="majorHAnsi" w:cstheme="majorBidi" w:hAnsiTheme="majorHAnsi" w:eastAsia="黑体"/>
       <w:color w:themeColor="text1" w:val="000000"/>
     </w:rPr>
     <w:tblPr>
@@ -10114,6 +10525,7 @@
     </w:tcPr>
     <w:tblStylePr w:type="firstRow">
       <w:rPr>
+        <w:rFonts w:eastAsia="黑体"/>
         <w:b/>
         <w:bCs/>
         <w:color w:themeColor="text1" w:val="000000"/>
@@ -10125,6 +10537,7 @@
     </w:tblStylePr>
     <w:tblStylePr w:type="lastRow">
       <w:rPr>
+        <w:rFonts w:eastAsia="黑体"/>
         <w:b/>
         <w:bCs/>
         <w:color w:themeColor="text1" w:val="000000"/>
@@ -10144,6 +10557,7 @@
     </w:tblStylePr>
     <w:tblStylePr w:type="firstCol">
       <w:rPr>
+        <w:rFonts w:eastAsia="黑体"/>
         <w:b/>
         <w:bCs/>
         <w:color w:themeColor="text1" w:val="000000"/>
@@ -10163,6 +10577,7 @@
     </w:tblStylePr>
     <w:tblStylePr w:type="lastCol">
       <w:rPr>
+        <w:rFonts w:eastAsia="黑体"/>
         <w:b w:val="0"/>
         <w:bCs w:val="0"/>
         <w:color w:themeColor="text1" w:val="000000"/>
@@ -10212,7 +10627,7 @@
       <w:spacing w:after="0" w:line="240" w:lineRule="auto"/>
     </w:pPr>
     <w:rPr>
-      <w:rFonts w:asciiTheme="majorHAnsi" w:cstheme="majorBidi" w:eastAsiaTheme="majorEastAsia" w:hAnsiTheme="majorHAnsi"/>
+      <w:rFonts w:asciiTheme="majorHAnsi" w:cstheme="majorBidi" w:hAnsiTheme="majorHAnsi" w:eastAsia="黑体"/>
       <w:color w:themeColor="text1" w:val="000000"/>
     </w:rPr>
     <w:tblPr>
@@ -10239,6 +10654,7 @@
     </w:tcPr>
     <w:tblStylePr w:type="firstRow">
       <w:rPr>
+        <w:rFonts w:eastAsia="黑体"/>
         <w:b/>
         <w:bCs/>
         <w:color w:themeColor="text1" w:val="000000"/>
@@ -10250,6 +10666,7 @@
     </w:tblStylePr>
     <w:tblStylePr w:type="lastRow">
       <w:rPr>
+        <w:rFonts w:eastAsia="黑体"/>
         <w:b/>
         <w:bCs/>
         <w:color w:themeColor="text1" w:val="000000"/>
@@ -10269,6 +10686,7 @@
     </w:tblStylePr>
     <w:tblStylePr w:type="firstCol">
       <w:rPr>
+        <w:rFonts w:eastAsia="黑体"/>
         <w:b/>
         <w:bCs/>
         <w:color w:themeColor="text1" w:val="000000"/>
@@ -10288,6 +10706,7 @@
     </w:tblStylePr>
     <w:tblStylePr w:type="lastCol">
       <w:rPr>
+        <w:rFonts w:eastAsia="黑体"/>
         <w:b w:val="0"/>
         <w:bCs w:val="0"/>
         <w:color w:themeColor="text1" w:val="000000"/>
@@ -10337,7 +10756,7 @@
       <w:spacing w:after="0" w:line="240" w:lineRule="auto"/>
     </w:pPr>
     <w:rPr>
-      <w:rFonts w:asciiTheme="majorHAnsi" w:cstheme="majorBidi" w:eastAsiaTheme="majorEastAsia" w:hAnsiTheme="majorHAnsi"/>
+      <w:rFonts w:asciiTheme="majorHAnsi" w:cstheme="majorBidi" w:hAnsiTheme="majorHAnsi" w:eastAsia="黑体"/>
       <w:color w:themeColor="text1" w:val="000000"/>
     </w:rPr>
     <w:tblPr>
@@ -10364,6 +10783,7 @@
     </w:tcPr>
     <w:tblStylePr w:type="firstRow">
       <w:rPr>
+        <w:rFonts w:eastAsia="黑体"/>
         <w:b/>
         <w:bCs/>
         <w:color w:themeColor="text1" w:val="000000"/>
@@ -10375,6 +10795,7 @@
     </w:tblStylePr>
     <w:tblStylePr w:type="lastRow">
       <w:rPr>
+        <w:rFonts w:eastAsia="黑体"/>
         <w:b/>
         <w:bCs/>
         <w:color w:themeColor="text1" w:val="000000"/>
@@ -10394,6 +10815,7 @@
     </w:tblStylePr>
     <w:tblStylePr w:type="firstCol">
       <w:rPr>
+        <w:rFonts w:eastAsia="黑体"/>
         <w:b/>
         <w:bCs/>
         <w:color w:themeColor="text1" w:val="000000"/>
@@ -10413,6 +10835,7 @@
     </w:tblStylePr>
     <w:tblStylePr w:type="lastCol">
       <w:rPr>
+        <w:rFonts w:eastAsia="黑体"/>
         <w:b w:val="0"/>
         <w:bCs w:val="0"/>
         <w:color w:themeColor="text1" w:val="000000"/>
@@ -10462,7 +10885,7 @@
       <w:spacing w:after="0" w:line="240" w:lineRule="auto"/>
     </w:pPr>
     <w:rPr>
-      <w:rFonts w:asciiTheme="majorHAnsi" w:cstheme="majorBidi" w:eastAsiaTheme="majorEastAsia" w:hAnsiTheme="majorHAnsi"/>
+      <w:rFonts w:asciiTheme="majorHAnsi" w:cstheme="majorBidi" w:hAnsiTheme="majorHAnsi" w:eastAsia="黑体"/>
       <w:color w:themeColor="text1" w:val="000000"/>
     </w:rPr>
     <w:tblPr>
@@ -10489,6 +10912,7 @@
     </w:tcPr>
     <w:tblStylePr w:type="firstRow">
       <w:rPr>
+        <w:rFonts w:eastAsia="黑体"/>
         <w:b/>
         <w:bCs/>
         <w:color w:themeColor="text1" w:val="000000"/>
@@ -10500,6 +10924,7 @@
     </w:tblStylePr>
     <w:tblStylePr w:type="lastRow">
       <w:rPr>
+        <w:rFonts w:eastAsia="黑体"/>
         <w:b/>
         <w:bCs/>
         <w:color w:themeColor="text1" w:val="000000"/>
@@ -10519,6 +10944,7 @@
     </w:tblStylePr>
     <w:tblStylePr w:type="firstCol">
       <w:rPr>
+        <w:rFonts w:eastAsia="黑体"/>
         <w:b/>
         <w:bCs/>
         <w:color w:themeColor="text1" w:val="000000"/>
@@ -10538,6 +10964,7 @@
     </w:tblStylePr>
     <w:tblStylePr w:type="lastCol">
       <w:rPr>
+        <w:rFonts w:eastAsia="黑体"/>
         <w:b w:val="0"/>
         <w:bCs w:val="0"/>
         <w:color w:themeColor="text1" w:val="000000"/>
@@ -10587,7 +11014,7 @@
       <w:spacing w:after="0" w:line="240" w:lineRule="auto"/>
     </w:pPr>
     <w:rPr>
-      <w:rFonts w:asciiTheme="majorHAnsi" w:cstheme="majorBidi" w:eastAsiaTheme="majorEastAsia" w:hAnsiTheme="majorHAnsi"/>
+      <w:rFonts w:asciiTheme="majorHAnsi" w:cstheme="majorBidi" w:hAnsiTheme="majorHAnsi" w:eastAsia="黑体"/>
       <w:color w:themeColor="text1" w:val="000000"/>
     </w:rPr>
     <w:tblPr>
@@ -10614,6 +11041,7 @@
     </w:tcPr>
     <w:tblStylePr w:type="firstRow">
       <w:rPr>
+        <w:rFonts w:eastAsia="黑体"/>
         <w:b/>
         <w:bCs/>
         <w:color w:themeColor="text1" w:val="000000"/>
@@ -10625,6 +11053,7 @@
     </w:tblStylePr>
     <w:tblStylePr w:type="lastRow">
       <w:rPr>
+        <w:rFonts w:eastAsia="黑体"/>
         <w:b/>
         <w:bCs/>
         <w:color w:themeColor="text1" w:val="000000"/>
@@ -10644,6 +11073,7 @@
     </w:tblStylePr>
     <w:tblStylePr w:type="firstCol">
       <w:rPr>
+        <w:rFonts w:eastAsia="黑体"/>
         <w:b/>
         <w:bCs/>
         <w:color w:themeColor="text1" w:val="000000"/>
@@ -10663,6 +11093,7 @@
     </w:tblStylePr>
     <w:tblStylePr w:type="lastCol">
       <w:rPr>
+        <w:rFonts w:eastAsia="黑体"/>
         <w:b w:val="0"/>
         <w:bCs w:val="0"/>
         <w:color w:themeColor="text1" w:val="000000"/>
@@ -10712,7 +11143,7 @@
       <w:spacing w:after="0" w:line="240" w:lineRule="auto"/>
     </w:pPr>
     <w:rPr>
-      <w:rFonts w:asciiTheme="majorHAnsi" w:cstheme="majorBidi" w:eastAsiaTheme="majorEastAsia" w:hAnsiTheme="majorHAnsi"/>
+      <w:rFonts w:asciiTheme="majorHAnsi" w:cstheme="majorBidi" w:hAnsiTheme="majorHAnsi" w:eastAsia="黑体"/>
       <w:color w:themeColor="text1" w:val="000000"/>
     </w:rPr>
     <w:tblPr>
@@ -10739,6 +11170,7 @@
     </w:tcPr>
     <w:tblStylePr w:type="firstRow">
       <w:rPr>
+        <w:rFonts w:eastAsia="黑体"/>
         <w:b/>
         <w:bCs/>
         <w:color w:themeColor="text1" w:val="000000"/>
@@ -10750,6 +11182,7 @@
     </w:tblStylePr>
     <w:tblStylePr w:type="lastRow">
       <w:rPr>
+        <w:rFonts w:eastAsia="黑体"/>
         <w:b/>
         <w:bCs/>
         <w:color w:themeColor="text1" w:val="000000"/>
@@ -10769,6 +11202,7 @@
     </w:tblStylePr>
     <w:tblStylePr w:type="firstCol">
       <w:rPr>
+        <w:rFonts w:eastAsia="黑体"/>
         <w:b/>
         <w:bCs/>
         <w:color w:themeColor="text1" w:val="000000"/>
@@ -10788,6 +11222,7 @@
     </w:tblStylePr>
     <w:tblStylePr w:type="lastCol">
       <w:rPr>
+        <w:rFonts w:eastAsia="黑体"/>
         <w:b w:val="0"/>
         <w:bCs w:val="0"/>
         <w:color w:themeColor="text1" w:val="000000"/>
@@ -10837,7 +11272,7 @@
       <w:spacing w:after="0" w:line="240" w:lineRule="auto"/>
     </w:pPr>
     <w:rPr>
-      <w:rFonts w:asciiTheme="majorHAnsi" w:cstheme="majorBidi" w:eastAsiaTheme="majorEastAsia" w:hAnsiTheme="majorHAnsi"/>
+      <w:rFonts w:asciiTheme="majorHAnsi" w:cstheme="majorBidi" w:hAnsiTheme="majorHAnsi" w:eastAsia="黑体"/>
       <w:color w:themeColor="text1" w:val="000000"/>
     </w:rPr>
     <w:tblPr>
@@ -10864,6 +11299,7 @@
     </w:tcPr>
     <w:tblStylePr w:type="firstRow">
       <w:rPr>
+        <w:rFonts w:eastAsia="黑体"/>
         <w:b/>
         <w:bCs/>
         <w:color w:themeColor="text1" w:val="000000"/>
@@ -10875,6 +11311,7 @@
     </w:tblStylePr>
     <w:tblStylePr w:type="lastRow">
       <w:rPr>
+        <w:rFonts w:eastAsia="黑体"/>
         <w:b/>
         <w:bCs/>
         <w:color w:themeColor="text1" w:val="000000"/>
@@ -10894,6 +11331,7 @@
     </w:tblStylePr>
     <w:tblStylePr w:type="firstCol">
       <w:rPr>
+        <w:rFonts w:eastAsia="黑体"/>
         <w:b/>
         <w:bCs/>
         <w:color w:themeColor="text1" w:val="000000"/>
@@ -10913,6 +11351,7 @@
     </w:tblStylePr>
     <w:tblStylePr w:type="lastCol">
       <w:rPr>
+        <w:rFonts w:eastAsia="黑体"/>
         <w:b w:val="0"/>
         <w:bCs w:val="0"/>
         <w:color w:themeColor="text1" w:val="000000"/>
@@ -10985,6 +11424,7 @@
     </w:tcPr>
     <w:tblStylePr w:type="firstRow">
       <w:rPr>
+        <w:rFonts w:eastAsia="黑体"/>
         <w:b/>
         <w:bCs/>
         <w:i w:val="0"/>
@@ -11006,6 +11446,7 @@
     </w:tblStylePr>
     <w:tblStylePr w:type="lastRow">
       <w:rPr>
+        <w:rFonts w:eastAsia="黑体"/>
         <w:b/>
         <w:bCs/>
         <w:i w:val="0"/>
@@ -11027,6 +11468,7 @@
     </w:tblStylePr>
     <w:tblStylePr w:type="firstCol">
       <w:rPr>
+        <w:rFonts w:eastAsia="黑体"/>
         <w:b/>
         <w:bCs/>
         <w:i w:val="0"/>
@@ -11046,6 +11488,7 @@
     </w:tblStylePr>
     <w:tblStylePr w:type="lastCol">
       <w:rPr>
+        <w:rFonts w:eastAsia="黑体"/>
         <w:b/>
         <w:bCs/>
         <w:i w:val="0"/>
@@ -11126,6 +11569,7 @@
     </w:tcPr>
     <w:tblStylePr w:type="firstRow">
       <w:rPr>
+        <w:rFonts w:eastAsia="黑体"/>
         <w:b/>
         <w:bCs/>
         <w:i w:val="0"/>
@@ -11147,6 +11591,7 @@
     </w:tblStylePr>
     <w:tblStylePr w:type="lastRow">
       <w:rPr>
+        <w:rFonts w:eastAsia="黑体"/>
         <w:b/>
         <w:bCs/>
         <w:i w:val="0"/>
@@ -11168,6 +11613,7 @@
     </w:tblStylePr>
     <w:tblStylePr w:type="firstCol">
       <w:rPr>
+        <w:rFonts w:eastAsia="黑体"/>
         <w:b/>
         <w:bCs/>
         <w:i w:val="0"/>
@@ -11187,6 +11633,7 @@
     </w:tblStylePr>
     <w:tblStylePr w:type="lastCol">
       <w:rPr>
+        <w:rFonts w:eastAsia="黑体"/>
         <w:b/>
         <w:bCs/>
         <w:i w:val="0"/>
@@ -11267,6 +11714,7 @@
     </w:tcPr>
     <w:tblStylePr w:type="firstRow">
       <w:rPr>
+        <w:rFonts w:eastAsia="黑体"/>
         <w:b/>
         <w:bCs/>
         <w:i w:val="0"/>
@@ -11288,6 +11736,7 @@
     </w:tblStylePr>
     <w:tblStylePr w:type="lastRow">
       <w:rPr>
+        <w:rFonts w:eastAsia="黑体"/>
         <w:b/>
         <w:bCs/>
         <w:i w:val="0"/>
@@ -11309,6 +11758,7 @@
     </w:tblStylePr>
     <w:tblStylePr w:type="firstCol">
       <w:rPr>
+        <w:rFonts w:eastAsia="黑体"/>
         <w:b/>
         <w:bCs/>
         <w:i w:val="0"/>
@@ -11328,6 +11778,7 @@
     </w:tblStylePr>
     <w:tblStylePr w:type="lastCol">
       <w:rPr>
+        <w:rFonts w:eastAsia="黑体"/>
         <w:b/>
         <w:bCs/>
         <w:i w:val="0"/>
@@ -11408,6 +11859,7 @@
     </w:tcPr>
     <w:tblStylePr w:type="firstRow">
       <w:rPr>
+        <w:rFonts w:eastAsia="黑体"/>
         <w:b/>
         <w:bCs/>
         <w:i w:val="0"/>
@@ -11429,6 +11881,7 @@
     </w:tblStylePr>
     <w:tblStylePr w:type="lastRow">
       <w:rPr>
+        <w:rFonts w:eastAsia="黑体"/>
         <w:b/>
         <w:bCs/>
         <w:i w:val="0"/>
@@ -11450,6 +11903,7 @@
     </w:tblStylePr>
     <w:tblStylePr w:type="firstCol">
       <w:rPr>
+        <w:rFonts w:eastAsia="黑体"/>
         <w:b/>
         <w:bCs/>
         <w:i w:val="0"/>
@@ -11469,6 +11923,7 @@
     </w:tblStylePr>
     <w:tblStylePr w:type="lastCol">
       <w:rPr>
+        <w:rFonts w:eastAsia="黑体"/>
         <w:b/>
         <w:bCs/>
         <w:i w:val="0"/>
@@ -11549,6 +12004,7 @@
     </w:tcPr>
     <w:tblStylePr w:type="firstRow">
       <w:rPr>
+        <w:rFonts w:eastAsia="黑体"/>
         <w:b/>
         <w:bCs/>
         <w:i w:val="0"/>
@@ -11570,6 +12026,7 @@
     </w:tblStylePr>
     <w:tblStylePr w:type="lastRow">
       <w:rPr>
+        <w:rFonts w:eastAsia="黑体"/>
         <w:b/>
         <w:bCs/>
         <w:i w:val="0"/>
@@ -11591,6 +12048,7 @@
     </w:tblStylePr>
     <w:tblStylePr w:type="firstCol">
       <w:rPr>
+        <w:rFonts w:eastAsia="黑体"/>
         <w:b/>
         <w:bCs/>
         <w:i w:val="0"/>
@@ -11610,6 +12068,7 @@
     </w:tblStylePr>
     <w:tblStylePr w:type="lastCol">
       <w:rPr>
+        <w:rFonts w:eastAsia="黑体"/>
         <w:b/>
         <w:bCs/>
         <w:i w:val="0"/>
@@ -11690,6 +12149,7 @@
     </w:tcPr>
     <w:tblStylePr w:type="firstRow">
       <w:rPr>
+        <w:rFonts w:eastAsia="黑体"/>
         <w:b/>
         <w:bCs/>
         <w:i w:val="0"/>
@@ -11711,6 +12171,7 @@
     </w:tblStylePr>
     <w:tblStylePr w:type="lastRow">
       <w:rPr>
+        <w:rFonts w:eastAsia="黑体"/>
         <w:b/>
         <w:bCs/>
         <w:i w:val="0"/>
@@ -11732,6 +12193,7 @@
     </w:tblStylePr>
     <w:tblStylePr w:type="firstCol">
       <w:rPr>
+        <w:rFonts w:eastAsia="黑体"/>
         <w:b/>
         <w:bCs/>
         <w:i w:val="0"/>
@@ -11751,6 +12213,7 @@
     </w:tblStylePr>
     <w:tblStylePr w:type="lastCol">
       <w:rPr>
+        <w:rFonts w:eastAsia="黑体"/>
         <w:b/>
         <w:bCs/>
         <w:i w:val="0"/>
@@ -11831,6 +12294,7 @@
     </w:tcPr>
     <w:tblStylePr w:type="firstRow">
       <w:rPr>
+        <w:rFonts w:eastAsia="黑体"/>
         <w:b/>
         <w:bCs/>
         <w:i w:val="0"/>
@@ -11852,6 +12316,7 @@
     </w:tblStylePr>
     <w:tblStylePr w:type="lastRow">
       <w:rPr>
+        <w:rFonts w:eastAsia="黑体"/>
         <w:b/>
         <w:bCs/>
         <w:i w:val="0"/>
@@ -11873,6 +12338,7 @@
     </w:tblStylePr>
     <w:tblStylePr w:type="firstCol">
       <w:rPr>
+        <w:rFonts w:eastAsia="黑体"/>
         <w:b/>
         <w:bCs/>
         <w:i w:val="0"/>
@@ -11892,6 +12358,7 @@
     </w:tblStylePr>
     <w:tblStylePr w:type="lastCol">
       <w:rPr>
+        <w:rFonts w:eastAsia="黑体"/>
         <w:b/>
         <w:bCs/>
         <w:i w:val="0"/>
@@ -11949,6 +12416,7 @@
       <w:spacing w:after="0" w:line="240" w:lineRule="auto"/>
     </w:pPr>
     <w:rPr>
+      <w:rFonts w:eastAsia="黑体"/>
       <w:color w:themeColor="background1" w:val="FFFFFF"/>
     </w:rPr>
     <w:tblPr>
@@ -11967,6 +12435,7 @@
     </w:tcPr>
     <w:tblStylePr w:type="firstRow">
       <w:rPr>
+        <w:rFonts w:eastAsia="黑体"/>
         <w:b/>
         <w:bCs/>
       </w:rPr>
@@ -12063,6 +12532,7 @@
       <w:spacing w:after="0" w:line="240" w:lineRule="auto"/>
     </w:pPr>
     <w:rPr>
+      <w:rFonts w:eastAsia="黑体"/>
       <w:color w:themeColor="background1" w:val="FFFFFF"/>
     </w:rPr>
     <w:tblPr>
@@ -12081,6 +12551,7 @@
     </w:tcPr>
     <w:tblStylePr w:type="firstRow">
       <w:rPr>
+        <w:rFonts w:eastAsia="黑体"/>
         <w:b/>
         <w:bCs/>
       </w:rPr>
@@ -12177,6 +12648,7 @@
       <w:spacing w:after="0" w:line="240" w:lineRule="auto"/>
     </w:pPr>
     <w:rPr>
+      <w:rFonts w:eastAsia="黑体"/>
       <w:color w:themeColor="background1" w:val="FFFFFF"/>
     </w:rPr>
     <w:tblPr>
@@ -12195,6 +12667,7 @@
     </w:tcPr>
     <w:tblStylePr w:type="firstRow">
       <w:rPr>
+        <w:rFonts w:eastAsia="黑体"/>
         <w:b/>
         <w:bCs/>
       </w:rPr>
@@ -12291,6 +12764,7 @@
       <w:spacing w:after="0" w:line="240" w:lineRule="auto"/>
     </w:pPr>
     <w:rPr>
+      <w:rFonts w:eastAsia="黑体"/>
       <w:color w:themeColor="background1" w:val="FFFFFF"/>
     </w:rPr>
     <w:tblPr>
@@ -12309,6 +12783,7 @@
     </w:tcPr>
     <w:tblStylePr w:type="firstRow">
       <w:rPr>
+        <w:rFonts w:eastAsia="黑体"/>
         <w:b/>
         <w:bCs/>
       </w:rPr>
@@ -12405,6 +12880,7 @@
       <w:spacing w:after="0" w:line="240" w:lineRule="auto"/>
     </w:pPr>
     <w:rPr>
+      <w:rFonts w:eastAsia="黑体"/>
       <w:color w:themeColor="background1" w:val="FFFFFF"/>
     </w:rPr>
     <w:tblPr>
@@ -12423,6 +12899,7 @@
     </w:tcPr>
     <w:tblStylePr w:type="firstRow">
       <w:rPr>
+        <w:rFonts w:eastAsia="黑体"/>
         <w:b/>
         <w:bCs/>
       </w:rPr>
@@ -12519,6 +12996,7 @@
       <w:spacing w:after="0" w:line="240" w:lineRule="auto"/>
     </w:pPr>
     <w:rPr>
+      <w:rFonts w:eastAsia="黑体"/>
       <w:color w:themeColor="background1" w:val="FFFFFF"/>
     </w:rPr>
     <w:tblPr>
@@ -12537,6 +13015,7 @@
     </w:tcPr>
     <w:tblStylePr w:type="firstRow">
       <w:rPr>
+        <w:rFonts w:eastAsia="黑体"/>
         <w:b/>
         <w:bCs/>
       </w:rPr>
@@ -12633,6 +13112,7 @@
       <w:spacing w:after="0" w:line="240" w:lineRule="auto"/>
     </w:pPr>
     <w:rPr>
+      <w:rFonts w:eastAsia="黑体"/>
       <w:color w:themeColor="background1" w:val="FFFFFF"/>
     </w:rPr>
     <w:tblPr>
@@ -12651,6 +13131,7 @@
     </w:tcPr>
     <w:tblStylePr w:type="firstRow">
       <w:rPr>
+        <w:rFonts w:eastAsia="黑体"/>
         <w:b/>
         <w:bCs/>
       </w:rPr>
@@ -12747,6 +13228,7 @@
       <w:spacing w:after="0" w:line="240" w:lineRule="auto"/>
     </w:pPr>
     <w:rPr>
+      <w:rFonts w:eastAsia="黑体"/>
       <w:color w:themeColor="text1" w:val="000000"/>
     </w:rPr>
     <w:tblPr>
@@ -12773,6 +13255,7 @@
     </w:tcPr>
     <w:tblStylePr w:type="firstRow">
       <w:rPr>
+        <w:rFonts w:eastAsia="黑体"/>
         <w:b/>
         <w:bCs/>
       </w:rPr>
@@ -12791,6 +13274,7 @@
     </w:tblStylePr>
     <w:tblStylePr w:type="lastRow">
       <w:rPr>
+        <w:rFonts w:eastAsia="黑体"/>
         <w:b/>
         <w:bCs/>
         <w:color w:themeColor="background1" w:val="FFFFFF"/>
@@ -12805,6 +13289,7 @@
     </w:tblStylePr>
     <w:tblStylePr w:type="firstCol">
       <w:rPr>
+        <w:rFonts w:eastAsia="黑体"/>
         <w:color w:themeColor="background1" w:val="FFFFFF"/>
       </w:rPr>
       <w:tblPr/>
@@ -12822,6 +13307,7 @@
     </w:tblStylePr>
     <w:tblStylePr w:type="lastCol">
       <w:rPr>
+        <w:rFonts w:eastAsia="黑体"/>
         <w:color w:themeColor="background1" w:val="FFFFFF"/>
       </w:rPr>
       <w:tblPr/>
@@ -12851,11 +13337,13 @@
     </w:tblStylePr>
     <w:tblStylePr w:type="neCell">
       <w:rPr>
+        <w:rFonts w:eastAsia="黑体"/>
         <w:color w:themeColor="text1" w:val="000000"/>
       </w:rPr>
     </w:tblStylePr>
     <w:tblStylePr w:type="nwCell">
       <w:rPr>
+        <w:rFonts w:eastAsia="黑体"/>
         <w:color w:themeColor="text1" w:val="000000"/>
       </w:rPr>
     </w:tblStylePr>
@@ -12869,6 +13357,7 @@
       <w:spacing w:after="0" w:line="240" w:lineRule="auto"/>
     </w:pPr>
     <w:rPr>
+      <w:rFonts w:eastAsia="黑体"/>
       <w:color w:themeColor="text1" w:val="000000"/>
     </w:rPr>
     <w:tblPr>
@@ -12895,6 +13384,7 @@
     </w:tcPr>
     <w:tblStylePr w:type="firstRow">
       <w:rPr>
+        <w:rFonts w:eastAsia="黑体"/>
         <w:b/>
         <w:bCs/>
       </w:rPr>
@@ -12913,6 +13403,7 @@
     </w:tblStylePr>
     <w:tblStylePr w:type="lastRow">
       <w:rPr>
+        <w:rFonts w:eastAsia="黑体"/>
         <w:b/>
         <w:bCs/>
         <w:color w:themeColor="background1" w:val="FFFFFF"/>
@@ -12927,6 +13418,7 @@
     </w:tblStylePr>
     <w:tblStylePr w:type="firstCol">
       <w:rPr>
+        <w:rFonts w:eastAsia="黑体"/>
         <w:color w:themeColor="background1" w:val="FFFFFF"/>
       </w:rPr>
       <w:tblPr/>
@@ -12944,6 +13436,7 @@
     </w:tblStylePr>
     <w:tblStylePr w:type="lastCol">
       <w:rPr>
+        <w:rFonts w:eastAsia="黑体"/>
         <w:color w:themeColor="background1" w:val="FFFFFF"/>
       </w:rPr>
       <w:tblPr/>
@@ -12973,11 +13466,13 @@
     </w:tblStylePr>
     <w:tblStylePr w:type="neCell">
       <w:rPr>
+        <w:rFonts w:eastAsia="黑体"/>
         <w:color w:themeColor="text1" w:val="000000"/>
       </w:rPr>
     </w:tblStylePr>
     <w:tblStylePr w:type="nwCell">
       <w:rPr>
+        <w:rFonts w:eastAsia="黑体"/>
         <w:color w:themeColor="text1" w:val="000000"/>
       </w:rPr>
     </w:tblStylePr>
@@ -12991,6 +13486,7 @@
       <w:spacing w:after="0" w:line="240" w:lineRule="auto"/>
     </w:pPr>
     <w:rPr>
+      <w:rFonts w:eastAsia="黑体"/>
       <w:color w:themeColor="text1" w:val="000000"/>
     </w:rPr>
     <w:tblPr>
@@ -13017,6 +13513,7 @@
     </w:tcPr>
     <w:tblStylePr w:type="firstRow">
       <w:rPr>
+        <w:rFonts w:eastAsia="黑体"/>
         <w:b/>
         <w:bCs/>
       </w:rPr>
@@ -13035,6 +13532,7 @@
     </w:tblStylePr>
     <w:tblStylePr w:type="lastRow">
       <w:rPr>
+        <w:rFonts w:eastAsia="黑体"/>
         <w:b/>
         <w:bCs/>
         <w:color w:themeColor="background1" w:val="FFFFFF"/>
@@ -13049,6 +13547,7 @@
     </w:tblStylePr>
     <w:tblStylePr w:type="firstCol">
       <w:rPr>
+        <w:rFonts w:eastAsia="黑体"/>
         <w:color w:themeColor="background1" w:val="FFFFFF"/>
       </w:rPr>
       <w:tblPr/>
@@ -13066,6 +13565,7 @@
     </w:tblStylePr>
     <w:tblStylePr w:type="lastCol">
       <w:rPr>
+        <w:rFonts w:eastAsia="黑体"/>
         <w:color w:themeColor="background1" w:val="FFFFFF"/>
       </w:rPr>
       <w:tblPr/>
@@ -13095,11 +13595,13 @@
     </w:tblStylePr>
     <w:tblStylePr w:type="neCell">
       <w:rPr>
+        <w:rFonts w:eastAsia="黑体"/>
         <w:color w:themeColor="text1" w:val="000000"/>
       </w:rPr>
     </w:tblStylePr>
     <w:tblStylePr w:type="nwCell">
       <w:rPr>
+        <w:rFonts w:eastAsia="黑体"/>
         <w:color w:themeColor="text1" w:val="000000"/>
       </w:rPr>
     </w:tblStylePr>
@@ -13113,6 +13615,7 @@
       <w:spacing w:after="0" w:line="240" w:lineRule="auto"/>
     </w:pPr>
     <w:rPr>
+      <w:rFonts w:eastAsia="黑体"/>
       <w:color w:themeColor="text1" w:val="000000"/>
     </w:rPr>
     <w:tblPr>
@@ -13139,6 +13642,7 @@
     </w:tcPr>
     <w:tblStylePr w:type="firstRow">
       <w:rPr>
+        <w:rFonts w:eastAsia="黑体"/>
         <w:b/>
         <w:bCs/>
       </w:rPr>
@@ -13157,6 +13661,7 @@
     </w:tblStylePr>
     <w:tblStylePr w:type="lastRow">
       <w:rPr>
+        <w:rFonts w:eastAsia="黑体"/>
         <w:b/>
         <w:bCs/>
         <w:color w:themeColor="background1" w:val="FFFFFF"/>
@@ -13171,6 +13676,7 @@
     </w:tblStylePr>
     <w:tblStylePr w:type="firstCol">
       <w:rPr>
+        <w:rFonts w:eastAsia="黑体"/>
         <w:color w:themeColor="background1" w:val="FFFFFF"/>
       </w:rPr>
       <w:tblPr/>
@@ -13188,6 +13694,7 @@
     </w:tblStylePr>
     <w:tblStylePr w:type="lastCol">
       <w:rPr>
+        <w:rFonts w:eastAsia="黑体"/>
         <w:color w:themeColor="background1" w:val="FFFFFF"/>
       </w:rPr>
       <w:tblPr/>
@@ -13225,6 +13732,7 @@
       <w:spacing w:after="0" w:line="240" w:lineRule="auto"/>
     </w:pPr>
     <w:rPr>
+      <w:rFonts w:eastAsia="黑体"/>
       <w:color w:themeColor="text1" w:val="000000"/>
     </w:rPr>
     <w:tblPr>
@@ -13251,6 +13759,7 @@
     </w:tcPr>
     <w:tblStylePr w:type="firstRow">
       <w:rPr>
+        <w:rFonts w:eastAsia="黑体"/>
         <w:b/>
         <w:bCs/>
       </w:rPr>
@@ -13269,6 +13778,7 @@
     </w:tblStylePr>
     <w:tblStylePr w:type="lastRow">
       <w:rPr>
+        <w:rFonts w:eastAsia="黑体"/>
         <w:b/>
         <w:bCs/>
         <w:color w:themeColor="background1" w:val="FFFFFF"/>
@@ -13283,6 +13793,7 @@
     </w:tblStylePr>
     <w:tblStylePr w:type="firstCol">
       <w:rPr>
+        <w:rFonts w:eastAsia="黑体"/>
         <w:color w:themeColor="background1" w:val="FFFFFF"/>
       </w:rPr>
       <w:tblPr/>
@@ -13300,6 +13811,7 @@
     </w:tblStylePr>
     <w:tblStylePr w:type="lastCol">
       <w:rPr>
+        <w:rFonts w:eastAsia="黑体"/>
         <w:color w:themeColor="background1" w:val="FFFFFF"/>
       </w:rPr>
       <w:tblPr/>
@@ -13329,11 +13841,13 @@
     </w:tblStylePr>
     <w:tblStylePr w:type="neCell">
       <w:rPr>
+        <w:rFonts w:eastAsia="黑体"/>
         <w:color w:themeColor="text1" w:val="000000"/>
       </w:rPr>
     </w:tblStylePr>
     <w:tblStylePr w:type="nwCell">
       <w:rPr>
+        <w:rFonts w:eastAsia="黑体"/>
         <w:color w:themeColor="text1" w:val="000000"/>
       </w:rPr>
     </w:tblStylePr>
@@ -13347,6 +13861,7 @@
       <w:spacing w:after="0" w:line="240" w:lineRule="auto"/>
     </w:pPr>
     <w:rPr>
+      <w:rFonts w:eastAsia="黑体"/>
       <w:color w:themeColor="text1" w:val="000000"/>
     </w:rPr>
     <w:tblPr>
@@ -13373,6 +13888,7 @@
     </w:tcPr>
     <w:tblStylePr w:type="firstRow">
       <w:rPr>
+        <w:rFonts w:eastAsia="黑体"/>
         <w:b/>
         <w:bCs/>
       </w:rPr>
@@ -13391,6 +13907,7 @@
     </w:tblStylePr>
     <w:tblStylePr w:type="lastRow">
       <w:rPr>
+        <w:rFonts w:eastAsia="黑体"/>
         <w:b/>
         <w:bCs/>
         <w:color w:themeColor="background1" w:val="FFFFFF"/>
@@ -13405,6 +13922,7 @@
     </w:tblStylePr>
     <w:tblStylePr w:type="firstCol">
       <w:rPr>
+        <w:rFonts w:eastAsia="黑体"/>
         <w:color w:themeColor="background1" w:val="FFFFFF"/>
       </w:rPr>
       <w:tblPr/>
@@ -13422,6 +13940,7 @@
     </w:tblStylePr>
     <w:tblStylePr w:type="lastCol">
       <w:rPr>
+        <w:rFonts w:eastAsia="黑体"/>
         <w:color w:themeColor="background1" w:val="FFFFFF"/>
       </w:rPr>
       <w:tblPr/>
@@ -13451,11 +13970,13 @@
     </w:tblStylePr>
     <w:tblStylePr w:type="neCell">
       <w:rPr>
+        <w:rFonts w:eastAsia="黑体"/>
         <w:color w:themeColor="text1" w:val="000000"/>
       </w:rPr>
     </w:tblStylePr>
     <w:tblStylePr w:type="nwCell">
       <w:rPr>
+        <w:rFonts w:eastAsia="黑体"/>
         <w:color w:themeColor="text1" w:val="000000"/>
       </w:rPr>
     </w:tblStylePr>
@@ -13469,6 +13990,7 @@
       <w:spacing w:after="0" w:line="240" w:lineRule="auto"/>
     </w:pPr>
     <w:rPr>
+      <w:rFonts w:eastAsia="黑体"/>
       <w:color w:themeColor="text1" w:val="000000"/>
     </w:rPr>
     <w:tblPr>
@@ -13495,6 +14017,7 @@
     </w:tcPr>
     <w:tblStylePr w:type="firstRow">
       <w:rPr>
+        <w:rFonts w:eastAsia="黑体"/>
         <w:b/>
         <w:bCs/>
       </w:rPr>
@@ -13513,6 +14036,7 @@
     </w:tblStylePr>
     <w:tblStylePr w:type="lastRow">
       <w:rPr>
+        <w:rFonts w:eastAsia="黑体"/>
         <w:b/>
         <w:bCs/>
         <w:color w:themeColor="background1" w:val="FFFFFF"/>
@@ -13527,6 +14051,7 @@
     </w:tblStylePr>
     <w:tblStylePr w:type="firstCol">
       <w:rPr>
+        <w:rFonts w:eastAsia="黑体"/>
         <w:color w:themeColor="background1" w:val="FFFFFF"/>
       </w:rPr>
       <w:tblPr/>
@@ -13544,6 +14069,7 @@
     </w:tblStylePr>
     <w:tblStylePr w:type="lastCol">
       <w:rPr>
+        <w:rFonts w:eastAsia="黑体"/>
         <w:color w:themeColor="background1" w:val="FFFFFF"/>
       </w:rPr>
       <w:tblPr/>
@@ -13573,11 +14099,13 @@
     </w:tblStylePr>
     <w:tblStylePr w:type="neCell">
       <w:rPr>
+        <w:rFonts w:eastAsia="黑体"/>
         <w:color w:themeColor="text1" w:val="000000"/>
       </w:rPr>
     </w:tblStylePr>
     <w:tblStylePr w:type="nwCell">
       <w:rPr>
+        <w:rFonts w:eastAsia="黑体"/>
         <w:color w:themeColor="text1" w:val="000000"/>
       </w:rPr>
     </w:tblStylePr>
@@ -13591,6 +14119,7 @@
       <w:spacing w:after="0" w:line="240" w:lineRule="auto"/>
     </w:pPr>
     <w:rPr>
+      <w:rFonts w:eastAsia="黑体"/>
       <w:color w:themeColor="text1" w:val="000000"/>
     </w:rPr>
     <w:tblPr>
@@ -13609,6 +14138,7 @@
     </w:tcPr>
     <w:tblStylePr w:type="firstRow">
       <w:rPr>
+        <w:rFonts w:eastAsia="黑体"/>
         <w:b/>
         <w:bCs/>
         <w:color w:themeColor="background1" w:val="FFFFFF"/>
@@ -13623,6 +14153,7 @@
     </w:tblStylePr>
     <w:tblStylePr w:type="lastRow">
       <w:rPr>
+        <w:rFonts w:eastAsia="黑体"/>
         <w:b/>
         <w:bCs/>
         <w:color w:themeColor="accent2" w:themeShade="CC" w:val="9E3A38"/>
@@ -13637,12 +14168,14 @@
     </w:tblStylePr>
     <w:tblStylePr w:type="firstCol">
       <w:rPr>
+        <w:rFonts w:eastAsia="黑体"/>
         <w:b/>
         <w:bCs/>
       </w:rPr>
     </w:tblStylePr>
     <w:tblStylePr w:type="lastCol">
       <w:rPr>
+        <w:rFonts w:eastAsia="黑体"/>
         <w:b/>
         <w:bCs/>
       </w:rPr>
@@ -13677,6 +14210,7 @@
       <w:spacing w:after="0" w:line="240" w:lineRule="auto"/>
     </w:pPr>
     <w:rPr>
+      <w:rFonts w:eastAsia="黑体"/>
       <w:color w:themeColor="text1" w:val="000000"/>
     </w:rPr>
     <w:tblPr>
@@ -13695,6 +14229,7 @@
     </w:tcPr>
     <w:tblStylePr w:type="firstRow">
       <w:rPr>
+        <w:rFonts w:eastAsia="黑体"/>
         <w:b/>
         <w:bCs/>
         <w:color w:themeColor="background1" w:val="FFFFFF"/>
@@ -13709,6 +14244,7 @@
     </w:tblStylePr>
     <w:tblStylePr w:type="lastRow">
       <w:rPr>
+        <w:rFonts w:eastAsia="黑体"/>
         <w:b/>
         <w:bCs/>
         <w:color w:themeColor="accent2" w:themeShade="CC" w:val="9E3A38"/>
@@ -13723,12 +14259,14 @@
     </w:tblStylePr>
     <w:tblStylePr w:type="firstCol">
       <w:rPr>
+        <w:rFonts w:eastAsia="黑体"/>
         <w:b/>
         <w:bCs/>
       </w:rPr>
     </w:tblStylePr>
     <w:tblStylePr w:type="lastCol">
       <w:rPr>
+        <w:rFonts w:eastAsia="黑体"/>
         <w:b/>
         <w:bCs/>
       </w:rPr>
@@ -13763,6 +14301,7 @@
       <w:spacing w:after="0" w:line="240" w:lineRule="auto"/>
     </w:pPr>
     <w:rPr>
+      <w:rFonts w:eastAsia="黑体"/>
       <w:color w:themeColor="text1" w:val="000000"/>
     </w:rPr>
     <w:tblPr>
@@ -13781,6 +14320,7 @@
     </w:tcPr>
     <w:tblStylePr w:type="firstRow">
       <w:rPr>
+        <w:rFonts w:eastAsia="黑体"/>
         <w:b/>
         <w:bCs/>
         <w:color w:themeColor="background1" w:val="FFFFFF"/>
@@ -13795,6 +14335,7 @@
     </w:tblStylePr>
     <w:tblStylePr w:type="lastRow">
       <w:rPr>
+        <w:rFonts w:eastAsia="黑体"/>
         <w:b/>
         <w:bCs/>
         <w:color w:themeColor="accent2" w:themeShade="CC" w:val="9E3A38"/>
@@ -13809,12 +14350,14 @@
     </w:tblStylePr>
     <w:tblStylePr w:type="firstCol">
       <w:rPr>
+        <w:rFonts w:eastAsia="黑体"/>
         <w:b/>
         <w:bCs/>
       </w:rPr>
     </w:tblStylePr>
     <w:tblStylePr w:type="lastCol">
       <w:rPr>
+        <w:rFonts w:eastAsia="黑体"/>
         <w:b/>
         <w:bCs/>
       </w:rPr>
@@ -13849,6 +14392,7 @@
       <w:spacing w:after="0" w:line="240" w:lineRule="auto"/>
     </w:pPr>
     <w:rPr>
+      <w:rFonts w:eastAsia="黑体"/>
       <w:color w:themeColor="text1" w:val="000000"/>
     </w:rPr>
     <w:tblPr>
@@ -13867,6 +14411,7 @@
     </w:tcPr>
     <w:tblStylePr w:type="firstRow">
       <w:rPr>
+        <w:rFonts w:eastAsia="黑体"/>
         <w:b/>
         <w:bCs/>
         <w:color w:themeColor="background1" w:val="FFFFFF"/>
@@ -13881,6 +14426,7 @@
     </w:tblStylePr>
     <w:tblStylePr w:type="lastRow">
       <w:rPr>
+        <w:rFonts w:eastAsia="黑体"/>
         <w:b/>
         <w:bCs/>
         <w:color w:themeColor="accent4" w:themeShade="CC" w:val="664E82"/>
@@ -13895,12 +14441,14 @@
     </w:tblStylePr>
     <w:tblStylePr w:type="firstCol">
       <w:rPr>
+        <w:rFonts w:eastAsia="黑体"/>
         <w:b/>
         <w:bCs/>
       </w:rPr>
     </w:tblStylePr>
     <w:tblStylePr w:type="lastCol">
       <w:rPr>
+        <w:rFonts w:eastAsia="黑体"/>
         <w:b/>
         <w:bCs/>
       </w:rPr>
@@ -13935,6 +14483,7 @@
       <w:spacing w:after="0" w:line="240" w:lineRule="auto"/>
     </w:pPr>
     <w:rPr>
+      <w:rFonts w:eastAsia="黑体"/>
       <w:color w:themeColor="text1" w:val="000000"/>
     </w:rPr>
     <w:tblPr>
@@ -13953,6 +14502,7 @@
     </w:tcPr>
     <w:tblStylePr w:type="firstRow">
       <w:rPr>
+        <w:rFonts w:eastAsia="黑体"/>
         <w:b/>
         <w:bCs/>
         <w:color w:themeColor="background1" w:val="FFFFFF"/>
@@ -13967,6 +14517,7 @@
     </w:tblStylePr>
     <w:tblStylePr w:type="lastRow">
       <w:rPr>
+        <w:rFonts w:eastAsia="黑体"/>
         <w:b/>
         <w:bCs/>
         <w:color w:themeColor="accent3" w:themeShade="CC" w:val="7E9C40"/>
@@ -13981,12 +14532,14 @@
     </w:tblStylePr>
     <w:tblStylePr w:type="firstCol">
       <w:rPr>
+        <w:rFonts w:eastAsia="黑体"/>
         <w:b/>
         <w:bCs/>
       </w:rPr>
     </w:tblStylePr>
     <w:tblStylePr w:type="lastCol">
       <w:rPr>
+        <w:rFonts w:eastAsia="黑体"/>
         <w:b/>
         <w:bCs/>
       </w:rPr>
@@ -14021,6 +14574,7 @@
       <w:spacing w:after="0" w:line="240" w:lineRule="auto"/>
     </w:pPr>
     <w:rPr>
+      <w:rFonts w:eastAsia="黑体"/>
       <w:color w:themeColor="text1" w:val="000000"/>
     </w:rPr>
     <w:tblPr>
@@ -14039,6 +14593,7 @@
     </w:tcPr>
     <w:tblStylePr w:type="firstRow">
       <w:rPr>
+        <w:rFonts w:eastAsia="黑体"/>
         <w:b/>
         <w:bCs/>
         <w:color w:themeColor="background1" w:val="FFFFFF"/>
@@ -14053,6 +14608,7 @@
     </w:tblStylePr>
     <w:tblStylePr w:type="lastRow">
       <w:rPr>
+        <w:rFonts w:eastAsia="黑体"/>
         <w:b/>
         <w:bCs/>
         <w:color w:themeColor="accent6" w:themeShade="CC" w:val="F2730A"/>
@@ -14067,12 +14623,14 @@
     </w:tblStylePr>
     <w:tblStylePr w:type="firstCol">
       <w:rPr>
+        <w:rFonts w:eastAsia="黑体"/>
         <w:b/>
         <w:bCs/>
       </w:rPr>
     </w:tblStylePr>
     <w:tblStylePr w:type="lastCol">
       <w:rPr>
+        <w:rFonts w:eastAsia="黑体"/>
         <w:b/>
         <w:bCs/>
       </w:rPr>
@@ -14107,6 +14665,7 @@
       <w:spacing w:after="0" w:line="240" w:lineRule="auto"/>
     </w:pPr>
     <w:rPr>
+      <w:rFonts w:eastAsia="黑体"/>
       <w:color w:themeColor="text1" w:val="000000"/>
     </w:rPr>
     <w:tblPr>
@@ -14125,6 +14684,7 @@
     </w:tcPr>
     <w:tblStylePr w:type="firstRow">
       <w:rPr>
+        <w:rFonts w:eastAsia="黑体"/>
         <w:b/>
         <w:bCs/>
         <w:color w:themeColor="background1" w:val="FFFFFF"/>
@@ -14139,6 +14699,7 @@
     </w:tblStylePr>
     <w:tblStylePr w:type="lastRow">
       <w:rPr>
+        <w:rFonts w:eastAsia="黑体"/>
         <w:b/>
         <w:bCs/>
         <w:color w:themeColor="accent5" w:themeShade="CC" w:val="348DA5"/>
@@ -14153,12 +14714,14 @@
     </w:tblStylePr>
     <w:tblStylePr w:type="firstCol">
       <w:rPr>
+        <w:rFonts w:eastAsia="黑体"/>
         <w:b/>
         <w:bCs/>
       </w:rPr>
     </w:tblStylePr>
     <w:tblStylePr w:type="lastCol">
       <w:rPr>
+        <w:rFonts w:eastAsia="黑体"/>
         <w:b/>
         <w:bCs/>
       </w:rPr>
@@ -14193,6 +14756,7 @@
       <w:spacing w:after="0" w:line="240" w:lineRule="auto"/>
     </w:pPr>
     <w:rPr>
+      <w:rFonts w:eastAsia="黑体"/>
       <w:color w:themeColor="text1" w:val="000000"/>
     </w:rPr>
     <w:tblPr>
@@ -14214,6 +14778,7 @@
     </w:tcPr>
     <w:tblStylePr w:type="firstRow">
       <w:rPr>
+        <w:rFonts w:eastAsia="黑体"/>
         <w:b/>
         <w:bCs/>
       </w:rPr>
@@ -14224,6 +14789,7 @@
     </w:tblStylePr>
     <w:tblStylePr w:type="lastRow">
       <w:rPr>
+        <w:rFonts w:eastAsia="黑体"/>
         <w:b/>
         <w:bCs/>
         <w:color w:themeColor="text1" w:val="000000"/>
@@ -14235,6 +14801,7 @@
     </w:tblStylePr>
     <w:tblStylePr w:type="firstCol">
       <w:rPr>
+        <w:rFonts w:eastAsia="黑体"/>
         <w:color w:themeColor="background1" w:val="FFFFFF"/>
       </w:rPr>
       <w:tblPr/>
@@ -14244,6 +14811,7 @@
     </w:tblStylePr>
     <w:tblStylePr w:type="lastCol">
       <w:rPr>
+        <w:rFonts w:eastAsia="黑体"/>
         <w:color w:themeColor="background1" w:val="FFFFFF"/>
       </w:rPr>
       <w:tblPr/>
@@ -14273,6 +14841,7 @@
       <w:spacing w:after="0" w:line="240" w:lineRule="auto"/>
     </w:pPr>
     <w:rPr>
+      <w:rFonts w:eastAsia="黑体"/>
       <w:color w:themeColor="text1" w:val="000000"/>
     </w:rPr>
     <w:tblPr>
@@ -14294,6 +14863,7 @@
     </w:tcPr>
     <w:tblStylePr w:type="firstRow">
       <w:rPr>
+        <w:rFonts w:eastAsia="黑体"/>
         <w:b/>
         <w:bCs/>
       </w:rPr>
@@ -14304,6 +14874,7 @@
     </w:tblStylePr>
     <w:tblStylePr w:type="lastRow">
       <w:rPr>
+        <w:rFonts w:eastAsia="黑体"/>
         <w:b/>
         <w:bCs/>
         <w:color w:themeColor="text1" w:val="000000"/>
@@ -14315,6 +14886,7 @@
     </w:tblStylePr>
     <w:tblStylePr w:type="firstCol">
       <w:rPr>
+        <w:rFonts w:eastAsia="黑体"/>
         <w:color w:themeColor="background1" w:val="FFFFFF"/>
       </w:rPr>
       <w:tblPr/>
@@ -14324,6 +14896,7 @@
     </w:tblStylePr>
     <w:tblStylePr w:type="lastCol">
       <w:rPr>
+        <w:rFonts w:eastAsia="黑体"/>
         <w:color w:themeColor="background1" w:val="FFFFFF"/>
       </w:rPr>
       <w:tblPr/>
@@ -14353,6 +14926,7 @@
       <w:spacing w:after="0" w:line="240" w:lineRule="auto"/>
     </w:pPr>
     <w:rPr>
+      <w:rFonts w:eastAsia="黑体"/>
       <w:color w:themeColor="text1" w:val="000000"/>
     </w:rPr>
     <w:tblPr>
@@ -14374,6 +14948,7 @@
     </w:tcPr>
     <w:tblStylePr w:type="firstRow">
       <w:rPr>
+        <w:rFonts w:eastAsia="黑体"/>
         <w:b/>
         <w:bCs/>
       </w:rPr>
@@ -14384,6 +14959,7 @@
     </w:tblStylePr>
     <w:tblStylePr w:type="lastRow">
       <w:rPr>
+        <w:rFonts w:eastAsia="黑体"/>
         <w:b/>
         <w:bCs/>
         <w:color w:themeColor="text1" w:val="000000"/>
@@ -14395,6 +14971,7 @@
     </w:tblStylePr>
     <w:tblStylePr w:type="firstCol">
       <w:rPr>
+        <w:rFonts w:eastAsia="黑体"/>
         <w:color w:themeColor="background1" w:val="FFFFFF"/>
       </w:rPr>
       <w:tblPr/>
@@ -14404,6 +14981,7 @@
     </w:tblStylePr>
     <w:tblStylePr w:type="lastCol">
       <w:rPr>
+        <w:rFonts w:eastAsia="黑体"/>
         <w:color w:themeColor="background1" w:val="FFFFFF"/>
       </w:rPr>
       <w:tblPr/>
@@ -14433,6 +15011,7 @@
       <w:spacing w:after="0" w:line="240" w:lineRule="auto"/>
     </w:pPr>
     <w:rPr>
+      <w:rFonts w:eastAsia="黑体"/>
       <w:color w:themeColor="text1" w:val="000000"/>
     </w:rPr>
     <w:tblPr>
@@ -14454,6 +15033,7 @@
     </w:tcPr>
     <w:tblStylePr w:type="firstRow">
       <w:rPr>
+        <w:rFonts w:eastAsia="黑体"/>
         <w:b/>
         <w:bCs/>
       </w:rPr>
@@ -14464,6 +15044,7 @@
     </w:tblStylePr>
     <w:tblStylePr w:type="lastRow">
       <w:rPr>
+        <w:rFonts w:eastAsia="黑体"/>
         <w:b/>
         <w:bCs/>
         <w:color w:themeColor="text1" w:val="000000"/>
@@ -14475,6 +15056,7 @@
     </w:tblStylePr>
     <w:tblStylePr w:type="firstCol">
       <w:rPr>
+        <w:rFonts w:eastAsia="黑体"/>
         <w:color w:themeColor="background1" w:val="FFFFFF"/>
       </w:rPr>
       <w:tblPr/>
@@ -14484,6 +15066,7 @@
     </w:tblStylePr>
     <w:tblStylePr w:type="lastCol">
       <w:rPr>
+        <w:rFonts w:eastAsia="黑体"/>
         <w:color w:themeColor="background1" w:val="FFFFFF"/>
       </w:rPr>
       <w:tblPr/>
@@ -14513,6 +15096,7 @@
       <w:spacing w:after="0" w:line="240" w:lineRule="auto"/>
     </w:pPr>
     <w:rPr>
+      <w:rFonts w:eastAsia="黑体"/>
       <w:color w:themeColor="text1" w:val="000000"/>
     </w:rPr>
     <w:tblPr>
@@ -14534,6 +15118,7 @@
     </w:tcPr>
     <w:tblStylePr w:type="firstRow">
       <w:rPr>
+        <w:rFonts w:eastAsia="黑体"/>
         <w:b/>
         <w:bCs/>
       </w:rPr>
@@ -14544,6 +15129,7 @@
     </w:tblStylePr>
     <w:tblStylePr w:type="lastRow">
       <w:rPr>
+        <w:rFonts w:eastAsia="黑体"/>
         <w:b/>
         <w:bCs/>
         <w:color w:themeColor="text1" w:val="000000"/>
@@ -14555,6 +15141,7 @@
     </w:tblStylePr>
     <w:tblStylePr w:type="firstCol">
       <w:rPr>
+        <w:rFonts w:eastAsia="黑体"/>
         <w:color w:themeColor="background1" w:val="FFFFFF"/>
       </w:rPr>
       <w:tblPr/>
@@ -14564,6 +15151,7 @@
     </w:tblStylePr>
     <w:tblStylePr w:type="lastCol">
       <w:rPr>
+        <w:rFonts w:eastAsia="黑体"/>
         <w:color w:themeColor="background1" w:val="FFFFFF"/>
       </w:rPr>
       <w:tblPr/>
@@ -14593,6 +15181,7 @@
       <w:spacing w:after="0" w:line="240" w:lineRule="auto"/>
     </w:pPr>
     <w:rPr>
+      <w:rFonts w:eastAsia="黑体"/>
       <w:color w:themeColor="text1" w:val="000000"/>
     </w:rPr>
     <w:tblPr>
@@ -14614,6 +15203,7 @@
     </w:tcPr>
     <w:tblStylePr w:type="firstRow">
       <w:rPr>
+        <w:rFonts w:eastAsia="黑体"/>
         <w:b/>
         <w:bCs/>
       </w:rPr>
@@ -14624,6 +15214,7 @@
     </w:tblStylePr>
     <w:tblStylePr w:type="lastRow">
       <w:rPr>
+        <w:rFonts w:eastAsia="黑体"/>
         <w:b/>
         <w:bCs/>
         <w:color w:themeColor="text1" w:val="000000"/>
@@ -14635,6 +15226,7 @@
     </w:tblStylePr>
     <w:tblStylePr w:type="firstCol">
       <w:rPr>
+        <w:rFonts w:eastAsia="黑体"/>
         <w:color w:themeColor="background1" w:val="FFFFFF"/>
       </w:rPr>
       <w:tblPr/>
@@ -14644,6 +15236,7 @@
     </w:tblStylePr>
     <w:tblStylePr w:type="lastCol">
       <w:rPr>
+        <w:rFonts w:eastAsia="黑体"/>
         <w:color w:themeColor="background1" w:val="FFFFFF"/>
       </w:rPr>
       <w:tblPr/>
@@ -14673,6 +15266,7 @@
       <w:spacing w:after="0" w:line="240" w:lineRule="auto"/>
     </w:pPr>
     <w:rPr>
+      <w:rFonts w:eastAsia="黑体"/>
       <w:color w:themeColor="text1" w:val="000000"/>
     </w:rPr>
     <w:tblPr>
@@ -14694,6 +15288,7 @@
     </w:tcPr>
     <w:tblStylePr w:type="firstRow">
       <w:rPr>
+        <w:rFonts w:eastAsia="黑体"/>
         <w:b/>
         <w:bCs/>
       </w:rPr>
@@ -14704,6 +15299,7 @@
     </w:tblStylePr>
     <w:tblStylePr w:type="lastRow">
       <w:rPr>
+        <w:rFonts w:eastAsia="黑体"/>
         <w:b/>
         <w:bCs/>
         <w:color w:themeColor="text1" w:val="000000"/>
@@ -14715,6 +15311,7 @@
     </w:tblStylePr>
     <w:tblStylePr w:type="firstCol">
       <w:rPr>
+        <w:rFonts w:eastAsia="黑体"/>
         <w:color w:themeColor="background1" w:val="FFFFFF"/>
       </w:rPr>
       <w:tblPr/>
@@ -14724,6 +15321,7 @@
     </w:tblStylePr>
     <w:tblStylePr w:type="lastCol">
       <w:rPr>
+        <w:rFonts w:eastAsia="黑体"/>
         <w:color w:themeColor="background1" w:val="FFFFFF"/>
       </w:rPr>
       <w:tblPr/>
@@ -14756,6 +15354,7 @@
     <w:name w:val="KeywordTok"/>
     <w:basedOn w:val="VerbatimChar"/>
     <w:rPr>
+      <w:rFonts w:eastAsia="黑体"/>
       <w:b/>
       <w:color w:val="007020"/>
     </w:rPr>
@@ -14764,6 +15363,7 @@
     <w:name w:val="DataTypeTok"/>
     <w:basedOn w:val="VerbatimChar"/>
     <w:rPr>
+      <w:rFonts w:eastAsia="黑体"/>
       <w:color w:val="902000"/>
     </w:rPr>
   </w:style>
@@ -14771,6 +15371,7 @@
     <w:name w:val="DecValTok"/>
     <w:basedOn w:val="VerbatimChar"/>
     <w:rPr>
+      <w:rFonts w:eastAsia="黑体"/>
       <w:color w:val="40a070"/>
     </w:rPr>
   </w:style>
@@ -14778,6 +15379,7 @@
     <w:name w:val="BaseNTok"/>
     <w:basedOn w:val="VerbatimChar"/>
     <w:rPr>
+      <w:rFonts w:eastAsia="黑体"/>
       <w:color w:val="40a070"/>
     </w:rPr>
   </w:style>
@@ -14785,6 +15387,7 @@
     <w:name w:val="FloatTok"/>
     <w:basedOn w:val="VerbatimChar"/>
     <w:rPr>
+      <w:rFonts w:eastAsia="黑体"/>
       <w:color w:val="40a070"/>
     </w:rPr>
   </w:style>
@@ -14792,6 +15395,7 @@
     <w:name w:val="ConstantTok"/>
     <w:basedOn w:val="VerbatimChar"/>
     <w:rPr>
+      <w:rFonts w:eastAsia="黑体"/>
       <w:color w:val="880000"/>
     </w:rPr>
   </w:style>
@@ -14799,6 +15403,7 @@
     <w:name w:val="CharTok"/>
     <w:basedOn w:val="VerbatimChar"/>
     <w:rPr>
+      <w:rFonts w:eastAsia="黑体"/>
       <w:color w:val="4070a0"/>
     </w:rPr>
   </w:style>
@@ -14806,6 +15411,7 @@
     <w:name w:val="SpecialCharTok"/>
     <w:basedOn w:val="VerbatimChar"/>
     <w:rPr>
+      <w:rFonts w:eastAsia="黑体"/>
       <w:color w:val="4070a0"/>
     </w:rPr>
   </w:style>
@@ -14813,6 +15419,7 @@
     <w:name w:val="StringTok"/>
     <w:basedOn w:val="VerbatimChar"/>
     <w:rPr>
+      <w:rFonts w:eastAsia="黑体"/>
       <w:color w:val="4070a0"/>
     </w:rPr>
   </w:style>
@@ -14820,6 +15427,7 @@
     <w:name w:val="VerbatimStringTok"/>
     <w:basedOn w:val="VerbatimChar"/>
     <w:rPr>
+      <w:rFonts w:eastAsia="黑体"/>
       <w:color w:val="4070a0"/>
     </w:rPr>
   </w:style>
@@ -14827,6 +15435,7 @@
     <w:name w:val="SpecialStringTok"/>
     <w:basedOn w:val="VerbatimChar"/>
     <w:rPr>
+      <w:rFonts w:eastAsia="黑体"/>
       <w:color w:val="bb6688"/>
     </w:rPr>
   </w:style>
@@ -14834,6 +15443,7 @@
     <w:name w:val="ImportTok"/>
     <w:basedOn w:val="VerbatimChar"/>
     <w:rPr>
+      <w:rFonts w:eastAsia="黑体"/>
       <w:b/>
       <w:color w:val="008000"/>
     </w:rPr>
@@ -14842,6 +15452,7 @@
     <w:name w:val="CommentTok"/>
     <w:basedOn w:val="VerbatimChar"/>
     <w:rPr>
+      <w:rFonts w:eastAsia="黑体"/>
       <w:i/>
       <w:color w:val="60a0b0"/>
     </w:rPr>
@@ -14850,6 +15461,7 @@
     <w:name w:val="DocumentationTok"/>
     <w:basedOn w:val="VerbatimChar"/>
     <w:rPr>
+      <w:rFonts w:eastAsia="黑体"/>
       <w:i/>
       <w:color w:val="ba2121"/>
     </w:rPr>
@@ -14858,6 +15470,7 @@
     <w:name w:val="AnnotationTok"/>
     <w:basedOn w:val="VerbatimChar"/>
     <w:rPr>
+      <w:rFonts w:eastAsia="黑体"/>
       <w:b/>
       <w:i/>
       <w:color w:val="60a0b0"/>
@@ -14867,6 +15480,7 @@
     <w:name w:val="CommentVarTok"/>
     <w:basedOn w:val="VerbatimChar"/>
     <w:rPr>
+      <w:rFonts w:eastAsia="黑体"/>
       <w:b/>
       <w:i/>
       <w:color w:val="60a0b0"/>
@@ -14876,6 +15490,7 @@
     <w:name w:val="OtherTok"/>
     <w:basedOn w:val="VerbatimChar"/>
     <w:rPr>
+      <w:rFonts w:eastAsia="黑体"/>
       <w:color w:val="007020"/>
     </w:rPr>
   </w:style>
@@ -14883,6 +15498,7 @@
     <w:name w:val="FunctionTok"/>
     <w:basedOn w:val="VerbatimChar"/>
     <w:rPr>
+      <w:rFonts w:eastAsia="黑体"/>
       <w:color w:val="06287e"/>
     </w:rPr>
   </w:style>
@@ -14890,6 +15506,7 @@
     <w:name w:val="VariableTok"/>
     <w:basedOn w:val="VerbatimChar"/>
     <w:rPr>
+      <w:rFonts w:eastAsia="黑体"/>
       <w:color w:val="19177c"/>
     </w:rPr>
   </w:style>
@@ -14897,6 +15514,7 @@
     <w:name w:val="ControlFlowTok"/>
     <w:basedOn w:val="VerbatimChar"/>
     <w:rPr>
+      <w:rFonts w:eastAsia="黑体"/>
       <w:b/>
       <w:color w:val="007020"/>
     </w:rPr>
@@ -14905,6 +15523,7 @@
     <w:name w:val="OperatorTok"/>
     <w:basedOn w:val="VerbatimChar"/>
     <w:rPr>
+      <w:rFonts w:eastAsia="黑体"/>
       <w:color w:val="666666"/>
     </w:rPr>
   </w:style>
@@ -14912,18 +15531,22 @@
     <w:name w:val="BuiltInTok"/>
     <w:basedOn w:val="VerbatimChar"/>
     <w:rPr>
+      <w:rFonts w:eastAsia="黑体"/>
       <w:color w:val="008000"/>
     </w:rPr>
   </w:style>
   <w:style w:type="character" w:customStyle="1" w:styleId="ExtensionTok">
     <w:name w:val="ExtensionTok"/>
     <w:basedOn w:val="VerbatimChar"/>
-    <w:rPr/>
+    <w:rPr>
+      <w:rFonts w:eastAsia="黑体"/>
+    </w:rPr>
   </w:style>
   <w:style w:type="character" w:customStyle="1" w:styleId="PreprocessorTok">
     <w:name w:val="PreprocessorTok"/>
     <w:basedOn w:val="VerbatimChar"/>
     <w:rPr>
+      <w:rFonts w:eastAsia="黑体"/>
       <w:color w:val="bc7a00"/>
     </w:rPr>
   </w:style>
@@ -14931,18 +15554,22 @@
     <w:name w:val="AttributeTok"/>
     <w:basedOn w:val="VerbatimChar"/>
     <w:rPr>
+      <w:rFonts w:eastAsia="黑体"/>
       <w:color w:val="7d9029"/>
     </w:rPr>
   </w:style>
   <w:style w:type="character" w:customStyle="1" w:styleId="RegionMarkerTok">
     <w:name w:val="RegionMarkerTok"/>
     <w:basedOn w:val="VerbatimChar"/>
-    <w:rPr/>
+    <w:rPr>
+      <w:rFonts w:eastAsia="黑体"/>
+    </w:rPr>
   </w:style>
   <w:style w:type="character" w:customStyle="1" w:styleId="InformationTok">
     <w:name w:val="InformationTok"/>
     <w:basedOn w:val="VerbatimChar"/>
     <w:rPr>
+      <w:rFonts w:eastAsia="黑体"/>
       <w:b/>
       <w:i/>
       <w:color w:val="60a0b0"/>
@@ -14952,6 +15579,7 @@
     <w:name w:val="WarningTok"/>
     <w:basedOn w:val="VerbatimChar"/>
     <w:rPr>
+      <w:rFonts w:eastAsia="黑体"/>
       <w:b/>
       <w:i/>
       <w:color w:val="60a0b0"/>
@@ -14961,6 +15589,7 @@
     <w:name w:val="AlertTok"/>
     <w:basedOn w:val="VerbatimChar"/>
     <w:rPr>
+      <w:rFonts w:eastAsia="黑体"/>
       <w:b/>
       <w:color w:val="ff0000"/>
     </w:rPr>
@@ -14969,6 +15598,7 @@
     <w:name w:val="ErrorTok"/>
     <w:basedOn w:val="VerbatimChar"/>
     <w:rPr>
+      <w:rFonts w:eastAsia="黑体"/>
       <w:b/>
       <w:color w:val="ff0000"/>
     </w:rPr>
@@ -14976,7 +15606,9 @@
   <w:style w:type="character" w:customStyle="1" w:styleId="NormalTok">
     <w:name w:val="NormalTok"/>
     <w:basedOn w:val="VerbatimChar"/>
-    <w:rPr/>
+    <w:rPr>
+      <w:rFonts w:eastAsia="黑体"/>
+    </w:rPr>
   </w:style>
 </w:styles>
 </file>
@@ -15025,12 +15657,12 @@
     <a:fontScheme name="Office">
       <a:majorFont>
         <a:latin typeface="Calibri"/>
-        <a:ea typeface=""/>
+        <a:ea typeface="黑体"/>
         <a:cs typeface=""/>
         <a:font script="Jpan" typeface="ＭＳ ゴシック"/>
         <a:font script="Hang" typeface="맑은 고딕"/>
-        <a:font script="Hans" typeface="宋体"/>
-        <a:font script="Hant" typeface="新細明體"/>
+        <a:font script="Hans" typeface="黑体"/>
+        <a:font script="Hant" typeface="黑体"/>
         <a:font script="Arab" typeface="Times New Roman"/>
         <a:font script="Hebr" typeface="Times New Roman"/>
         <a:font script="Thai" typeface="Angsana New"/>
@@ -15060,12 +15692,12 @@
       </a:majorFont>
       <a:minorFont>
         <a:latin typeface="Cambria"/>
-        <a:ea typeface=""/>
+        <a:ea typeface="黑体"/>
         <a:cs typeface=""/>
         <a:font script="Jpan" typeface="ＭＳ 明朝"/>
         <a:font script="Hang" typeface="맑은 고딕"/>
-        <a:font script="Hans" typeface="宋体"/>
-        <a:font script="Hant" typeface="新細明體"/>
+        <a:font script="Hans" typeface="黑体"/>
+        <a:font script="Hant" typeface="黑体"/>
         <a:font script="Arab" typeface="Arial"/>
         <a:font script="Hebr" typeface="Arial"/>
         <a:font script="Thai" typeface="Cordia New"/>

--- a/10-保护电路/02-过流保护/电流检测保护电路/电流检测保护电路.docx
+++ b/10-保护电路/02-过流保护/电流检测保护电路/电流检测保护电路.docx
@@ -2586,7 +2586,7 @@
           <w:color w:val="555555"/>
           <w:sz w:val="21"/>
         </w:rPr>
-        <w:t>材料收集者：杜文杰，WX手机：19519196569，QQ:3478827729</w:t>
+        <w:t>材料收集者：杜文杰，微信/手机：19519196569，QQ:3478827729</w:t>
       </w:r>
     </w:p>
     <w:sectPr>
